--- a/docs/data-drift-prediction-report.docx
+++ b/docs/data-drift-prediction-report.docx
@@ -26,7 +26,6 @@
         <w:rPr>
           <w:b/>
           <w:bCs/>
-          <w:color w:val="2E4057"/>
           <w:sz w:val="32"/>
           <w:szCs w:val="32"/>
         </w:rPr>
@@ -40,7 +39,6 @@
       </w:pPr>
       <w:r>
         <w:rPr>
-          <w:color w:val="444444"/>
           <w:sz w:val="24"/>
           <w:szCs w:val="24"/>
         </w:rPr>
@@ -52,13 +50,23 @@
         <w:spacing w:after="280"/>
         <w:jc w:val="center"/>
       </w:pPr>
+      <w:proofErr w:type="spellStart"/>
+      <w:proofErr w:type="gramStart"/>
       <w:r>
         <w:rPr>
           <w:i/>
           <w:iCs/>
-          <w:color w:val="555555"/>
-        </w:rPr>
-        <w:t>B.Tech (CSE) | Academic Year 2025-2026</w:t>
+        </w:rPr>
+        <w:t>B.Tech</w:t>
+      </w:r>
+      <w:proofErr w:type="spellEnd"/>
+      <w:proofErr w:type="gramEnd"/>
+      <w:r>
+        <w:rPr>
+          <w:i/>
+          <w:iCs/>
+        </w:rPr>
+        <w:t xml:space="preserve"> (CSE) | Academic Year 2025-2026</w:t>
       </w:r>
     </w:p>
     <w:p>
@@ -84,7 +92,6 @@
         <w:rPr>
           <w:b/>
           <w:bCs/>
-          <w:color w:val="1B6CA8"/>
           <w:sz w:val="40"/>
           <w:szCs w:val="40"/>
         </w:rPr>
@@ -100,7 +107,6 @@
         <w:rPr>
           <w:b/>
           <w:bCs/>
-          <w:color w:val="1B6CA8"/>
           <w:sz w:val="40"/>
           <w:szCs w:val="40"/>
         </w:rPr>
@@ -116,7 +122,6 @@
         <w:rPr>
           <w:i/>
           <w:iCs/>
-          <w:color w:val="555555"/>
           <w:sz w:val="26"/>
           <w:szCs w:val="26"/>
         </w:rPr>
@@ -138,7 +143,25 @@
           <w:b/>
           <w:bCs/>
         </w:rPr>
-        <w:t>Final Year Project Report | Third Year B.Tech (CSE)</w:t>
+        <w:t xml:space="preserve">Final Year Project Report | Third Year </w:t>
+      </w:r>
+      <w:proofErr w:type="spellStart"/>
+      <w:proofErr w:type="gramStart"/>
+      <w:r>
+        <w:rPr>
+          <w:b/>
+          <w:bCs/>
+        </w:rPr>
+        <w:t>B.Tech</w:t>
+      </w:r>
+      <w:proofErr w:type="spellEnd"/>
+      <w:proofErr w:type="gramEnd"/>
+      <w:r>
+        <w:rPr>
+          <w:b/>
+          <w:bCs/>
+        </w:rPr>
+        <w:t xml:space="preserve"> (CSE)</w:t>
       </w:r>
     </w:p>
     <w:p>
@@ -168,7 +191,6 @@
         <w:rPr>
           <w:b/>
           <w:bCs/>
-          <w:color w:val="1B6CA8"/>
         </w:rPr>
         <w:t>Pipeline Status: Fully Operational</w:t>
       </w:r>
@@ -181,8 +203,14 @@
     <w:p>
       <w:pPr>
         <w:pStyle w:val="Heading1"/>
-      </w:pPr>
-      <w:r>
+        <w:rPr>
+          <w:color w:val="auto"/>
+        </w:rPr>
+      </w:pPr>
+      <w:r>
+        <w:rPr>
+          <w:color w:val="auto"/>
+        </w:rPr>
         <w:lastRenderedPageBreak/>
         <w:t>Abstract</w:t>
       </w:r>
@@ -202,7 +230,23 @@
         <w:jc w:val="both"/>
       </w:pPr>
       <w:r>
-        <w:t>The central empirical finding of this project is that distributional divergence metrics, specifically Kullback-Leibler (KL) Divergence, Jensen-Shannon (JS) Divergence, and Wasserstein Distance, computed on unlabelled incoming feature distributions, can reliably predict how much a production model's accuracy will degrade before a single inference is made. A Linear Regression meta-model trained on just seven temporal data points achieves an R-squared value of 0.9924 and a Mean Absolute Error (MAE) of 1.43% under Leave-One-Out Cross-Validation. The five baseline classifiers, namely Random Forest, XGBoost, Decision Tree, Logistic Regression, and SVM, all achieve accuracies above 93% on same-distribution evaluation. However, when the Monday-trained Random Forest model is evaluated on Friday's DDoS traffic without retraining, accuracy collapses to 43.33%, which is effectively below chance level for a binary classifier. This dramatic degradation is precisely predicted by a KL Divergence of 12.3652 between the reference and drifted distributions.</w:t>
+        <w:t xml:space="preserve">The central empirical finding of this project is that distributional divergence metrics, specifically </w:t>
+      </w:r>
+      <w:proofErr w:type="spellStart"/>
+      <w:r>
+        <w:t>Kullback</w:t>
+      </w:r>
+      <w:proofErr w:type="spellEnd"/>
+      <w:r>
+        <w:t xml:space="preserve">-Leibler (KL) Divergence, Jensen-Shannon (JS) Divergence, and Wasserstein Distance, computed on unlabelled incoming feature distributions, can reliably predict how much a production model's accuracy will degrade before a single inference is made. A Linear Regression meta-model trained on just seven temporal data points achieves an R-squared value of 0.9924 and a Mean Absolute Error (MAE) of 1.43% under Leave-One-Out Cross-Validation. The five baseline classifiers, namely Random Forest, </w:t>
+      </w:r>
+      <w:proofErr w:type="spellStart"/>
+      <w:r>
+        <w:t>XGBoost</w:t>
+      </w:r>
+      <w:proofErr w:type="spellEnd"/>
+      <w:r>
+        <w:t>, Decision Tree, Logistic Regression, and SVM, all achieve accuracies above 93% on same-distribution evaluation. However, when the Monday-trained Random Forest model is evaluated on Friday's DDoS traffic without retraining, accuracy collapses to 43.33%, which is effectively below chance level for a binary classifier. This dramatic degradation is precisely predicted by a KL Divergence of 12.3652 between the reference and drifted distributions.</w:t>
       </w:r>
     </w:p>
     <w:p>
@@ -211,7 +255,23 @@
         <w:jc w:val="both"/>
       </w:pPr>
       <w:r>
-        <w:t>The pipeline is fully operational, deterministic, and memory-safe. All outputs are persisted to versioned artifact files, enabling complete reproducibility. This document serves as a comprehensive architectural and scientific handover report, covering the problem statement, literature context, methodology, results, and future directions in sufficient detail that any subsequent researcher can reproduce every result from scratch.</w:t>
+        <w:t xml:space="preserve">The pipeline is fully operational, deterministic, and </w:t>
+      </w:r>
+      <w:proofErr w:type="gramStart"/>
+      <w:r>
+        <w:t>memory-safe</w:t>
+      </w:r>
+      <w:proofErr w:type="gramEnd"/>
+      <w:r>
+        <w:t xml:space="preserve">. All outputs </w:t>
+      </w:r>
+      <w:proofErr w:type="gramStart"/>
+      <w:r>
+        <w:t>are persisted</w:t>
+      </w:r>
+      <w:proofErr w:type="gramEnd"/>
+      <w:r>
+        <w:t xml:space="preserve"> to versioned artifact files, enabling complete reproducibility. This document serves as a comprehensive architectural and scientific handover report, covering the problem statement, literature context, methodology, results, and future directions in sufficient detail that any subsequent researcher can reproduce every result from scratch.</w:t>
       </w:r>
     </w:p>
     <w:p>
@@ -222,8 +282,14 @@
     <w:p>
       <w:pPr>
         <w:pStyle w:val="Heading1"/>
-      </w:pPr>
-      <w:r>
+        <w:rPr>
+          <w:color w:val="auto"/>
+        </w:rPr>
+      </w:pPr>
+      <w:r>
+        <w:rPr>
+          <w:color w:val="auto"/>
+        </w:rPr>
         <w:lastRenderedPageBreak/>
         <w:t>1. Introduction and Problem Statement</w:t>
       </w:r>
@@ -231,9 +297,23 @@
     <w:p>
       <w:pPr>
         <w:pStyle w:val="Heading2"/>
-      </w:pPr>
-      <w:r>
-        <w:t>1.1  The Quiet Problem of Silent Model Decay</w:t>
+        <w:rPr>
+          <w:color w:val="auto"/>
+        </w:rPr>
+      </w:pPr>
+      <w:proofErr w:type="gramStart"/>
+      <w:r>
+        <w:rPr>
+          <w:color w:val="auto"/>
+        </w:rPr>
+        <w:t>1.1  The</w:t>
+      </w:r>
+      <w:proofErr w:type="gramEnd"/>
+      <w:r>
+        <w:rPr>
+          <w:color w:val="auto"/>
+        </w:rPr>
+        <w:t xml:space="preserve"> Quiet Problem of Silent Model Decay</w:t>
       </w:r>
     </w:p>
     <w:p>
@@ -251,7 +331,15 @@
         <w:jc w:val="both"/>
       </w:pPr>
       <w:r>
-        <w:t>Network traffic, in particular, is one of the most dynamically shifting data environments that a practitioner can encounter. The statistical character of a Monday morning's benign HTTPS traffic is genuinely different from that of a Wednesday afternoon's DoS flood, and a model trained on the former has, in a very real sense, no visibility into the latter. The degradation that results when such a model encounters dramatically shifted data is what this project refers to as Silent Model Decay. The term is deliberate: the decay is often silent because there is no immediate signal that anything has gone wrong. Security Operations Centres may take days or even weeks to manually annotate incoming attack traffic and compute updated accuracy metrics. By the time the drop in performance is noticed, the damage to the network may already have been done.</w:t>
+        <w:t>Network traffic</w:t>
+      </w:r>
+      <w:proofErr w:type="gramStart"/>
+      <w:r>
+        <w:t>, in particular, is</w:t>
+      </w:r>
+      <w:proofErr w:type="gramEnd"/>
+      <w:r>
+        <w:t xml:space="preserve"> one of the most dynamically shifting data environments that a practitioner can encounter. The statistical character of a Monday morning's benign HTTPS traffic is genuinely different from that of a Wednesday afternoon's DoS flood, and a model trained on the former has, in a very real sense, no visibility into the latter. The degradation that results when such a model encounters dramatically shifted data is what this project refers to as Silent Model Decay. The term is deliberate: the decay is often silent because there is no immediate signal that anything has gone wrong. Security Operations Centres may take days or even weeks to manually annotate incoming attack traffic and compute updated accuracy metrics. By the time the drop in performance is noticed, the damage to the network may already have been done.</w:t>
       </w:r>
     </w:p>
     <w:p>
@@ -266,9 +354,23 @@
     <w:p>
       <w:pPr>
         <w:pStyle w:val="Heading2"/>
-      </w:pPr>
-      <w:r>
-        <w:t>1.2  Why Existing Approaches Fall Short</w:t>
+        <w:rPr>
+          <w:color w:val="auto"/>
+        </w:rPr>
+      </w:pPr>
+      <w:proofErr w:type="gramStart"/>
+      <w:r>
+        <w:rPr>
+          <w:color w:val="auto"/>
+        </w:rPr>
+        <w:t>1.2  Why</w:t>
+      </w:r>
+      <w:proofErr w:type="gramEnd"/>
+      <w:r>
+        <w:rPr>
+          <w:color w:val="auto"/>
+        </w:rPr>
+        <w:t xml:space="preserve"> Existing Approaches Fall Short</w:t>
       </w:r>
     </w:p>
     <w:p>
@@ -277,7 +379,15 @@
         <w:jc w:val="both"/>
       </w:pPr>
       <w:r>
-        <w:t xml:space="preserve">The standard industry response to model drift is reactive by design. Widely deployed drift detection tools such as ADWIN (Adaptive Windowing), the Drift Detection Method, and the Page-Hinkley Test all operate by monitoring a stream of model predictions or error rates over time and raising alarms once those rates exceed statistically defined thresholds. The limitation common to all of these approaches is structural: they require access to ground-truth labels to compute error rates. In a real-time cybersecurity deployment, those labels may not arrive for hours or days after the traffic has been </w:t>
+        <w:t xml:space="preserve">The standard industry response to model drift is reactive by design. Widely deployed drift detection tools such as ADWIN (Adaptive Windowing), the Drift Detection Method, and the Page-Hinkley Test all operate by monitoring a stream of model predictions or error rates over time and raising alarms once those rates exceed statistically defined thresholds. The limitation common to </w:t>
+      </w:r>
+      <w:proofErr w:type="gramStart"/>
+      <w:r>
+        <w:t>all of</w:t>
+      </w:r>
+      <w:proofErr w:type="gramEnd"/>
+      <w:r>
+        <w:t xml:space="preserve"> these approaches is structural: they require access to ground-truth labels to compute error rates. In a real-time cybersecurity deployment, those labels may not arrive for hours or days after the traffic has been </w:t>
       </w:r>
       <w:r>
         <w:lastRenderedPageBreak/>
@@ -290,15 +400,45 @@
         <w:jc w:val="both"/>
       </w:pPr>
       <w:r>
-        <w:t>Commercial MLOps platforms such as Arize AI, Fiddler AI, and Dataiku compute drift scores and provide threshold-based alerts, which is genuinely useful. What they do not do, however, is translate those drift scores into a quantitative estimate of how much accuracy the deployed model is expected to lose. That step, the mapping from observed distributional divergence to predicted accuracy, is left to human engineering judgment. The present work fills this gap by training a regression meta-model that learns this mapping empirically from the temporal structure of the CICIDS 2017 dataset.</w:t>
+        <w:t xml:space="preserve">Commercial </w:t>
+      </w:r>
+      <w:proofErr w:type="spellStart"/>
+      <w:r>
+        <w:t>MLOps</w:t>
+      </w:r>
+      <w:proofErr w:type="spellEnd"/>
+      <w:r>
+        <w:t xml:space="preserve"> platforms such as </w:t>
+      </w:r>
+      <w:proofErr w:type="spellStart"/>
+      <w:r>
+        <w:t>Arize</w:t>
+      </w:r>
+      <w:proofErr w:type="spellEnd"/>
+      <w:r>
+        <w:t xml:space="preserve"> AI, Fiddler AI, and Dataiku compute drift scores and provide threshold-based alerts, which is genuinely useful. What they do not do, however, is translate those drift scores into a quantitative estimate of how much accuracy the deployed model is expected to lose. That step, the mapping from observed distributional divergence to predicted accuracy, is left to human engineering judgment. The present work fills this gap by training a regression meta-model that learns this mapping empirically from the temporal structure of the CICIDS 2017 dataset.</w:t>
       </w:r>
     </w:p>
     <w:p>
       <w:pPr>
         <w:pStyle w:val="Heading2"/>
-      </w:pPr>
-      <w:r>
-        <w:t>1.3  Core Problem Statement</w:t>
+        <w:rPr>
+          <w:color w:val="auto"/>
+        </w:rPr>
+      </w:pPr>
+      <w:proofErr w:type="gramStart"/>
+      <w:r>
+        <w:rPr>
+          <w:color w:val="auto"/>
+        </w:rPr>
+        <w:t>1.3  Core</w:t>
+      </w:r>
+      <w:proofErr w:type="gramEnd"/>
+      <w:r>
+        <w:rPr>
+          <w:color w:val="auto"/>
+        </w:rPr>
+        <w:t xml:space="preserve"> Problem Statement</w:t>
       </w:r>
     </w:p>
     <w:tbl>
@@ -322,12 +462,6 @@
         <w:gridCol w:w="9360"/>
       </w:tblGrid>
       <w:tr>
-        <w:tblPrEx>
-          <w:tblCellMar>
-            <w:top w:w="0" w:type="dxa"/>
-            <w:bottom w:w="0" w:type="dxa"/>
-          </w:tblCellMar>
-        </w:tblPrEx>
         <w:tc>
           <w:tcPr>
             <w:tcW w:w="9360" w:type="dxa"/>
@@ -354,7 +488,6 @@
               <w:rPr>
                 <w:b/>
                 <w:bCs/>
-                <w:color w:val="1B6CA8"/>
               </w:rPr>
               <w:t>Core Problem Statement</w:t>
             </w:r>
@@ -397,8 +530,14 @@
     <w:p>
       <w:pPr>
         <w:pStyle w:val="Heading1"/>
-      </w:pPr>
-      <w:r>
+        <w:rPr>
+          <w:color w:val="auto"/>
+        </w:rPr>
+      </w:pPr>
+      <w:r>
+        <w:rPr>
+          <w:color w:val="auto"/>
+        </w:rPr>
         <w:lastRenderedPageBreak/>
         <w:t>2. Literature Review</w:t>
       </w:r>
@@ -406,9 +545,23 @@
     <w:p>
       <w:pPr>
         <w:pStyle w:val="Heading2"/>
-      </w:pPr>
-      <w:r>
-        <w:t>2.1  Taxonomy of Data Drift</w:t>
+        <w:rPr>
+          <w:color w:val="auto"/>
+        </w:rPr>
+      </w:pPr>
+      <w:proofErr w:type="gramStart"/>
+      <w:r>
+        <w:rPr>
+          <w:color w:val="auto"/>
+        </w:rPr>
+        <w:t>2.1  Taxonomy</w:t>
+      </w:r>
+      <w:proofErr w:type="gramEnd"/>
+      <w:r>
+        <w:rPr>
+          <w:color w:val="auto"/>
+        </w:rPr>
+        <w:t xml:space="preserve"> of Data Drift</w:t>
       </w:r>
     </w:p>
     <w:p>
@@ -432,9 +585,23 @@
     <w:p>
       <w:pPr>
         <w:pStyle w:val="Heading2"/>
-      </w:pPr>
-      <w:r>
-        <w:t>2.2  Reactive Drift Detection Methods</w:t>
+        <w:rPr>
+          <w:color w:val="auto"/>
+        </w:rPr>
+      </w:pPr>
+      <w:proofErr w:type="gramStart"/>
+      <w:r>
+        <w:rPr>
+          <w:color w:val="auto"/>
+        </w:rPr>
+        <w:t>2.2  Reactive</w:t>
+      </w:r>
+      <w:proofErr w:type="gramEnd"/>
+      <w:r>
+        <w:rPr>
+          <w:color w:val="auto"/>
+        </w:rPr>
+        <w:t xml:space="preserve"> Drift Detection Methods</w:t>
       </w:r>
     </w:p>
     <w:p>
@@ -443,7 +610,31 @@
         <w:jc w:val="both"/>
       </w:pPr>
       <w:r>
-        <w:t>The most mature body of drift detection literature concerns itself with retrospective monitoring, that is, detecting drift that has already occurred. ADWIN, proposed by Bifet and Gavaldà (2007), maintains an adaptive sliding window over a monitored data stream and detects drift by comparing the statistics of sub-windows when the difference between them exceeds a bound derived from the Hoeffding inequality. The algorithm is theoretically well-grounded and computationally efficient, which accounts for its widespread adoption in streaming frameworks.</w:t>
+        <w:t xml:space="preserve">The most mature body of drift detection literature concerns itself with retrospective monitoring, that is, detecting drift that has already occurred. ADWIN, proposed by </w:t>
+      </w:r>
+      <w:proofErr w:type="spellStart"/>
+      <w:r>
+        <w:t>Bifet</w:t>
+      </w:r>
+      <w:proofErr w:type="spellEnd"/>
+      <w:r>
+        <w:t xml:space="preserve"> and </w:t>
+      </w:r>
+      <w:proofErr w:type="spellStart"/>
+      <w:r>
+        <w:t>Gavaldà</w:t>
+      </w:r>
+      <w:proofErr w:type="spellEnd"/>
+      <w:r>
+        <w:t xml:space="preserve"> (2007), maintains an adaptive sliding window over a monitored data stream and detects drift by comparing the statistics of sub-windows when the difference between them exceeds a bound derived from the </w:t>
+      </w:r>
+      <w:proofErr w:type="spellStart"/>
+      <w:r>
+        <w:t>Hoeffding</w:t>
+      </w:r>
+      <w:proofErr w:type="spellEnd"/>
+      <w:r>
+        <w:t xml:space="preserve"> inequality. The algorithm is theoretically well-grounded and computationally efficient, which accounts for its widespread adoption in streaming frameworks.</w:t>
       </w:r>
     </w:p>
     <w:p>
@@ -462,9 +653,23 @@
     <w:p>
       <w:pPr>
         <w:pStyle w:val="Heading2"/>
-      </w:pPr>
-      <w:r>
-        <w:t>2.3  Statistical Divergence as a Drift Proxy</w:t>
+        <w:rPr>
+          <w:color w:val="auto"/>
+        </w:rPr>
+      </w:pPr>
+      <w:proofErr w:type="gramStart"/>
+      <w:r>
+        <w:rPr>
+          <w:color w:val="auto"/>
+        </w:rPr>
+        <w:t>2.3  Statistical</w:t>
+      </w:r>
+      <w:proofErr w:type="gramEnd"/>
+      <w:r>
+        <w:rPr>
+          <w:color w:val="auto"/>
+        </w:rPr>
+        <w:t xml:space="preserve"> Divergence as a Drift Proxy</w:t>
       </w:r>
     </w:p>
     <w:p>
@@ -473,7 +678,15 @@
         <w:jc w:val="both"/>
       </w:pPr>
       <w:r>
-        <w:t>A parallel and somewhat more recent body of work bypasses the label dependency by measuring distributional distance directly from unlabelled feature data. The Population Stability Index (PSI), widely used in credit risk modelling, computes a weighted binned comparison between a reference and a current distribution. Kullback-Leibler (KL) Divergence provides a theoretically grounded measure of how much information is lost when one probability distribution is used to approximate another, making it a natural choice for detecting shifts in label or feature distributions.</w:t>
+        <w:t xml:space="preserve">A parallel and somewhat more recent body of work bypasses the label dependency by measuring distributional distance directly from unlabelled feature data. The Population Stability Index (PSI), widely used in credit risk modelling, computes a weighted binned comparison between a reference and a current distribution. </w:t>
+      </w:r>
+      <w:proofErr w:type="spellStart"/>
+      <w:r>
+        <w:t>Kullback</w:t>
+      </w:r>
+      <w:proofErr w:type="spellEnd"/>
+      <w:r>
+        <w:t>-Leibler (KL) Divergence provides a theoretically grounded measure of how much information is lost when one probability distribution is used to approximate another, making it a natural choice for detecting shifts in label or feature distributions.</w:t>
       </w:r>
     </w:p>
     <w:p>
@@ -482,7 +695,15 @@
         <w:jc w:val="both"/>
       </w:pPr>
       <w:r>
-        <w:t>Jensen-Shannon (JS) Divergence addresses the asymmetry of KL Divergence by computing the average KL from each distribution to their mixture. Being bounded between zero and one, JS Divergence is considerably more numerically stable and more amenable to threshold-based alerting than raw KL. Rabanser et al. (2019) provided an empirical comparison of several distributional drift detection methods and demonstrated that JS-based methods are robust across a range of dataset types and drift intensities.</w:t>
+        <w:t xml:space="preserve">Jensen-Shannon (JS) Divergence addresses the asymmetry of KL Divergence by computing the average KL from each distribution to their mixture. Being bounded between zero and one, JS Divergence is considerably more numerically stable and more amenable to threshold-based alerting than raw KL. </w:t>
+      </w:r>
+      <w:proofErr w:type="spellStart"/>
+      <w:r>
+        <w:t>Rabanser</w:t>
+      </w:r>
+      <w:proofErr w:type="spellEnd"/>
+      <w:r>
+        <w:t xml:space="preserve"> et al. (2019) provided an empirical comparison of several distributional drift detection methods and demonstrated that JS-based methods are robust across a range of dataset types and drift intensities.</w:t>
       </w:r>
     </w:p>
     <w:p>
@@ -497,9 +718,23 @@
     <w:p>
       <w:pPr>
         <w:pStyle w:val="Heading2"/>
-      </w:pPr>
-      <w:r>
-        <w:t>2.4  Predictive Use of Divergence Metrics</w:t>
+        <w:rPr>
+          <w:color w:val="auto"/>
+        </w:rPr>
+      </w:pPr>
+      <w:proofErr w:type="gramStart"/>
+      <w:r>
+        <w:rPr>
+          <w:color w:val="auto"/>
+        </w:rPr>
+        <w:t>2.4  Predictive</w:t>
+      </w:r>
+      <w:proofErr w:type="gramEnd"/>
+      <w:r>
+        <w:rPr>
+          <w:color w:val="auto"/>
+        </w:rPr>
+        <w:t xml:space="preserve"> Use of Divergence Metrics</w:t>
       </w:r>
     </w:p>
     <w:p>
@@ -533,9 +768,23 @@
     <w:p>
       <w:pPr>
         <w:pStyle w:val="Heading2"/>
-      </w:pPr>
-      <w:r>
-        <w:t>2.5  CICIDS 2017 in Prior Literature</w:t>
+        <w:rPr>
+          <w:color w:val="auto"/>
+        </w:rPr>
+      </w:pPr>
+      <w:proofErr w:type="gramStart"/>
+      <w:r>
+        <w:rPr>
+          <w:color w:val="auto"/>
+        </w:rPr>
+        <w:t>2.5  CICIDS</w:t>
+      </w:r>
+      <w:proofErr w:type="gramEnd"/>
+      <w:r>
+        <w:rPr>
+          <w:color w:val="auto"/>
+        </w:rPr>
+        <w:t xml:space="preserve"> 2017 in Prior Literature</w:t>
       </w:r>
     </w:p>
     <w:p>
@@ -544,7 +793,23 @@
         <w:jc w:val="both"/>
       </w:pPr>
       <w:r>
-        <w:t>The CICIDS 2017 dataset was created by Sharafaldin, Lashkari, and Ghorbani (2018) specifically to address the shortcomings of earlier network intrusion benchmarks such as KDD99 and NSL-KDD, which were widely criticised for being unrealistic, obsolete, and not reflective of modern attack patterns. CICFlowMeter was used to extract 83 bidirectional statistical flow features from real packet captures, covering flow duration, packet length statistics, inter-arrival times, flag counts, and window sizes. Ahmad et al. (2018) demonstrated that Random Forest achieves near-perfect accuracy on CICIDS 2017 when trained and tested on the same day's distribution, a finding that our own baseline results replicate at 99.76% accuracy. What no prior published study has explicitly addressed, to the best of the authors' knowledge, is the cross-day generalisation question: what happens to a Monday-trained model when it is evaluated on Friday's DDoS traffic without any retraining? That cross-day temporal drift experiment forms the empirical core of the present project.</w:t>
+        <w:t xml:space="preserve">The CICIDS 2017 dataset was created by </w:t>
+      </w:r>
+      <w:proofErr w:type="spellStart"/>
+      <w:r>
+        <w:t>Sharafaldin</w:t>
+      </w:r>
+      <w:proofErr w:type="spellEnd"/>
+      <w:r>
+        <w:t xml:space="preserve">, Lashkari, and Ghorbani (2018) specifically to address the shortcomings of earlier network intrusion benchmarks such as KDD99 and NSL-KDD, which were widely criticised for being unrealistic, obsolete, and not reflective of modern attack patterns. </w:t>
+      </w:r>
+      <w:proofErr w:type="spellStart"/>
+      <w:r>
+        <w:t>CICFlowMeter</w:t>
+      </w:r>
+      <w:proofErr w:type="spellEnd"/>
+      <w:r>
+        <w:t xml:space="preserve"> was used to extract 83 bidirectional statistical flow features from real packet captures, covering flow duration, packet length statistics, inter-arrival times, flag counts, and window sizes. Ahmad et al. (2018) demonstrated that Random Forest achieves near-perfect accuracy on CICIDS 2017 when trained and tested on the same day's distribution, a finding that our own baseline results replicate at 99.76% accuracy. What no prior published study has explicitly addressed, to the best of the authors' knowledge, is the cross-day generalisation question: what happens to a Monday-trained model when it is evaluated on Friday's DDoS traffic without any retraining? That cross-day temporal drift experiment forms the empirical core of the present project.</w:t>
       </w:r>
     </w:p>
     <w:p>
@@ -555,8 +820,14 @@
     <w:p>
       <w:pPr>
         <w:pStyle w:val="Heading1"/>
-      </w:pPr>
-      <w:r>
+        <w:rPr>
+          <w:color w:val="auto"/>
+        </w:rPr>
+      </w:pPr>
+      <w:r>
+        <w:rPr>
+          <w:color w:val="auto"/>
+        </w:rPr>
         <w:lastRenderedPageBreak/>
         <w:t>3. Research Objectives</w:t>
       </w:r>
@@ -564,9 +835,23 @@
     <w:p>
       <w:pPr>
         <w:pStyle w:val="Heading2"/>
-      </w:pPr>
-      <w:r>
-        <w:t>3.1  Primary Objectives</w:t>
+        <w:rPr>
+          <w:color w:val="auto"/>
+        </w:rPr>
+      </w:pPr>
+      <w:proofErr w:type="gramStart"/>
+      <w:r>
+        <w:rPr>
+          <w:color w:val="auto"/>
+        </w:rPr>
+        <w:t>3.1  Primary</w:t>
+      </w:r>
+      <w:proofErr w:type="gramEnd"/>
+      <w:r>
+        <w:rPr>
+          <w:color w:val="auto"/>
+        </w:rPr>
+        <w:t xml:space="preserve"> Objectives</w:t>
       </w:r>
     </w:p>
     <w:p>
@@ -606,7 +891,15 @@
         <w:t xml:space="preserve">Baseline Model Training: </w:t>
       </w:r>
       <w:r>
-        <w:t>Train five baseline classifiers, namely Random Forest, XGBoost, Decision Tree, Logistic Regression, and SVM, on stable reference data, establishing reliable upper-bound performance metrics under same-distribution evaluation.</w:t>
+        <w:t xml:space="preserve">Train five baseline classifiers, namely Random Forest, </w:t>
+      </w:r>
+      <w:proofErr w:type="spellStart"/>
+      <w:r>
+        <w:t>XGBoost</w:t>
+      </w:r>
+      <w:proofErr w:type="spellEnd"/>
+      <w:r>
+        <w:t>, Decision Tree, Logistic Regression, and SVM, on stable reference data, establishing reliable upper-bound performance metrics under same-distribution evaluation.</w:t>
       </w:r>
     </w:p>
     <w:p>
@@ -672,9 +965,23 @@
     <w:p>
       <w:pPr>
         <w:pStyle w:val="Heading2"/>
-      </w:pPr>
-      <w:r>
-        <w:t>3.2  Secondary Objectives</w:t>
+        <w:rPr>
+          <w:color w:val="auto"/>
+        </w:rPr>
+      </w:pPr>
+      <w:proofErr w:type="gramStart"/>
+      <w:r>
+        <w:rPr>
+          <w:color w:val="auto"/>
+        </w:rPr>
+        <w:t>3.2  Secondary</w:t>
+      </w:r>
+      <w:proofErr w:type="gramEnd"/>
+      <w:r>
+        <w:rPr>
+          <w:color w:val="auto"/>
+        </w:rPr>
+        <w:t xml:space="preserve"> Objectives</w:t>
       </w:r>
     </w:p>
     <w:p>
@@ -724,8 +1031,14 @@
     <w:p>
       <w:pPr>
         <w:pStyle w:val="Heading1"/>
-      </w:pPr>
-      <w:r>
+        <w:rPr>
+          <w:color w:val="auto"/>
+        </w:rPr>
+      </w:pPr>
+      <w:r>
+        <w:rPr>
+          <w:color w:val="auto"/>
+        </w:rPr>
         <w:lastRenderedPageBreak/>
         <w:t>4. Dataset Description: CICIDS 2017</w:t>
       </w:r>
@@ -733,9 +1046,23 @@
     <w:p>
       <w:pPr>
         <w:pStyle w:val="Heading2"/>
-      </w:pPr>
-      <w:r>
-        <w:t>4.1  Why CICIDS 2017 Was Selected</w:t>
+        <w:rPr>
+          <w:color w:val="auto"/>
+        </w:rPr>
+      </w:pPr>
+      <w:proofErr w:type="gramStart"/>
+      <w:r>
+        <w:rPr>
+          <w:color w:val="auto"/>
+        </w:rPr>
+        <w:t>4.1  Why</w:t>
+      </w:r>
+      <w:proofErr w:type="gramEnd"/>
+      <w:r>
+        <w:rPr>
+          <w:color w:val="auto"/>
+        </w:rPr>
+        <w:t xml:space="preserve"> CICIDS 2017 Was Selected</w:t>
       </w:r>
     </w:p>
     <w:p>
@@ -744,7 +1071,15 @@
         <w:jc w:val="both"/>
       </w:pPr>
       <w:r>
-        <w:t>The Canadian Institute for Cybersecurity Intrusion Detection System 2017 (CICIDS 2017) dataset was chosen for this project because it satisfies two requirements that are simultaneously difficult to meet in the intrusion detection domain: it is realistic, and it is temporally structured. Unlike synthetic datasets or heavily sanitised academic benchmarks, CICIDS 2017 captures real network traffic generated under controlled but authentic conditions over five full working days. CICFlowMeter was employed to extract 83 bidirectional statistical flow features from raw PCAP files, covering a rich set of characteristics including flow duration, packet length statistics, inter-arrival time distributions, TCP flag counts, and TCP window sizes.</w:t>
+        <w:t xml:space="preserve">The Canadian Institute for Cybersecurity Intrusion Detection System 2017 (CICIDS 2017) dataset was chosen for this project because it satisfies two requirements that are simultaneously difficult to meet in the intrusion detection domain: it is realistic, and it is temporally structured. Unlike synthetic datasets or heavily sanitised academic benchmarks, CICIDS 2017 captures real network traffic generated under controlled but authentic conditions over five full working days. </w:t>
+      </w:r>
+      <w:proofErr w:type="spellStart"/>
+      <w:r>
+        <w:t>CICFlowMeter</w:t>
+      </w:r>
+      <w:proofErr w:type="spellEnd"/>
+      <w:r>
+        <w:t xml:space="preserve"> was employed to extract 83 bidirectional statistical flow features from raw PCAP files, covering a rich set of characteristics including flow duration, packet length statistics, inter-arrival time distributions, TCP flag counts, and TCP window sizes.</w:t>
       </w:r>
     </w:p>
     <w:p>
@@ -759,9 +1094,23 @@
     <w:p>
       <w:pPr>
         <w:pStyle w:val="Heading2"/>
-      </w:pPr>
-      <w:r>
-        <w:t>4.2  Dataset Structure and Record Counts</w:t>
+        <w:rPr>
+          <w:color w:val="auto"/>
+        </w:rPr>
+      </w:pPr>
+      <w:proofErr w:type="gramStart"/>
+      <w:r>
+        <w:rPr>
+          <w:color w:val="auto"/>
+        </w:rPr>
+        <w:t>4.2  Dataset</w:t>
+      </w:r>
+      <w:proofErr w:type="gramEnd"/>
+      <w:r>
+        <w:rPr>
+          <w:color w:val="auto"/>
+        </w:rPr>
+        <w:t xml:space="preserve"> Structure and Record Counts</w:t>
       </w:r>
     </w:p>
     <w:p>
@@ -770,7 +1119,15 @@
         <w:jc w:val="both"/>
       </w:pPr>
       <w:r>
-        <w:t>The dataset is distributed as eight separate CSV files. The table below summarises each file, its record counts after our preprocessing pipeline removed NaN and infinite-valued rows, and the primary traffic type it contains.</w:t>
+        <w:t xml:space="preserve">The dataset is distributed as eight separate CSV files. The table below summarises each file, its record counts after our preprocessing pipeline removed </w:t>
+      </w:r>
+      <w:proofErr w:type="spellStart"/>
+      <w:r>
+        <w:t>NaN</w:t>
+      </w:r>
+      <w:proofErr w:type="spellEnd"/>
+      <w:r>
+        <w:t xml:space="preserve"> and infinite-valued rows, and the primary traffic type it contains.</w:t>
       </w:r>
     </w:p>
     <w:p>
@@ -802,12 +1159,6 @@
         <w:gridCol w:w="3360"/>
       </w:tblGrid>
       <w:tr>
-        <w:tblPrEx>
-          <w:tblCellMar>
-            <w:top w:w="0" w:type="dxa"/>
-            <w:bottom w:w="0" w:type="dxa"/>
-          </w:tblCellMar>
-        </w:tblPrEx>
         <w:trPr>
           <w:tblHeader/>
         </w:trPr>
@@ -837,7 +1188,6 @@
               <w:rPr>
                 <w:b/>
                 <w:bCs/>
-                <w:color w:val="FFFFFF"/>
                 <w:sz w:val="20"/>
                 <w:szCs w:val="20"/>
               </w:rPr>
@@ -871,11 +1221,30 @@
               <w:rPr>
                 <w:b/>
                 <w:bCs/>
-                <w:color w:val="FFFFFF"/>
-                <w:sz w:val="20"/>
-                <w:szCs w:val="20"/>
-              </w:rPr>
-              <w:t>Rows (Post-Processing)</w:t>
+                <w:sz w:val="20"/>
+                <w:szCs w:val="20"/>
+              </w:rPr>
+              <w:t>Rows (</w:t>
+            </w:r>
+            <w:proofErr w:type="gramStart"/>
+            <w:r>
+              <w:rPr>
+                <w:b/>
+                <w:bCs/>
+                <w:sz w:val="20"/>
+                <w:szCs w:val="20"/>
+              </w:rPr>
+              <w:t>Post-Processing</w:t>
+            </w:r>
+            <w:proofErr w:type="gramEnd"/>
+            <w:r>
+              <w:rPr>
+                <w:b/>
+                <w:bCs/>
+                <w:sz w:val="20"/>
+                <w:szCs w:val="20"/>
+              </w:rPr>
+              <w:t>)</w:t>
             </w:r>
           </w:p>
         </w:tc>
@@ -901,15 +1270,25 @@
             <w:pPr>
               <w:jc w:val="center"/>
             </w:pPr>
+            <w:proofErr w:type="spellStart"/>
             <w:r>
               <w:rPr>
                 <w:b/>
                 <w:bCs/>
-                <w:color w:val="FFFFFF"/>
-                <w:sz w:val="20"/>
-                <w:szCs w:val="20"/>
-              </w:rPr>
-              <w:t>NaN/Inf Removed</w:t>
+                <w:sz w:val="20"/>
+                <w:szCs w:val="20"/>
+              </w:rPr>
+              <w:t>NaN</w:t>
+            </w:r>
+            <w:proofErr w:type="spellEnd"/>
+            <w:r>
+              <w:rPr>
+                <w:b/>
+                <w:bCs/>
+                <w:sz w:val="20"/>
+                <w:szCs w:val="20"/>
+              </w:rPr>
+              <w:t>/Inf Removed</w:t>
             </w:r>
           </w:p>
         </w:tc>
@@ -939,7 +1318,6 @@
               <w:rPr>
                 <w:b/>
                 <w:bCs/>
-                <w:color w:val="FFFFFF"/>
                 <w:sz w:val="20"/>
                 <w:szCs w:val="20"/>
               </w:rPr>
@@ -949,12 +1327,6 @@
         </w:tc>
       </w:tr>
       <w:tr>
-        <w:tblPrEx>
-          <w:tblCellMar>
-            <w:top w:w="0" w:type="dxa"/>
-            <w:bottom w:w="0" w:type="dxa"/>
-          </w:tblCellMar>
-        </w:tblPrEx>
         <w:tc>
           <w:tcPr>
             <w:tcW w:w="2600" w:type="dxa"/>
@@ -976,8 +1348,17 @@
                 <w:sz w:val="20"/>
                 <w:szCs w:val="20"/>
               </w:rPr>
-              <w:t>Monday-WorkingHours</w:t>
-            </w:r>
+              <w:t>Monday-</w:t>
+            </w:r>
+            <w:proofErr w:type="spellStart"/>
+            <w:r>
+              <w:rPr>
+                <w:sz w:val="20"/>
+                <w:szCs w:val="20"/>
+              </w:rPr>
+              <w:t>WorkingHours</w:t>
+            </w:r>
+            <w:proofErr w:type="spellEnd"/>
           </w:p>
         </w:tc>
         <w:tc>
@@ -1057,12 +1438,6 @@
         </w:tc>
       </w:tr>
       <w:tr>
-        <w:tblPrEx>
-          <w:tblCellMar>
-            <w:top w:w="0" w:type="dxa"/>
-            <w:bottom w:w="0" w:type="dxa"/>
-          </w:tblCellMar>
-        </w:tblPrEx>
         <w:tc>
           <w:tcPr>
             <w:tcW w:w="2600" w:type="dxa"/>
@@ -1084,8 +1459,17 @@
                 <w:sz w:val="20"/>
                 <w:szCs w:val="20"/>
               </w:rPr>
-              <w:t>Tuesday-WorkingHours</w:t>
-            </w:r>
+              <w:t>Tuesday-</w:t>
+            </w:r>
+            <w:proofErr w:type="spellStart"/>
+            <w:r>
+              <w:rPr>
+                <w:sz w:val="20"/>
+                <w:szCs w:val="20"/>
+              </w:rPr>
+              <w:t>WorkingHours</w:t>
+            </w:r>
+            <w:proofErr w:type="spellEnd"/>
           </w:p>
         </w:tc>
         <w:tc>
@@ -1165,12 +1549,6 @@
         </w:tc>
       </w:tr>
       <w:tr>
-        <w:tblPrEx>
-          <w:tblCellMar>
-            <w:top w:w="0" w:type="dxa"/>
-            <w:bottom w:w="0" w:type="dxa"/>
-          </w:tblCellMar>
-        </w:tblPrEx>
         <w:tc>
           <w:tcPr>
             <w:tcW w:w="2600" w:type="dxa"/>
@@ -1192,8 +1570,17 @@
                 <w:sz w:val="20"/>
                 <w:szCs w:val="20"/>
               </w:rPr>
-              <w:t>Wednesday-WorkingHours</w:t>
-            </w:r>
+              <w:t>Wednesday-</w:t>
+            </w:r>
+            <w:proofErr w:type="spellStart"/>
+            <w:r>
+              <w:rPr>
+                <w:sz w:val="20"/>
+                <w:szCs w:val="20"/>
+              </w:rPr>
+              <w:t>WorkingHours</w:t>
+            </w:r>
+            <w:proofErr w:type="spellEnd"/>
           </w:p>
         </w:tc>
         <w:tc>
@@ -1267,18 +1654,21 @@
                 <w:sz w:val="20"/>
                 <w:szCs w:val="20"/>
               </w:rPr>
-              <w:t>DoS / Hulk / GoldenEye</w:t>
-            </w:r>
+              <w:t xml:space="preserve">DoS / Hulk / </w:t>
+            </w:r>
+            <w:proofErr w:type="spellStart"/>
+            <w:r>
+              <w:rPr>
+                <w:sz w:val="20"/>
+                <w:szCs w:val="20"/>
+              </w:rPr>
+              <w:t>GoldenEye</w:t>
+            </w:r>
+            <w:proofErr w:type="spellEnd"/>
           </w:p>
         </w:tc>
       </w:tr>
       <w:tr>
-        <w:tblPrEx>
-          <w:tblCellMar>
-            <w:top w:w="0" w:type="dxa"/>
-            <w:bottom w:w="0" w:type="dxa"/>
-          </w:tblCellMar>
-        </w:tblPrEx>
         <w:tc>
           <w:tcPr>
             <w:tcW w:w="2600" w:type="dxa"/>
@@ -1381,12 +1771,6 @@
         </w:tc>
       </w:tr>
       <w:tr>
-        <w:tblPrEx>
-          <w:tblCellMar>
-            <w:top w:w="0" w:type="dxa"/>
-            <w:bottom w:w="0" w:type="dxa"/>
-          </w:tblCellMar>
-        </w:tblPrEx>
         <w:tc>
           <w:tcPr>
             <w:tcW w:w="2600" w:type="dxa"/>
@@ -1489,12 +1873,6 @@
         </w:tc>
       </w:tr>
       <w:tr>
-        <w:tblPrEx>
-          <w:tblCellMar>
-            <w:top w:w="0" w:type="dxa"/>
-            <w:bottom w:w="0" w:type="dxa"/>
-          </w:tblCellMar>
-        </w:tblPrEx>
         <w:tc>
           <w:tcPr>
             <w:tcW w:w="2600" w:type="dxa"/>
@@ -1597,12 +1975,6 @@
         </w:tc>
       </w:tr>
       <w:tr>
-        <w:tblPrEx>
-          <w:tblCellMar>
-            <w:top w:w="0" w:type="dxa"/>
-            <w:bottom w:w="0" w:type="dxa"/>
-          </w:tblCellMar>
-        </w:tblPrEx>
         <w:tc>
           <w:tcPr>
             <w:tcW w:w="2600" w:type="dxa"/>
@@ -1624,7 +1996,23 @@
                 <w:sz w:val="20"/>
                 <w:szCs w:val="20"/>
               </w:rPr>
-              <w:t>Friday-Afternoon (PortScan)</w:t>
+              <w:t>Friday-Afternoon (</w:t>
+            </w:r>
+            <w:proofErr w:type="spellStart"/>
+            <w:r>
+              <w:rPr>
+                <w:sz w:val="20"/>
+                <w:szCs w:val="20"/>
+              </w:rPr>
+              <w:t>PortScan</w:t>
+            </w:r>
+            <w:proofErr w:type="spellEnd"/>
+            <w:r>
+              <w:rPr>
+                <w:sz w:val="20"/>
+                <w:szCs w:val="20"/>
+              </w:rPr>
+              <w:t>)</w:t>
             </w:r>
           </w:p>
         </w:tc>
@@ -1705,12 +2093,6 @@
         </w:tc>
       </w:tr>
       <w:tr>
-        <w:tblPrEx>
-          <w:tblCellMar>
-            <w:top w:w="0" w:type="dxa"/>
-            <w:bottom w:w="0" w:type="dxa"/>
-          </w:tblCellMar>
-        </w:tblPrEx>
         <w:tc>
           <w:tcPr>
             <w:tcW w:w="2600" w:type="dxa"/>
@@ -1814,12 +2196,6 @@
         </w:tc>
       </w:tr>
       <w:tr>
-        <w:tblPrEx>
-          <w:tblCellMar>
-            <w:top w:w="0" w:type="dxa"/>
-            <w:bottom w:w="0" w:type="dxa"/>
-          </w:tblCellMar>
-        </w:tblPrEx>
         <w:tc>
           <w:tcPr>
             <w:tcW w:w="2600" w:type="dxa"/>
@@ -1937,7 +2313,23 @@
           <w:i/>
           <w:iCs/>
         </w:rPr>
-        <w:t>Table 1: CICIDS 2017 dataset structure with row counts from preprocessing logs (April 4, 2026). Wednesday had the highest NaN/Inf removal count owing to division-by-zero artefacts in flow rate calculations during high-volume DoS traffic.</w:t>
+        <w:t xml:space="preserve">Table 1: CICIDS 2017 dataset structure with row counts from preprocessing logs (April 4, 2026). Wednesday had the highest </w:t>
+      </w:r>
+      <w:proofErr w:type="spellStart"/>
+      <w:r>
+        <w:rPr>
+          <w:i/>
+          <w:iCs/>
+        </w:rPr>
+        <w:t>NaN</w:t>
+      </w:r>
+      <w:proofErr w:type="spellEnd"/>
+      <w:r>
+        <w:rPr>
+          <w:i/>
+          <w:iCs/>
+        </w:rPr>
+        <w:t>/Inf removal count owing to division-by-zero artefacts in flow rate calculations during high-volume DoS traffic.</w:t>
       </w:r>
     </w:p>
     <w:p>
@@ -1948,9 +2340,23 @@
     <w:p>
       <w:pPr>
         <w:pStyle w:val="Heading2"/>
-      </w:pPr>
-      <w:r>
-        <w:t>4.3  Label Encoding and Class Distribution</w:t>
+        <w:rPr>
+          <w:color w:val="auto"/>
+        </w:rPr>
+      </w:pPr>
+      <w:proofErr w:type="gramStart"/>
+      <w:r>
+        <w:rPr>
+          <w:color w:val="auto"/>
+        </w:rPr>
+        <w:t>4.3  Label</w:t>
+      </w:r>
+      <w:proofErr w:type="gramEnd"/>
+      <w:r>
+        <w:rPr>
+          <w:color w:val="auto"/>
+        </w:rPr>
+        <w:t xml:space="preserve"> Encoding and Class Distribution</w:t>
       </w:r>
     </w:p>
     <w:p>
@@ -1959,7 +2365,15 @@
         <w:jc w:val="both"/>
       </w:pPr>
       <w:r>
-        <w:t>The original CICIDS 2017 dataset assigns string labels to each flow record, with 'BENIGN' indicating normal traffic and various attack type names indicating malicious flows. For this project, a binary encoding was applied: BENIGN was mapped to label 0, and all attack types were consolidated into label 1. This simplification is appropriate for the drift prediction task because it reduces the label distribution to a single scalar value, namely the fraction of attack traffic in a given batch, which serves as the primary input to the KL and JS Divergence computations.</w:t>
+        <w:t xml:space="preserve">The original CICIDS 2017 dataset assigns string labels to each flow record, with 'BENIGN' indicating normal traffic and various attack type names indicating malicious flows. For this project, a binary encoding was applied: BENIGN was mapped to label 0, and all attack types were consolidated into label 1. This simplification is appropriate for the drift prediction task because it reduces the label distribution to a single scalar value, namely the fraction of attack traffic </w:t>
+      </w:r>
+      <w:proofErr w:type="gramStart"/>
+      <w:r>
+        <w:t>in a given</w:t>
+      </w:r>
+      <w:proofErr w:type="gramEnd"/>
+      <w:r>
+        <w:t xml:space="preserve"> batch, which serves as the primary input to the KL and JS Divergence computations.</w:t>
       </w:r>
     </w:p>
     <w:p>
@@ -1974,9 +2388,23 @@
     <w:p>
       <w:pPr>
         <w:pStyle w:val="Heading2"/>
-      </w:pPr>
-      <w:r>
-        <w:t>4.4  Why Monday Serves as the Reference Distribution</w:t>
+        <w:rPr>
+          <w:color w:val="auto"/>
+        </w:rPr>
+      </w:pPr>
+      <w:proofErr w:type="gramStart"/>
+      <w:r>
+        <w:rPr>
+          <w:color w:val="auto"/>
+        </w:rPr>
+        <w:t>4.4  Why</w:t>
+      </w:r>
+      <w:proofErr w:type="gramEnd"/>
+      <w:r>
+        <w:rPr>
+          <w:color w:val="auto"/>
+        </w:rPr>
+        <w:t xml:space="preserve"> Monday Serves as the Reference Distribution</w:t>
       </w:r>
     </w:p>
     <w:p>
@@ -1996,8 +2424,14 @@
     <w:p>
       <w:pPr>
         <w:pStyle w:val="Heading1"/>
-      </w:pPr>
-      <w:r>
+        <w:rPr>
+          <w:color w:val="auto"/>
+        </w:rPr>
+      </w:pPr>
+      <w:r>
+        <w:rPr>
+          <w:color w:val="auto"/>
+        </w:rPr>
         <w:lastRenderedPageBreak/>
         <w:t>5. Methodology and Pipeline Architecture</w:t>
       </w:r>
@@ -2008,23 +2442,59 @@
         <w:jc w:val="both"/>
       </w:pPr>
       <w:r>
-        <w:t>The pipeline is structured as four sequential phases, each building directly on the outputs of the preceding phase. All intermediate outputs are persisted to disk as versioned artifact files. The entire pipeline is orchestrated by main.py, which calls individual module scripts in a defined sequence.</w:t>
+        <w:t xml:space="preserve">The pipeline is structured as four sequential phases, each building directly on the outputs of the preceding phase. All intermediate outputs </w:t>
+      </w:r>
+      <w:proofErr w:type="gramStart"/>
+      <w:r>
+        <w:t>are persisted</w:t>
+      </w:r>
+      <w:proofErr w:type="gramEnd"/>
+      <w:r>
+        <w:t xml:space="preserve"> to disk as versioned artifact files. The entire pipeline is orchestrated by main.py, which calls individual module scripts in a defined sequence.</w:t>
       </w:r>
     </w:p>
     <w:p>
       <w:pPr>
         <w:pStyle w:val="Heading2"/>
-      </w:pPr>
-      <w:r>
-        <w:t>5.1  Phase 1: OOM-Safe Preprocessing Pipeline</w:t>
+        <w:rPr>
+          <w:color w:val="auto"/>
+        </w:rPr>
+      </w:pPr>
+      <w:proofErr w:type="gramStart"/>
+      <w:r>
+        <w:rPr>
+          <w:color w:val="auto"/>
+        </w:rPr>
+        <w:t>5.1  Phase</w:t>
+      </w:r>
+      <w:proofErr w:type="gramEnd"/>
+      <w:r>
+        <w:rPr>
+          <w:color w:val="auto"/>
+        </w:rPr>
+        <w:t xml:space="preserve"> 1: OOM-Safe Preprocessing Pipeline</w:t>
       </w:r>
     </w:p>
     <w:p>
       <w:pPr>
         <w:pStyle w:val="Heading3"/>
-      </w:pPr>
-      <w:r>
-        <w:t>5.1.1  The Memory Problem</w:t>
+        <w:rPr>
+          <w:color w:val="auto"/>
+        </w:rPr>
+      </w:pPr>
+      <w:proofErr w:type="gramStart"/>
+      <w:r>
+        <w:rPr>
+          <w:color w:val="auto"/>
+        </w:rPr>
+        <w:t>5.1.1  The</w:t>
+      </w:r>
+      <w:proofErr w:type="gramEnd"/>
+      <w:r>
+        <w:rPr>
+          <w:color w:val="auto"/>
+        </w:rPr>
+        <w:t xml:space="preserve"> Memory Problem</w:t>
       </w:r>
     </w:p>
     <w:p>
@@ -2033,7 +2503,23 @@
         <w:jc w:val="both"/>
       </w:pPr>
       <w:r>
-        <w:t>The very first obstacle encountered during development was not algorithmic but practical. An initial attempt to load all eight CICIDS 2017 CSV files simultaneously into a single Pandas DataFrame caused MemoryError exceptions during block consolidation on the development hardware. Wednesday's file alone contains 691,406 rows, and the combined dataset exceeds available RAM on a standard development machine when concatenated as a single object.</w:t>
+        <w:t xml:space="preserve">The very first obstacle encountered during development was not algorithmic but practical. An initial attempt to load all eight CICIDS 2017 CSV files simultaneously into a single Pandas </w:t>
+      </w:r>
+      <w:proofErr w:type="spellStart"/>
+      <w:r>
+        <w:t>DataFrame</w:t>
+      </w:r>
+      <w:proofErr w:type="spellEnd"/>
+      <w:r>
+        <w:t xml:space="preserve"> caused </w:t>
+      </w:r>
+      <w:proofErr w:type="spellStart"/>
+      <w:r>
+        <w:t>MemoryError</w:t>
+      </w:r>
+      <w:proofErr w:type="spellEnd"/>
+      <w:r>
+        <w:t xml:space="preserve"> exceptions during block consolidation on the development hardware. Wednesday's file alone contains 691,406 rows, and the combined dataset exceeds available RAM on a standard development machine when concatenated as a single object.</w:t>
       </w:r>
     </w:p>
     <w:p>
@@ -2042,15 +2528,61 @@
         <w:jc w:val="both"/>
       </w:pPr>
       <w:r>
-        <w:t>The solution was a chunked streaming approach. The load_all_raw_files() function reads each CSV in segments of 20,000 rows using Pandas' chunksize parameter. Each chunk is labelled with a source_file column, preserving temporal batch identity throughout the entire pipeline, and written directly to the data/interim/ directory without ever holding the full concatenated matrix in memory. The complete preprocessing run, including all cleaning, feature engineering, and output writing, processed all 2,827,876 rows without a single memory exception.</w:t>
+        <w:t xml:space="preserve">The solution was a chunked streaming approach. The </w:t>
+      </w:r>
+      <w:proofErr w:type="spellStart"/>
+      <w:r>
+        <w:t>load_all_raw_</w:t>
+      </w:r>
+      <w:proofErr w:type="gramStart"/>
+      <w:r>
+        <w:t>files</w:t>
+      </w:r>
+      <w:proofErr w:type="spellEnd"/>
+      <w:r>
+        <w:t>(</w:t>
+      </w:r>
+      <w:proofErr w:type="gramEnd"/>
+      <w:r>
+        <w:t xml:space="preserve">) function reads each CSV in segments of 20,000 rows using Pandas' </w:t>
+      </w:r>
+      <w:proofErr w:type="spellStart"/>
+      <w:r>
+        <w:t>chunksize</w:t>
+      </w:r>
+      <w:proofErr w:type="spellEnd"/>
+      <w:r>
+        <w:t xml:space="preserve"> parameter. Each chunk is labelled with a </w:t>
+      </w:r>
+      <w:proofErr w:type="spellStart"/>
+      <w:r>
+        <w:t>source_file</w:t>
+      </w:r>
+      <w:proofErr w:type="spellEnd"/>
+      <w:r>
+        <w:t xml:space="preserve"> column, preserving temporal batch identity throughout the entire pipeline, and written directly to the data/interim/ directory without ever holding the full concatenated matrix in memory. The complete preprocessing run, including all cleaning, feature engineering, and output writing, processed all 2,827,876 rows without a single memory exception.</w:t>
       </w:r>
     </w:p>
     <w:p>
       <w:pPr>
         <w:pStyle w:val="Heading3"/>
-      </w:pPr>
-      <w:r>
-        <w:t>5.1.2  Data Cleaning</w:t>
+        <w:rPr>
+          <w:color w:val="auto"/>
+        </w:rPr>
+      </w:pPr>
+      <w:proofErr w:type="gramStart"/>
+      <w:r>
+        <w:rPr>
+          <w:color w:val="auto"/>
+        </w:rPr>
+        <w:t>5.1.2  Data</w:t>
+      </w:r>
+      <w:proofErr w:type="gramEnd"/>
+      <w:r>
+        <w:rPr>
+          <w:color w:val="auto"/>
+        </w:rPr>
+        <w:t xml:space="preserve"> Cleaning</w:t>
       </w:r>
     </w:p>
     <w:p>
@@ -2059,7 +2591,33 @@
         <w:jc w:val="both"/>
       </w:pPr>
       <w:r>
-        <w:t>The raw CICIDS 2017 files contain several well-documented quality issues. Column names carry leading and trailing whitespace, resulting in identifiers such as ' Label' instead of 'Label', which causes silent lookup failures. These were resolved by applying str.strip() to all column names immediately upon file load. A duplicate column named 'Fwd Header Length.1', which is an artefact of CICFlowMeter's output format, was explicitly dropped at this stage.</w:t>
+        <w:t xml:space="preserve">The raw CICIDS 2017 files contain several well-documented quality issues. Column names carry leading and trailing whitespace, resulting in identifiers such as ' Label' instead of 'Label', which causes silent lookup failures. These were resolved by applying </w:t>
+      </w:r>
+      <w:proofErr w:type="spellStart"/>
+      <w:proofErr w:type="gramStart"/>
+      <w:r>
+        <w:t>str.strip</w:t>
+      </w:r>
+      <w:proofErr w:type="spellEnd"/>
+      <w:proofErr w:type="gramEnd"/>
+      <w:r>
+        <w:t>() to all column names immediately upon file load. A duplicate column named '</w:t>
+      </w:r>
+      <w:proofErr w:type="spellStart"/>
+      <w:r>
+        <w:t>Fwd</w:t>
+      </w:r>
+      <w:proofErr w:type="spellEnd"/>
+      <w:r>
+        <w:t xml:space="preserve"> Header Length.1', which is an artefact of </w:t>
+      </w:r>
+      <w:proofErr w:type="spellStart"/>
+      <w:r>
+        <w:t>CICFlowMeter's</w:t>
+      </w:r>
+      <w:proofErr w:type="spellEnd"/>
+      <w:r>
+        <w:t xml:space="preserve"> output format, was explicitly dropped at this stage.</w:t>
       </w:r>
     </w:p>
     <w:p>
@@ -2068,15 +2626,37 @@
         <w:jc w:val="both"/>
       </w:pPr>
       <w:r>
-        <w:t>Several numerical columns contain infinite values arising from division-by-zero in flow rate calculations, particularly prevalent in Wednesday's high-volume DoS traffic. All infinite values were replaced with NaN and subsequently removed along with other missing values. The preprocessing log confirms that 2,867 rows were removed across all eight files at this stage.</w:t>
+        <w:t xml:space="preserve">Several numerical columns contain infinite values arising from division-by-zero in flow rate calculations, particularly prevalent in Wednesday's high-volume DoS traffic. All infinite values were replaced with </w:t>
+      </w:r>
+      <w:proofErr w:type="spellStart"/>
+      <w:r>
+        <w:t>NaN</w:t>
+      </w:r>
+      <w:proofErr w:type="spellEnd"/>
+      <w:r>
+        <w:t xml:space="preserve"> and subsequently removed along with other missing values. The preprocessing log confirms that 2,867 rows were removed across all eight files at this stage.</w:t>
       </w:r>
     </w:p>
     <w:p>
       <w:pPr>
         <w:pStyle w:val="Heading3"/>
-      </w:pPr>
-      <w:r>
-        <w:t>5.1.3  Feature Engineering</w:t>
+        <w:rPr>
+          <w:color w:val="auto"/>
+        </w:rPr>
+      </w:pPr>
+      <w:proofErr w:type="gramStart"/>
+      <w:r>
+        <w:rPr>
+          <w:color w:val="auto"/>
+        </w:rPr>
+        <w:t>5.1.3  Feature</w:t>
+      </w:r>
+      <w:proofErr w:type="gramEnd"/>
+      <w:r>
+        <w:rPr>
+          <w:color w:val="auto"/>
+        </w:rPr>
+        <w:t xml:space="preserve"> Engineering</w:t>
       </w:r>
     </w:p>
     <w:p>
@@ -2109,7 +2689,23 @@
         <w:t xml:space="preserve">Low-Variance Removal: </w:t>
       </w:r>
       <w:r>
-        <w:t>scikit-learn's VarianceThreshold was applied to Monday's feature set, removing 10 features with zero variance across Monday's rows.</w:t>
+        <w:t>scikit-</w:t>
+      </w:r>
+      <w:proofErr w:type="spellStart"/>
+      <w:r>
+        <w:t>learn's</w:t>
+      </w:r>
+      <w:proofErr w:type="spellEnd"/>
+      <w:r>
+        <w:t xml:space="preserve"> </w:t>
+      </w:r>
+      <w:proofErr w:type="spellStart"/>
+      <w:r>
+        <w:t>VarianceThreshold</w:t>
+      </w:r>
+      <w:proofErr w:type="spellEnd"/>
+      <w:r>
+        <w:t xml:space="preserve"> was applied to Monday's feature set, removing 10 features with zero variance across Monday's rows.</w:t>
       </w:r>
     </w:p>
     <w:p>
@@ -2144,9 +2740,23 @@
     <w:p>
       <w:pPr>
         <w:pStyle w:val="Heading2"/>
-      </w:pPr>
-      <w:r>
-        <w:t>5.2  Phase 2: Baseline Model Training</w:t>
+        <w:rPr>
+          <w:color w:val="auto"/>
+        </w:rPr>
+      </w:pPr>
+      <w:proofErr w:type="gramStart"/>
+      <w:r>
+        <w:rPr>
+          <w:color w:val="auto"/>
+        </w:rPr>
+        <w:t>5.2  Phase</w:t>
+      </w:r>
+      <w:proofErr w:type="gramEnd"/>
+      <w:r>
+        <w:rPr>
+          <w:color w:val="auto"/>
+        </w:rPr>
+        <w:t xml:space="preserve"> 2: Baseline Model Training</w:t>
       </w:r>
     </w:p>
     <w:p>
@@ -2155,7 +2765,15 @@
         <w:jc w:val="both"/>
       </w:pPr>
       <w:r>
-        <w:t>Five distinct baseline classifiers were trained on a temporally safe 100,000-row sample drawn from the processed dataset, using a stratified 80/20 split preserving class proportions. Features were standardised using a StandardScaler fitted exclusively on the training split and applied consistently to the test split. The five models span a representative range of complexity:</w:t>
+        <w:t xml:space="preserve">Five distinct baseline classifiers were trained on a temporally safe 100,000-row sample drawn from the processed dataset, using a stratified 80/20 split preserving class proportions. Features were standardised using a </w:t>
+      </w:r>
+      <w:proofErr w:type="spellStart"/>
+      <w:r>
+        <w:t>StandardScaler</w:t>
+      </w:r>
+      <w:proofErr w:type="spellEnd"/>
+      <w:r>
+        <w:t xml:space="preserve"> fitted exclusively on the training split and applied consistently to the test split. The five models span a representative range of complexity:</w:t>
       </w:r>
     </w:p>
     <w:p>
@@ -2187,12 +2805,21 @@
         </w:numPr>
         <w:spacing w:before="60" w:after="60" w:line="320" w:lineRule="auto"/>
       </w:pPr>
+      <w:proofErr w:type="spellStart"/>
       <w:r>
         <w:rPr>
           <w:b/>
           <w:bCs/>
         </w:rPr>
-        <w:t xml:space="preserve">XGBoost Classifier: </w:t>
+        <w:t>XGBoost</w:t>
+      </w:r>
+      <w:proofErr w:type="spellEnd"/>
+      <w:r>
+        <w:rPr>
+          <w:b/>
+          <w:bCs/>
+        </w:rPr>
+        <w:t xml:space="preserve"> Classifier: </w:t>
       </w:r>
       <w:r>
         <w:t>100 estimators, maximum depth 6, learning rate 0.1, subsample 0.8.</w:t>
@@ -2252,7 +2879,23 @@
           <w:b/>
           <w:bCs/>
         </w:rPr>
-        <w:t xml:space="preserve">Support Vector Machine (LinearSVC): </w:t>
+        <w:t>Support Vector Machine (</w:t>
+      </w:r>
+      <w:proofErr w:type="spellStart"/>
+      <w:r>
+        <w:rPr>
+          <w:b/>
+          <w:bCs/>
+        </w:rPr>
+        <w:t>LinearSVC</w:t>
+      </w:r>
+      <w:proofErr w:type="spellEnd"/>
+      <w:r>
+        <w:rPr>
+          <w:b/>
+          <w:bCs/>
+        </w:rPr>
+        <w:t xml:space="preserve">): </w:t>
       </w:r>
       <w:r>
         <w:t>Default parameters.</w:t>
@@ -2270,17 +2913,45 @@
     <w:p>
       <w:pPr>
         <w:pStyle w:val="Heading2"/>
-      </w:pPr>
-      <w:r>
-        <w:t>5.3  Phase 3: Drift Computation and Temporal Simulation</w:t>
+        <w:rPr>
+          <w:color w:val="auto"/>
+        </w:rPr>
+      </w:pPr>
+      <w:proofErr w:type="gramStart"/>
+      <w:r>
+        <w:rPr>
+          <w:color w:val="auto"/>
+        </w:rPr>
+        <w:t>5.3  Phase</w:t>
+      </w:r>
+      <w:proofErr w:type="gramEnd"/>
+      <w:r>
+        <w:rPr>
+          <w:color w:val="auto"/>
+        </w:rPr>
+        <w:t xml:space="preserve"> 3: Drift Computation and Temporal Simulation</w:t>
       </w:r>
     </w:p>
     <w:p>
       <w:pPr>
         <w:pStyle w:val="Heading3"/>
-      </w:pPr>
-      <w:r>
-        <w:t>5.3.1  Batch Splitting</w:t>
+        <w:rPr>
+          <w:color w:val="auto"/>
+        </w:rPr>
+      </w:pPr>
+      <w:proofErr w:type="gramStart"/>
+      <w:r>
+        <w:rPr>
+          <w:color w:val="auto"/>
+        </w:rPr>
+        <w:t>5.3.1  Batch</w:t>
+      </w:r>
+      <w:proofErr w:type="gramEnd"/>
+      <w:r>
+        <w:rPr>
+          <w:color w:val="auto"/>
+        </w:rPr>
+        <w:t xml:space="preserve"> Splitting</w:t>
       </w:r>
     </w:p>
     <w:p>
@@ -2289,15 +2960,37 @@
         <w:jc w:val="both"/>
       </w:pPr>
       <w:r>
-        <w:t>The processed dataset was split into eight temporal batches using the source_file column preserved during Phase 1. This split maintains the strict chronological ordering without any randomisation or shuffling, faithfully preserving the temporal structure of the original traffic data. Monday's batch was designated as the reference distribution.</w:t>
+        <w:t xml:space="preserve">The processed dataset was split into eight temporal batches using the </w:t>
+      </w:r>
+      <w:proofErr w:type="spellStart"/>
+      <w:r>
+        <w:t>source_file</w:t>
+      </w:r>
+      <w:proofErr w:type="spellEnd"/>
+      <w:r>
+        <w:t xml:space="preserve"> column preserved during Phase 1. This split maintains the strict chronological ordering without any randomisation or shuffling, faithfully preserving the temporal structure of the original traffic data. Monday's batch was designated as the reference distribution.</w:t>
       </w:r>
     </w:p>
     <w:p>
       <w:pPr>
         <w:pStyle w:val="Heading3"/>
-      </w:pPr>
-      <w:r>
-        <w:t>5.3.2  Statistical Divergence Metrics</w:t>
+        <w:rPr>
+          <w:color w:val="auto"/>
+        </w:rPr>
+      </w:pPr>
+      <w:proofErr w:type="gramStart"/>
+      <w:r>
+        <w:rPr>
+          <w:color w:val="auto"/>
+        </w:rPr>
+        <w:t>5.3.2  Statistical</w:t>
+      </w:r>
+      <w:proofErr w:type="gramEnd"/>
+      <w:r>
+        <w:rPr>
+          <w:color w:val="auto"/>
+        </w:rPr>
+        <w:t xml:space="preserve"> Divergence Metrics</w:t>
       </w:r>
     </w:p>
     <w:p>
@@ -2324,10 +3017,34 @@
           <w:b/>
           <w:bCs/>
         </w:rPr>
-        <w:t xml:space="preserve">KL Divergence D_KL(current || reference): </w:t>
-      </w:r>
-      <w:r>
-        <w:t>Computed on the binary label distribution. A small epsilon of 1e-10 was added to all probabilities to handle the case where Monday has zero attack traffic, which would otherwise produce a log(0) error.</w:t>
+        <w:t>KL Divergence D_</w:t>
+      </w:r>
+      <w:proofErr w:type="gramStart"/>
+      <w:r>
+        <w:rPr>
+          <w:b/>
+          <w:bCs/>
+        </w:rPr>
+        <w:t>KL(</w:t>
+      </w:r>
+      <w:proofErr w:type="gramEnd"/>
+      <w:r>
+        <w:rPr>
+          <w:b/>
+          <w:bCs/>
+        </w:rPr>
+        <w:t xml:space="preserve">current || reference): </w:t>
+      </w:r>
+      <w:r>
+        <w:t xml:space="preserve">Computed on the binary label distribution. A small epsilon of 1e-10 was added to all probabilities to handle the case where Monday has zero attack traffic, which would otherwise produce a </w:t>
+      </w:r>
+      <w:proofErr w:type="gramStart"/>
+      <w:r>
+        <w:t>log(</w:t>
+      </w:r>
+      <w:proofErr w:type="gramEnd"/>
+      <w:r>
+        <w:t>0) error.</w:t>
       </w:r>
     </w:p>
     <w:p>
@@ -2347,7 +3064,23 @@
         <w:t xml:space="preserve">Jensen-Shannon Divergence: </w:t>
       </w:r>
       <w:r>
-        <w:t>The symmetric, bounded variant of KL. Computed as 0.5 * D_KL(current || M) + 0.5 * D_KL(reference || M) where M is the mixture distribution. Always bounded between 0 and 1, making it suitable for threshold-based alerting.</w:t>
+        <w:t>The symmetric, bounded variant of KL. Computed as 0.5 * D_</w:t>
+      </w:r>
+      <w:proofErr w:type="gramStart"/>
+      <w:r>
+        <w:t>KL(</w:t>
+      </w:r>
+      <w:proofErr w:type="gramEnd"/>
+      <w:r>
+        <w:t>current || M) + 0.5 * D_</w:t>
+      </w:r>
+      <w:proofErr w:type="gramStart"/>
+      <w:r>
+        <w:t>KL(</w:t>
+      </w:r>
+      <w:proofErr w:type="gramEnd"/>
+      <w:r>
+        <w:t>reference || M) where M is the mixture distribution. Always bounded between 0 and 1, making it suitable for threshold-based alerting.</w:t>
       </w:r>
     </w:p>
     <w:p>
@@ -2373,9 +3106,23 @@
     <w:p>
       <w:pPr>
         <w:pStyle w:val="Heading3"/>
-      </w:pPr>
-      <w:r>
-        <w:t>5.3.3  Fixed Reference vs. Rolling Window</w:t>
+        <w:rPr>
+          <w:color w:val="auto"/>
+        </w:rPr>
+      </w:pPr>
+      <w:proofErr w:type="gramStart"/>
+      <w:r>
+        <w:rPr>
+          <w:color w:val="auto"/>
+        </w:rPr>
+        <w:t>5.3.3  Fixed</w:t>
+      </w:r>
+      <w:proofErr w:type="gramEnd"/>
+      <w:r>
+        <w:rPr>
+          <w:color w:val="auto"/>
+        </w:rPr>
+        <w:t xml:space="preserve"> Reference vs. Rolling Window</w:t>
       </w:r>
     </w:p>
     <w:p>
@@ -2390,9 +3137,23 @@
     <w:p>
       <w:pPr>
         <w:pStyle w:val="Heading3"/>
-      </w:pPr>
-      <w:r>
-        <w:t>5.3.4  Cross-Dataset Evaluation</w:t>
+        <w:rPr>
+          <w:color w:val="auto"/>
+        </w:rPr>
+      </w:pPr>
+      <w:proofErr w:type="gramStart"/>
+      <w:r>
+        <w:rPr>
+          <w:color w:val="auto"/>
+        </w:rPr>
+        <w:t>5.3.4  Cross</w:t>
+      </w:r>
+      <w:proofErr w:type="gramEnd"/>
+      <w:r>
+        <w:rPr>
+          <w:color w:val="auto"/>
+        </w:rPr>
+        <w:t>-Dataset Evaluation</w:t>
       </w:r>
     </w:p>
     <w:p>
@@ -2407,9 +3168,23 @@
     <w:p>
       <w:pPr>
         <w:pStyle w:val="Heading2"/>
-      </w:pPr>
-      <w:r>
-        <w:t>5.4  Phase 4: Drift Prediction Meta-Model</w:t>
+        <w:rPr>
+          <w:color w:val="auto"/>
+        </w:rPr>
+      </w:pPr>
+      <w:proofErr w:type="gramStart"/>
+      <w:r>
+        <w:rPr>
+          <w:color w:val="auto"/>
+        </w:rPr>
+        <w:t>5.4  Phase</w:t>
+      </w:r>
+      <w:proofErr w:type="gramEnd"/>
+      <w:r>
+        <w:rPr>
+          <w:color w:val="auto"/>
+        </w:rPr>
+        <w:t xml:space="preserve"> 4: Drift Prediction Meta-Model</w:t>
       </w:r>
     </w:p>
     <w:p>
@@ -2438,7 +3213,31 @@
         <w:t xml:space="preserve">Linear Regression: </w:t>
       </w:r>
       <w:r>
-        <w:t>Predicts cross-dataset accuracy from [kl_divergence, js_divergence, mean_feature_js].</w:t>
+        <w:t>Predicts cross-dataset accuracy from [</w:t>
+      </w:r>
+      <w:proofErr w:type="spellStart"/>
+      <w:r>
+        <w:t>kl_divergence</w:t>
+      </w:r>
+      <w:proofErr w:type="spellEnd"/>
+      <w:r>
+        <w:t xml:space="preserve">, </w:t>
+      </w:r>
+      <w:proofErr w:type="spellStart"/>
+      <w:r>
+        <w:t>js_divergence</w:t>
+      </w:r>
+      <w:proofErr w:type="spellEnd"/>
+      <w:r>
+        <w:t xml:space="preserve">, </w:t>
+      </w:r>
+      <w:proofErr w:type="spellStart"/>
+      <w:r>
+        <w:t>mean_feature_js</w:t>
+      </w:r>
+      <w:proofErr w:type="spellEnd"/>
+      <w:r>
+        <w:t>].</w:t>
       </w:r>
     </w:p>
     <w:p>
@@ -2468,7 +3267,20 @@
         <w:jc w:val="both"/>
       </w:pPr>
       <w:r>
-        <w:t>Given the small sample size of seven observations, Leave-One-Out Cross-Validation (LOO-CV) was used as the validation strategy. In LOO-CV, each of the seven samples is held out once as the test point whilst the model is retrained on the remaining six. This produces seven test predictions covering the full dataset without any data leakage. The final models were retrained on all seven samples and saved as .pkl artifacts for deployment.</w:t>
+        <w:t xml:space="preserve">Given the small sample size of seven observations, Leave-One-Out Cross-Validation (LOO-CV) was used as the validation strategy. In LOO-CV, each of the seven samples is held out once as the test point whilst the model is retrained on the remaining six. This produces seven test predictions covering the full dataset without any data leakage. The final models were retrained on all seven samples and saved </w:t>
+      </w:r>
+      <w:proofErr w:type="gramStart"/>
+      <w:r>
+        <w:t>as .</w:t>
+      </w:r>
+      <w:proofErr w:type="spellStart"/>
+      <w:r>
+        <w:t>pkl</w:t>
+      </w:r>
+      <w:proofErr w:type="spellEnd"/>
+      <w:proofErr w:type="gramEnd"/>
+      <w:r>
+        <w:t xml:space="preserve"> artifacts for deployment.</w:t>
       </w:r>
     </w:p>
     <w:p>
@@ -2479,8 +3291,14 @@
     <w:p>
       <w:pPr>
         <w:pStyle w:val="Heading1"/>
-      </w:pPr>
-      <w:r>
+        <w:rPr>
+          <w:color w:val="auto"/>
+        </w:rPr>
+      </w:pPr>
+      <w:r>
+        <w:rPr>
+          <w:color w:val="auto"/>
+        </w:rPr>
         <w:lastRenderedPageBreak/>
         <w:t>6. Observations and Results</w:t>
       </w:r>
@@ -2497,9 +3315,23 @@
     <w:p>
       <w:pPr>
         <w:pStyle w:val="Heading2"/>
-      </w:pPr>
-      <w:r>
-        <w:t>6.1  Preprocessing Outcomes</w:t>
+        <w:rPr>
+          <w:color w:val="auto"/>
+        </w:rPr>
+      </w:pPr>
+      <w:proofErr w:type="gramStart"/>
+      <w:r>
+        <w:rPr>
+          <w:color w:val="auto"/>
+        </w:rPr>
+        <w:t>6.1  Preprocessing</w:t>
+      </w:r>
+      <w:proofErr w:type="gramEnd"/>
+      <w:r>
+        <w:rPr>
+          <w:color w:val="auto"/>
+        </w:rPr>
+        <w:t xml:space="preserve"> Outcomes</w:t>
       </w:r>
     </w:p>
     <w:p>
@@ -2533,12 +3365,6 @@
         <w:gridCol w:w="4360"/>
       </w:tblGrid>
       <w:tr>
-        <w:tblPrEx>
-          <w:tblCellMar>
-            <w:top w:w="0" w:type="dxa"/>
-            <w:bottom w:w="0" w:type="dxa"/>
-          </w:tblCellMar>
-        </w:tblPrEx>
         <w:trPr>
           <w:tblHeader/>
         </w:trPr>
@@ -2568,7 +3394,6 @@
               <w:rPr>
                 <w:b/>
                 <w:bCs/>
-                <w:color w:val="FFFFFF"/>
                 <w:sz w:val="20"/>
                 <w:szCs w:val="20"/>
               </w:rPr>
@@ -2602,7 +3427,6 @@
               <w:rPr>
                 <w:b/>
                 <w:bCs/>
-                <w:color w:val="FFFFFF"/>
                 <w:sz w:val="20"/>
                 <w:szCs w:val="20"/>
               </w:rPr>
@@ -2612,12 +3436,6 @@
         </w:tc>
       </w:tr>
       <w:tr>
-        <w:tblPrEx>
-          <w:tblCellMar>
-            <w:top w:w="0" w:type="dxa"/>
-            <w:bottom w:w="0" w:type="dxa"/>
-          </w:tblCellMar>
-        </w:tblPrEx>
         <w:tc>
           <w:tcPr>
             <w:tcW w:w="5000" w:type="dxa"/>
@@ -2670,12 +3488,6 @@
         </w:tc>
       </w:tr>
       <w:tr>
-        <w:tblPrEx>
-          <w:tblCellMar>
-            <w:top w:w="0" w:type="dxa"/>
-            <w:bottom w:w="0" w:type="dxa"/>
-          </w:tblCellMar>
-        </w:tblPrEx>
         <w:tc>
           <w:tcPr>
             <w:tcW w:w="5000" w:type="dxa"/>
@@ -2728,12 +3540,6 @@
         </w:tc>
       </w:tr>
       <w:tr>
-        <w:tblPrEx>
-          <w:tblCellMar>
-            <w:top w:w="0" w:type="dxa"/>
-            <w:bottom w:w="0" w:type="dxa"/>
-          </w:tblCellMar>
-        </w:tblPrEx>
         <w:tc>
           <w:tcPr>
             <w:tcW w:w="5000" w:type="dxa"/>
@@ -2786,12 +3592,6 @@
         </w:tc>
       </w:tr>
       <w:tr>
-        <w:tblPrEx>
-          <w:tblCellMar>
-            <w:top w:w="0" w:type="dxa"/>
-            <w:bottom w:w="0" w:type="dxa"/>
-          </w:tblCellMar>
-        </w:tblPrEx>
         <w:tc>
           <w:tcPr>
             <w:tcW w:w="5000" w:type="dxa"/>
@@ -2844,12 +3644,6 @@
         </w:tc>
       </w:tr>
       <w:tr>
-        <w:tblPrEx>
-          <w:tblCellMar>
-            <w:top w:w="0" w:type="dxa"/>
-            <w:bottom w:w="0" w:type="dxa"/>
-          </w:tblCellMar>
-        </w:tblPrEx>
         <w:tc>
           <w:tcPr>
             <w:tcW w:w="5000" w:type="dxa"/>
@@ -2871,7 +3665,23 @@
                 <w:sz w:val="20"/>
                 <w:szCs w:val="20"/>
               </w:rPr>
-              <w:t>Total rows removed (NaN/Inf)</w:t>
+              <w:t>Total rows removed (</w:t>
+            </w:r>
+            <w:proofErr w:type="spellStart"/>
+            <w:r>
+              <w:rPr>
+                <w:sz w:val="20"/>
+                <w:szCs w:val="20"/>
+              </w:rPr>
+              <w:t>NaN</w:t>
+            </w:r>
+            <w:proofErr w:type="spellEnd"/>
+            <w:r>
+              <w:rPr>
+                <w:sz w:val="20"/>
+                <w:szCs w:val="20"/>
+              </w:rPr>
+              <w:t>/Inf)</w:t>
             </w:r>
           </w:p>
         </w:tc>
@@ -2902,12 +3712,6 @@
         </w:tc>
       </w:tr>
       <w:tr>
-        <w:tblPrEx>
-          <w:tblCellMar>
-            <w:top w:w="0" w:type="dxa"/>
-            <w:bottom w:w="0" w:type="dxa"/>
-          </w:tblCellMar>
-        </w:tblPrEx>
         <w:tc>
           <w:tcPr>
             <w:tcW w:w="5000" w:type="dxa"/>
@@ -2968,9 +3772,23 @@
     <w:p>
       <w:pPr>
         <w:pStyle w:val="Heading2"/>
-      </w:pPr>
-      <w:r>
-        <w:t>6.2  Baseline Model Performance</w:t>
+        <w:rPr>
+          <w:color w:val="auto"/>
+        </w:rPr>
+      </w:pPr>
+      <w:proofErr w:type="gramStart"/>
+      <w:r>
+        <w:rPr>
+          <w:color w:val="auto"/>
+        </w:rPr>
+        <w:t>6.2  Baseline</w:t>
+      </w:r>
+      <w:proofErr w:type="gramEnd"/>
+      <w:r>
+        <w:rPr>
+          <w:color w:val="auto"/>
+        </w:rPr>
+        <w:t xml:space="preserve"> Model Performance</w:t>
       </w:r>
     </w:p>
     <w:p>
@@ -2979,7 +3797,15 @@
         <w:jc w:val="both"/>
       </w:pPr>
       <w:r>
-        <w:t>All five classifiers were trained on 80,000 rows and tested on 20,000 rows drawn from the processed dataset, using 46 features and a StandardScaler applied to the training split. The following table records their performance on the same-distribution test split, which represents the performance upper bound.</w:t>
+        <w:t xml:space="preserve">All five classifiers were trained on 80,000 rows and tested on 20,000 rows drawn from the processed dataset, using 46 features and a </w:t>
+      </w:r>
+      <w:proofErr w:type="spellStart"/>
+      <w:r>
+        <w:t>StandardScaler</w:t>
+      </w:r>
+      <w:proofErr w:type="spellEnd"/>
+      <w:r>
+        <w:t xml:space="preserve"> applied to the training split. The following table records their performance on the same-distribution test split, which represents the performance upper bound.</w:t>
       </w:r>
     </w:p>
     <w:p>
@@ -3013,12 +3839,6 @@
         <w:gridCol w:w="1007"/>
       </w:tblGrid>
       <w:tr>
-        <w:tblPrEx>
-          <w:tblCellMar>
-            <w:top w:w="0" w:type="dxa"/>
-            <w:bottom w:w="0" w:type="dxa"/>
-          </w:tblCellMar>
-        </w:tblPrEx>
         <w:trPr>
           <w:tblHeader/>
         </w:trPr>
@@ -3048,7 +3868,6 @@
               <w:rPr>
                 <w:b/>
                 <w:bCs/>
-                <w:color w:val="FFFFFF"/>
                 <w:sz w:val="20"/>
                 <w:szCs w:val="20"/>
               </w:rPr>
@@ -3082,7 +3901,6 @@
               <w:rPr>
                 <w:b/>
                 <w:bCs/>
-                <w:color w:val="FFFFFF"/>
                 <w:sz w:val="20"/>
                 <w:szCs w:val="20"/>
               </w:rPr>
@@ -3116,7 +3934,6 @@
               <w:rPr>
                 <w:b/>
                 <w:bCs/>
-                <w:color w:val="FFFFFF"/>
                 <w:sz w:val="20"/>
                 <w:szCs w:val="20"/>
               </w:rPr>
@@ -3150,7 +3967,6 @@
               <w:rPr>
                 <w:b/>
                 <w:bCs/>
-                <w:color w:val="FFFFFF"/>
                 <w:sz w:val="20"/>
                 <w:szCs w:val="20"/>
               </w:rPr>
@@ -3184,7 +4000,6 @@
               <w:rPr>
                 <w:b/>
                 <w:bCs/>
-                <w:color w:val="FFFFFF"/>
                 <w:sz w:val="20"/>
                 <w:szCs w:val="20"/>
               </w:rPr>
@@ -3218,7 +4033,6 @@
               <w:rPr>
                 <w:b/>
                 <w:bCs/>
-                <w:color w:val="FFFFFF"/>
                 <w:sz w:val="20"/>
                 <w:szCs w:val="20"/>
               </w:rPr>
@@ -3228,12 +4042,6 @@
         </w:tc>
       </w:tr>
       <w:tr>
-        <w:tblPrEx>
-          <w:tblCellMar>
-            <w:top w:w="0" w:type="dxa"/>
-            <w:bottom w:w="0" w:type="dxa"/>
-          </w:tblCellMar>
-        </w:tblPrEx>
         <w:tc>
           <w:tcPr>
             <w:tcW w:w="2200" w:type="dxa"/>
@@ -3386,12 +4194,6 @@
         </w:tc>
       </w:tr>
       <w:tr>
-        <w:tblPrEx>
-          <w:tblCellMar>
-            <w:top w:w="0" w:type="dxa"/>
-            <w:bottom w:w="0" w:type="dxa"/>
-          </w:tblCellMar>
-        </w:tblPrEx>
         <w:tc>
           <w:tcPr>
             <w:tcW w:w="2200" w:type="dxa"/>
@@ -3408,6 +4210,7 @@
             <w:pPr>
               <w:jc w:val="center"/>
             </w:pPr>
+            <w:proofErr w:type="spellStart"/>
             <w:r>
               <w:rPr>
                 <w:sz w:val="20"/>
@@ -3415,6 +4218,7 @@
               </w:rPr>
               <w:t>XGBoost</w:t>
             </w:r>
+            <w:proofErr w:type="spellEnd"/>
           </w:p>
         </w:tc>
         <w:tc>
@@ -3544,12 +4348,6 @@
         </w:tc>
       </w:tr>
       <w:tr>
-        <w:tblPrEx>
-          <w:tblCellMar>
-            <w:top w:w="0" w:type="dxa"/>
-            <w:bottom w:w="0" w:type="dxa"/>
-          </w:tblCellMar>
-        </w:tblPrEx>
         <w:tc>
           <w:tcPr>
             <w:tcW w:w="2200" w:type="dxa"/>
@@ -3702,12 +4500,6 @@
         </w:tc>
       </w:tr>
       <w:tr>
-        <w:tblPrEx>
-          <w:tblCellMar>
-            <w:top w:w="0" w:type="dxa"/>
-            <w:bottom w:w="0" w:type="dxa"/>
-          </w:tblCellMar>
-        </w:tblPrEx>
         <w:tc>
           <w:tcPr>
             <w:tcW w:w="2200" w:type="dxa"/>
@@ -3860,12 +4652,6 @@
         </w:tc>
       </w:tr>
       <w:tr>
-        <w:tblPrEx>
-          <w:tblCellMar>
-            <w:top w:w="0" w:type="dxa"/>
-            <w:bottom w:w="0" w:type="dxa"/>
-          </w:tblCellMar>
-        </w:tblPrEx>
         <w:tc>
           <w:tcPr>
             <w:tcW w:w="2200" w:type="dxa"/>
@@ -3887,7 +4673,23 @@
                 <w:sz w:val="20"/>
                 <w:szCs w:val="20"/>
               </w:rPr>
-              <w:t>SVM (LinearSVC)</w:t>
+              <w:t>SVM (</w:t>
+            </w:r>
+            <w:proofErr w:type="spellStart"/>
+            <w:r>
+              <w:rPr>
+                <w:sz w:val="20"/>
+                <w:szCs w:val="20"/>
+              </w:rPr>
+              <w:t>LinearSVC</w:t>
+            </w:r>
+            <w:proofErr w:type="spellEnd"/>
+            <w:r>
+              <w:rPr>
+                <w:sz w:val="20"/>
+                <w:szCs w:val="20"/>
+              </w:rPr>
+              <w:t>)</w:t>
             </w:r>
           </w:p>
         </w:tc>
@@ -4048,15 +4850,37 @@
         <w:jc w:val="both"/>
       </w:pPr>
       <w:r>
-        <w:t>Tree-based models, particularly Random Forest and XGBoost, achieved near-perfect accuracy on the same-distribution evaluation. The linear classifiers, Logistic Regression and SVM, performed somewhat lower at approximately 93-94%, which is expected given the non-linear nature of the class boundaries in the CICIDS 2017 feature space. These baseline numbers serve as the ceiling: the cross-dataset evaluation in Section 6.4 demonstrates how far below this ceiling performance falls when the data distribution shifts.</w:t>
+        <w:t xml:space="preserve">Tree-based models, particularly Random Forest and </w:t>
+      </w:r>
+      <w:proofErr w:type="spellStart"/>
+      <w:r>
+        <w:t>XGBoost</w:t>
+      </w:r>
+      <w:proofErr w:type="spellEnd"/>
+      <w:r>
+        <w:t>, achieved near-perfect accuracy on the same-distribution evaluation. The linear classifiers, Logistic Regression and SVM, performed somewhat lower at approximately 93-94%, which is expected given the non-linear nature of the class boundaries in the CICIDS 2017 feature space. These baseline numbers serve as the ceiling: the cross-dataset evaluation in Section 6.4 demonstrates how far below this ceiling performance falls when the data distribution shifts.</w:t>
       </w:r>
     </w:p>
     <w:p>
       <w:pPr>
         <w:pStyle w:val="Heading2"/>
-      </w:pPr>
-      <w:r>
-        <w:t>6.3  Label Distribution Across Temporal Batches</w:t>
+        <w:rPr>
+          <w:color w:val="auto"/>
+        </w:rPr>
+      </w:pPr>
+      <w:proofErr w:type="gramStart"/>
+      <w:r>
+        <w:rPr>
+          <w:color w:val="auto"/>
+        </w:rPr>
+        <w:t>6.3  Label</w:t>
+      </w:r>
+      <w:proofErr w:type="gramEnd"/>
+      <w:r>
+        <w:rPr>
+          <w:color w:val="auto"/>
+        </w:rPr>
+        <w:t xml:space="preserve"> Distribution Across Temporal Batches</w:t>
       </w:r>
     </w:p>
     <w:p>
@@ -4097,12 +4921,6 @@
         <w:gridCol w:w="3560"/>
       </w:tblGrid>
       <w:tr>
-        <w:tblPrEx>
-          <w:tblCellMar>
-            <w:top w:w="0" w:type="dxa"/>
-            <w:bottom w:w="0" w:type="dxa"/>
-          </w:tblCellMar>
-        </w:tblPrEx>
         <w:trPr>
           <w:tblHeader/>
         </w:trPr>
@@ -4132,7 +4950,6 @@
               <w:rPr>
                 <w:b/>
                 <w:bCs/>
-                <w:color w:val="FFFFFF"/>
                 <w:sz w:val="20"/>
                 <w:szCs w:val="20"/>
               </w:rPr>
@@ -4166,7 +4983,6 @@
               <w:rPr>
                 <w:b/>
                 <w:bCs/>
-                <w:color w:val="FFFFFF"/>
                 <w:sz w:val="20"/>
                 <w:szCs w:val="20"/>
               </w:rPr>
@@ -4200,7 +5016,6 @@
               <w:rPr>
                 <w:b/>
                 <w:bCs/>
-                <w:color w:val="FFFFFF"/>
                 <w:sz w:val="20"/>
                 <w:szCs w:val="20"/>
               </w:rPr>
@@ -4234,7 +5049,6 @@
               <w:rPr>
                 <w:b/>
                 <w:bCs/>
-                <w:color w:val="FFFFFF"/>
                 <w:sz w:val="20"/>
                 <w:szCs w:val="20"/>
               </w:rPr>
@@ -4244,12 +5058,6 @@
         </w:tc>
       </w:tr>
       <w:tr>
-        <w:tblPrEx>
-          <w:tblCellMar>
-            <w:top w:w="0" w:type="dxa"/>
-            <w:bottom w:w="0" w:type="dxa"/>
-          </w:tblCellMar>
-        </w:tblPrEx>
         <w:tc>
           <w:tcPr>
             <w:tcW w:w="2400" w:type="dxa"/>
@@ -4352,12 +5160,6 @@
         </w:tc>
       </w:tr>
       <w:tr>
-        <w:tblPrEx>
-          <w:tblCellMar>
-            <w:top w:w="0" w:type="dxa"/>
-            <w:bottom w:w="0" w:type="dxa"/>
-          </w:tblCellMar>
-        </w:tblPrEx>
         <w:tc>
           <w:tcPr>
             <w:tcW w:w="2400" w:type="dxa"/>
@@ -4460,12 +5262,6 @@
         </w:tc>
       </w:tr>
       <w:tr>
-        <w:tblPrEx>
-          <w:tblCellMar>
-            <w:top w:w="0" w:type="dxa"/>
-            <w:bottom w:w="0" w:type="dxa"/>
-          </w:tblCellMar>
-        </w:tblPrEx>
         <w:tc>
           <w:tcPr>
             <w:tcW w:w="2400" w:type="dxa"/>
@@ -4568,12 +5364,6 @@
         </w:tc>
       </w:tr>
       <w:tr>
-        <w:tblPrEx>
-          <w:tblCellMar>
-            <w:top w:w="0" w:type="dxa"/>
-            <w:bottom w:w="0" w:type="dxa"/>
-          </w:tblCellMar>
-        </w:tblPrEx>
         <w:tc>
           <w:tcPr>
             <w:tcW w:w="2400" w:type="dxa"/>
@@ -4676,12 +5466,6 @@
         </w:tc>
       </w:tr>
       <w:tr>
-        <w:tblPrEx>
-          <w:tblCellMar>
-            <w:top w:w="0" w:type="dxa"/>
-            <w:bottom w:w="0" w:type="dxa"/>
-          </w:tblCellMar>
-        </w:tblPrEx>
         <w:tc>
           <w:tcPr>
             <w:tcW w:w="2400" w:type="dxa"/>
@@ -4784,12 +5568,6 @@
         </w:tc>
       </w:tr>
       <w:tr>
-        <w:tblPrEx>
-          <w:tblCellMar>
-            <w:top w:w="0" w:type="dxa"/>
-            <w:bottom w:w="0" w:type="dxa"/>
-          </w:tblCellMar>
-        </w:tblPrEx>
         <w:tc>
           <w:tcPr>
             <w:tcW w:w="2400" w:type="dxa"/>
@@ -4892,12 +5670,6 @@
         </w:tc>
       </w:tr>
       <w:tr>
-        <w:tblPrEx>
-          <w:tblCellMar>
-            <w:top w:w="0" w:type="dxa"/>
-            <w:bottom w:w="0" w:type="dxa"/>
-          </w:tblCellMar>
-        </w:tblPrEx>
         <w:tc>
           <w:tcPr>
             <w:tcW w:w="2400" w:type="dxa"/>
@@ -4919,7 +5691,23 @@
                 <w:sz w:val="20"/>
                 <w:szCs w:val="20"/>
               </w:rPr>
-              <w:t>Friday PM (PortScan)</w:t>
+              <w:t>Friday PM (</w:t>
+            </w:r>
+            <w:proofErr w:type="spellStart"/>
+            <w:r>
+              <w:rPr>
+                <w:sz w:val="20"/>
+                <w:szCs w:val="20"/>
+              </w:rPr>
+              <w:t>PortScan</w:t>
+            </w:r>
+            <w:proofErr w:type="spellEnd"/>
+            <w:r>
+              <w:rPr>
+                <w:sz w:val="20"/>
+                <w:szCs w:val="20"/>
+              </w:rPr>
+              <w:t>)</w:t>
             </w:r>
           </w:p>
         </w:tc>
@@ -5000,12 +5788,6 @@
         </w:tc>
       </w:tr>
       <w:tr>
-        <w:tblPrEx>
-          <w:tblCellMar>
-            <w:top w:w="0" w:type="dxa"/>
-            <w:bottom w:w="0" w:type="dxa"/>
-          </w:tblCellMar>
-        </w:tblPrEx>
         <w:tc>
           <w:tcPr>
             <w:tcW w:w="2400" w:type="dxa"/>
@@ -5134,9 +5916,23 @@
     <w:p>
       <w:pPr>
         <w:pStyle w:val="Heading2"/>
-      </w:pPr>
-      <w:r>
-        <w:t>6.4  Cross-Dataset Evaluation Results</w:t>
+        <w:rPr>
+          <w:color w:val="auto"/>
+        </w:rPr>
+      </w:pPr>
+      <w:proofErr w:type="gramStart"/>
+      <w:r>
+        <w:rPr>
+          <w:color w:val="auto"/>
+        </w:rPr>
+        <w:t>6.4  Cross</w:t>
+      </w:r>
+      <w:proofErr w:type="gramEnd"/>
+      <w:r>
+        <w:rPr>
+          <w:color w:val="auto"/>
+        </w:rPr>
+        <w:t>-Dataset Evaluation Results</w:t>
       </w:r>
     </w:p>
     <w:p>
@@ -5178,12 +5974,6 @@
         <w:gridCol w:w="3660"/>
       </w:tblGrid>
       <w:tr>
-        <w:tblPrEx>
-          <w:tblCellMar>
-            <w:top w:w="0" w:type="dxa"/>
-            <w:bottom w:w="0" w:type="dxa"/>
-          </w:tblCellMar>
-        </w:tblPrEx>
         <w:trPr>
           <w:tblHeader/>
         </w:trPr>
@@ -5213,7 +6003,6 @@
               <w:rPr>
                 <w:b/>
                 <w:bCs/>
-                <w:color w:val="FFFFFF"/>
                 <w:sz w:val="20"/>
                 <w:szCs w:val="20"/>
               </w:rPr>
@@ -5247,7 +6036,6 @@
               <w:rPr>
                 <w:b/>
                 <w:bCs/>
-                <w:color w:val="FFFFFF"/>
                 <w:sz w:val="20"/>
                 <w:szCs w:val="20"/>
               </w:rPr>
@@ -5281,7 +6069,6 @@
               <w:rPr>
                 <w:b/>
                 <w:bCs/>
-                <w:color w:val="FFFFFF"/>
                 <w:sz w:val="20"/>
                 <w:szCs w:val="20"/>
               </w:rPr>
@@ -5315,7 +6102,6 @@
               <w:rPr>
                 <w:b/>
                 <w:bCs/>
-                <w:color w:val="FFFFFF"/>
                 <w:sz w:val="20"/>
                 <w:szCs w:val="20"/>
               </w:rPr>
@@ -5325,12 +6111,6 @@
         </w:tc>
       </w:tr>
       <w:tr>
-        <w:tblPrEx>
-          <w:tblCellMar>
-            <w:top w:w="0" w:type="dxa"/>
-            <w:bottom w:w="0" w:type="dxa"/>
-          </w:tblCellMar>
-        </w:tblPrEx>
         <w:tc>
           <w:tcPr>
             <w:tcW w:w="2200" w:type="dxa"/>
@@ -5433,12 +6213,6 @@
         </w:tc>
       </w:tr>
       <w:tr>
-        <w:tblPrEx>
-          <w:tblCellMar>
-            <w:top w:w="0" w:type="dxa"/>
-            <w:bottom w:w="0" w:type="dxa"/>
-          </w:tblCellMar>
-        </w:tblPrEx>
         <w:tc>
           <w:tcPr>
             <w:tcW w:w="2200" w:type="dxa"/>
@@ -5541,12 +6315,6 @@
         </w:tc>
       </w:tr>
       <w:tr>
-        <w:tblPrEx>
-          <w:tblCellMar>
-            <w:top w:w="0" w:type="dxa"/>
-            <w:bottom w:w="0" w:type="dxa"/>
-          </w:tblCellMar>
-        </w:tblPrEx>
         <w:tc>
           <w:tcPr>
             <w:tcW w:w="2200" w:type="dxa"/>
@@ -5649,12 +6417,6 @@
         </w:tc>
       </w:tr>
       <w:tr>
-        <w:tblPrEx>
-          <w:tblCellMar>
-            <w:top w:w="0" w:type="dxa"/>
-            <w:bottom w:w="0" w:type="dxa"/>
-          </w:tblCellMar>
-        </w:tblPrEx>
         <w:tc>
           <w:tcPr>
             <w:tcW w:w="2200" w:type="dxa"/>
@@ -5757,12 +6519,6 @@
         </w:tc>
       </w:tr>
       <w:tr>
-        <w:tblPrEx>
-          <w:tblCellMar>
-            <w:top w:w="0" w:type="dxa"/>
-            <w:bottom w:w="0" w:type="dxa"/>
-          </w:tblCellMar>
-        </w:tblPrEx>
         <w:tc>
           <w:tcPr>
             <w:tcW w:w="2200" w:type="dxa"/>
@@ -5854,23 +6610,26 @@
             <w:pPr>
               <w:jc w:val="center"/>
             </w:pPr>
-            <w:r>
-              <w:rPr>
-                <w:sz w:val="20"/>
-                <w:szCs w:val="20"/>
-              </w:rPr>
-              <w:t>Near-perfect; essentially benign</w:t>
+            <w:proofErr w:type="gramStart"/>
+            <w:r>
+              <w:rPr>
+                <w:sz w:val="20"/>
+                <w:szCs w:val="20"/>
+              </w:rPr>
+              <w:t>Near-perfect</w:t>
+            </w:r>
+            <w:proofErr w:type="gramEnd"/>
+            <w:r>
+              <w:rPr>
+                <w:sz w:val="20"/>
+                <w:szCs w:val="20"/>
+              </w:rPr>
+              <w:t>; essentially benign</w:t>
             </w:r>
           </w:p>
         </w:tc>
       </w:tr>
       <w:tr>
-        <w:tblPrEx>
-          <w:tblCellMar>
-            <w:top w:w="0" w:type="dxa"/>
-            <w:bottom w:w="0" w:type="dxa"/>
-          </w:tblCellMar>
-        </w:tblPrEx>
         <w:tc>
           <w:tcPr>
             <w:tcW w:w="2200" w:type="dxa"/>
@@ -5973,12 +6732,6 @@
         </w:tc>
       </w:tr>
       <w:tr>
-        <w:tblPrEx>
-          <w:tblCellMar>
-            <w:top w:w="0" w:type="dxa"/>
-            <w:bottom w:w="0" w:type="dxa"/>
-          </w:tblCellMar>
-        </w:tblPrEx>
         <w:tc>
           <w:tcPr>
             <w:tcW w:w="2200" w:type="dxa"/>
@@ -6000,7 +6753,23 @@
                 <w:sz w:val="20"/>
                 <w:szCs w:val="20"/>
               </w:rPr>
-              <w:t>Friday PM (PortScan)</w:t>
+              <w:t>Friday PM (</w:t>
+            </w:r>
+            <w:proofErr w:type="spellStart"/>
+            <w:r>
+              <w:rPr>
+                <w:sz w:val="20"/>
+                <w:szCs w:val="20"/>
+              </w:rPr>
+              <w:t>PortScan</w:t>
+            </w:r>
+            <w:proofErr w:type="spellEnd"/>
+            <w:r>
+              <w:rPr>
+                <w:sz w:val="20"/>
+                <w:szCs w:val="20"/>
+              </w:rPr>
+              <w:t>)</w:t>
             </w:r>
           </w:p>
         </w:tc>
@@ -6081,12 +6850,6 @@
         </w:tc>
       </w:tr>
       <w:tr>
-        <w:tblPrEx>
-          <w:tblCellMar>
-            <w:top w:w="0" w:type="dxa"/>
-            <w:bottom w:w="0" w:type="dxa"/>
-          </w:tblCellMar>
-        </w:tblPrEx>
         <w:tc>
           <w:tcPr>
             <w:tcW w:w="2200" w:type="dxa"/>
@@ -6204,7 +6967,23 @@
           <w:i/>
           <w:iCs/>
         </w:rPr>
-        <w:t>Table 4: Cross-dataset evaluation results. Random Forest trained on Monday, evaluated on each subsequent batch without retraining. Both Random Forest and XGBoost exhibited identical accuracy profiles across all batches. Red rows represent accuracy below the 50% chance threshold for a binary classifier.</w:t>
+        <w:t xml:space="preserve">Table 4: Cross-dataset evaluation results. Random Forest trained on Monday, evaluated on each subsequent batch without retraining. Both Random Forest and </w:t>
+      </w:r>
+      <w:proofErr w:type="spellStart"/>
+      <w:r>
+        <w:rPr>
+          <w:i/>
+          <w:iCs/>
+        </w:rPr>
+        <w:t>XGBoost</w:t>
+      </w:r>
+      <w:proofErr w:type="spellEnd"/>
+      <w:r>
+        <w:rPr>
+          <w:i/>
+          <w:iCs/>
+        </w:rPr>
+        <w:t xml:space="preserve"> exhibited identical accuracy profiles across all batches. Red rows represent accuracy below the 50% chance threshold for a binary classifier.</w:t>
       </w:r>
     </w:p>
     <w:p>
@@ -6227,16 +7006,46 @@
         <w:jc w:val="both"/>
       </w:pPr>
       <w:r>
-        <w:t>It is worth noting that both Random Forest and XGBoost displayed identical accuracy profiles across all seven comparison batches: 96.89%, 63.48%, 98.82%, 99.99%, 98.96%, 44.52%, and 43.33%. The consistency across two very different algorithmic approaches lends substantial credibility to the conclusion that the observed degradation is a consequence of the distributional shift in the data itself, not an artefact of any particular model's behaviour.</w:t>
+        <w:t xml:space="preserve">It is worth noting that both Random Forest and </w:t>
+      </w:r>
+      <w:proofErr w:type="spellStart"/>
+      <w:r>
+        <w:t>XGBoost</w:t>
+      </w:r>
+      <w:proofErr w:type="spellEnd"/>
+      <w:r>
+        <w:t xml:space="preserve"> displayed identical accuracy profiles across all seven comparison batches: 96.89%, 63.48%, 98.82%, 99.99%, 98.96%, 44.52%, and 43.33%. The consistency across two very different algorithmic approaches lends substantial credibility to the conclusion that the observed degradation is a consequence of the distributional shift in the data itself, not an artefact of any </w:t>
+      </w:r>
+      <w:proofErr w:type="gramStart"/>
+      <w:r>
+        <w:t>particular model's</w:t>
+      </w:r>
+      <w:proofErr w:type="gramEnd"/>
+      <w:r>
+        <w:t xml:space="preserve"> behaviour.</w:t>
       </w:r>
     </w:p>
     <w:p>
       <w:pPr>
         <w:pStyle w:val="Heading2"/>
-      </w:pPr>
-      <w:r>
+        <w:rPr>
+          <w:color w:val="auto"/>
+        </w:rPr>
+      </w:pPr>
+      <w:proofErr w:type="gramStart"/>
+      <w:r>
+        <w:rPr>
+          <w:color w:val="auto"/>
+        </w:rPr>
         <w:lastRenderedPageBreak/>
-        <w:t>6.5  Fixed Reference Drift Scores</w:t>
+        <w:t>6.5  Fixed</w:t>
+      </w:r>
+      <w:proofErr w:type="gramEnd"/>
+      <w:r>
+        <w:rPr>
+          <w:color w:val="auto"/>
+        </w:rPr>
+        <w:t xml:space="preserve"> Reference Drift Scores</w:t>
       </w:r>
     </w:p>
     <w:p>
@@ -6279,12 +7088,6 @@
         <w:gridCol w:w="2200"/>
       </w:tblGrid>
       <w:tr>
-        <w:tblPrEx>
-          <w:tblCellMar>
-            <w:top w:w="0" w:type="dxa"/>
-            <w:bottom w:w="0" w:type="dxa"/>
-          </w:tblCellMar>
-        </w:tblPrEx>
         <w:trPr>
           <w:tblHeader/>
         </w:trPr>
@@ -6314,7 +7117,6 @@
               <w:rPr>
                 <w:b/>
                 <w:bCs/>
-                <w:color w:val="FFFFFF"/>
                 <w:sz w:val="20"/>
                 <w:szCs w:val="20"/>
               </w:rPr>
@@ -6348,7 +7150,6 @@
               <w:rPr>
                 <w:b/>
                 <w:bCs/>
-                <w:color w:val="FFFFFF"/>
                 <w:sz w:val="20"/>
                 <w:szCs w:val="20"/>
               </w:rPr>
@@ -6382,7 +7183,6 @@
               <w:rPr>
                 <w:b/>
                 <w:bCs/>
-                <w:color w:val="FFFFFF"/>
                 <w:sz w:val="20"/>
                 <w:szCs w:val="20"/>
               </w:rPr>
@@ -6416,7 +7216,6 @@
               <w:rPr>
                 <w:b/>
                 <w:bCs/>
-                <w:color w:val="FFFFFF"/>
                 <w:sz w:val="20"/>
                 <w:szCs w:val="20"/>
               </w:rPr>
@@ -6450,7 +7249,6 @@
               <w:rPr>
                 <w:b/>
                 <w:bCs/>
-                <w:color w:val="FFFFFF"/>
                 <w:sz w:val="20"/>
                 <w:szCs w:val="20"/>
               </w:rPr>
@@ -6460,12 +7258,6 @@
         </w:tc>
       </w:tr>
       <w:tr>
-        <w:tblPrEx>
-          <w:tblCellMar>
-            <w:top w:w="0" w:type="dxa"/>
-            <w:bottom w:w="0" w:type="dxa"/>
-          </w:tblCellMar>
-        </w:tblPrEx>
         <w:tc>
           <w:tcPr>
             <w:tcW w:w="2100" w:type="dxa"/>
@@ -6593,12 +7385,6 @@
         </w:tc>
       </w:tr>
       <w:tr>
-        <w:tblPrEx>
-          <w:tblCellMar>
-            <w:top w:w="0" w:type="dxa"/>
-            <w:bottom w:w="0" w:type="dxa"/>
-          </w:tblCellMar>
-        </w:tblPrEx>
         <w:tc>
           <w:tcPr>
             <w:tcW w:w="2100" w:type="dxa"/>
@@ -6726,12 +7512,6 @@
         </w:tc>
       </w:tr>
       <w:tr>
-        <w:tblPrEx>
-          <w:tblCellMar>
-            <w:top w:w="0" w:type="dxa"/>
-            <w:bottom w:w="0" w:type="dxa"/>
-          </w:tblCellMar>
-        </w:tblPrEx>
         <w:tc>
           <w:tcPr>
             <w:tcW w:w="2100" w:type="dxa"/>
@@ -6859,12 +7639,6 @@
         </w:tc>
       </w:tr>
       <w:tr>
-        <w:tblPrEx>
-          <w:tblCellMar>
-            <w:top w:w="0" w:type="dxa"/>
-            <w:bottom w:w="0" w:type="dxa"/>
-          </w:tblCellMar>
-        </w:tblPrEx>
         <w:tc>
           <w:tcPr>
             <w:tcW w:w="2100" w:type="dxa"/>
@@ -6992,12 +7766,6 @@
         </w:tc>
       </w:tr>
       <w:tr>
-        <w:tblPrEx>
-          <w:tblCellMar>
-            <w:top w:w="0" w:type="dxa"/>
-            <w:bottom w:w="0" w:type="dxa"/>
-          </w:tblCellMar>
-        </w:tblPrEx>
         <w:tc>
           <w:tcPr>
             <w:tcW w:w="2100" w:type="dxa"/>
@@ -7125,12 +7893,6 @@
         </w:tc>
       </w:tr>
       <w:tr>
-        <w:tblPrEx>
-          <w:tblCellMar>
-            <w:top w:w="0" w:type="dxa"/>
-            <w:bottom w:w="0" w:type="dxa"/>
-          </w:tblCellMar>
-        </w:tblPrEx>
         <w:tc>
           <w:tcPr>
             <w:tcW w:w="2100" w:type="dxa"/>
@@ -7152,7 +7914,23 @@
                 <w:sz w:val="20"/>
                 <w:szCs w:val="20"/>
               </w:rPr>
-              <w:t>Friday PM (PortScan)</w:t>
+              <w:t>Friday PM (</w:t>
+            </w:r>
+            <w:proofErr w:type="spellStart"/>
+            <w:r>
+              <w:rPr>
+                <w:sz w:val="20"/>
+                <w:szCs w:val="20"/>
+              </w:rPr>
+              <w:t>PortScan</w:t>
+            </w:r>
+            <w:proofErr w:type="spellEnd"/>
+            <w:r>
+              <w:rPr>
+                <w:sz w:val="20"/>
+                <w:szCs w:val="20"/>
+              </w:rPr>
+              <w:t>)</w:t>
             </w:r>
           </w:p>
         </w:tc>
@@ -7258,12 +8036,6 @@
         </w:tc>
       </w:tr>
       <w:tr>
-        <w:tblPrEx>
-          <w:tblCellMar>
-            <w:top w:w="0" w:type="dxa"/>
-            <w:bottom w:w="0" w:type="dxa"/>
-          </w:tblCellMar>
-        </w:tblPrEx>
         <w:tc>
           <w:tcPr>
             <w:tcW w:w="2100" w:type="dxa"/>
@@ -7426,9 +8198,23 @@
     <w:p>
       <w:pPr>
         <w:pStyle w:val="Heading2"/>
-      </w:pPr>
-      <w:r>
-        <w:t>6.6  Rolling Window Drift Scores</w:t>
+        <w:rPr>
+          <w:color w:val="auto"/>
+        </w:rPr>
+      </w:pPr>
+      <w:proofErr w:type="gramStart"/>
+      <w:r>
+        <w:rPr>
+          <w:color w:val="auto"/>
+        </w:rPr>
+        <w:t>6.6  Rolling</w:t>
+      </w:r>
+      <w:proofErr w:type="gramEnd"/>
+      <w:r>
+        <w:rPr>
+          <w:color w:val="auto"/>
+        </w:rPr>
+        <w:t xml:space="preserve"> Window Drift Scores</w:t>
       </w:r>
     </w:p>
     <w:p>
@@ -7470,12 +8256,6 @@
         <w:gridCol w:w="3600"/>
       </w:tblGrid>
       <w:tr>
-        <w:tblPrEx>
-          <w:tblCellMar>
-            <w:top w:w="0" w:type="dxa"/>
-            <w:bottom w:w="0" w:type="dxa"/>
-          </w:tblCellMar>
-        </w:tblPrEx>
         <w:trPr>
           <w:tblHeader/>
         </w:trPr>
@@ -7505,7 +8285,6 @@
               <w:rPr>
                 <w:b/>
                 <w:bCs/>
-                <w:color w:val="FFFFFF"/>
                 <w:sz w:val="20"/>
                 <w:szCs w:val="20"/>
               </w:rPr>
@@ -7539,7 +8318,6 @@
               <w:rPr>
                 <w:b/>
                 <w:bCs/>
-                <w:color w:val="FFFFFF"/>
                 <w:sz w:val="20"/>
                 <w:szCs w:val="20"/>
               </w:rPr>
@@ -7573,7 +8351,6 @@
               <w:rPr>
                 <w:b/>
                 <w:bCs/>
-                <w:color w:val="FFFFFF"/>
                 <w:sz w:val="20"/>
                 <w:szCs w:val="20"/>
               </w:rPr>
@@ -7607,7 +8384,6 @@
               <w:rPr>
                 <w:b/>
                 <w:bCs/>
-                <w:color w:val="FFFFFF"/>
                 <w:sz w:val="20"/>
                 <w:szCs w:val="20"/>
               </w:rPr>
@@ -7617,12 +8393,6 @@
         </w:tc>
       </w:tr>
       <w:tr>
-        <w:tblPrEx>
-          <w:tblCellMar>
-            <w:top w:w="0" w:type="dxa"/>
-            <w:bottom w:w="0" w:type="dxa"/>
-          </w:tblCellMar>
-        </w:tblPrEx>
         <w:tc>
           <w:tcPr>
             <w:tcW w:w="2800" w:type="dxa"/>
@@ -7725,12 +8495,6 @@
         </w:tc>
       </w:tr>
       <w:tr>
-        <w:tblPrEx>
-          <w:tblCellMar>
-            <w:top w:w="0" w:type="dxa"/>
-            <w:bottom w:w="0" w:type="dxa"/>
-          </w:tblCellMar>
-        </w:tblPrEx>
         <w:tc>
           <w:tcPr>
             <w:tcW w:w="2800" w:type="dxa"/>
@@ -7833,12 +8597,6 @@
         </w:tc>
       </w:tr>
       <w:tr>
-        <w:tblPrEx>
-          <w:tblCellMar>
-            <w:top w:w="0" w:type="dxa"/>
-            <w:bottom w:w="0" w:type="dxa"/>
-          </w:tblCellMar>
-        </w:tblPrEx>
         <w:tc>
           <w:tcPr>
             <w:tcW w:w="2800" w:type="dxa"/>
@@ -7941,12 +8699,6 @@
         </w:tc>
       </w:tr>
       <w:tr>
-        <w:tblPrEx>
-          <w:tblCellMar>
-            <w:top w:w="0" w:type="dxa"/>
-            <w:bottom w:w="0" w:type="dxa"/>
-          </w:tblCellMar>
-        </w:tblPrEx>
         <w:tc>
           <w:tcPr>
             <w:tcW w:w="2800" w:type="dxa"/>
@@ -8049,12 +8801,6 @@
         </w:tc>
       </w:tr>
       <w:tr>
-        <w:tblPrEx>
-          <w:tblCellMar>
-            <w:top w:w="0" w:type="dxa"/>
-            <w:bottom w:w="0" w:type="dxa"/>
-          </w:tblCellMar>
-        </w:tblPrEx>
         <w:tc>
           <w:tcPr>
             <w:tcW w:w="2800" w:type="dxa"/>
@@ -8157,12 +8903,6 @@
         </w:tc>
       </w:tr>
       <w:tr>
-        <w:tblPrEx>
-          <w:tblCellMar>
-            <w:top w:w="0" w:type="dxa"/>
-            <w:bottom w:w="0" w:type="dxa"/>
-          </w:tblCellMar>
-        </w:tblPrEx>
         <w:tc>
           <w:tcPr>
             <w:tcW w:w="2800" w:type="dxa"/>
@@ -8184,8 +8924,17 @@
                 <w:sz w:val="20"/>
                 <w:szCs w:val="20"/>
               </w:rPr>
-              <w:t>Friday AM to Friday PortScan</w:t>
-            </w:r>
+              <w:t xml:space="preserve">Friday AM to Friday </w:t>
+            </w:r>
+            <w:proofErr w:type="spellStart"/>
+            <w:r>
+              <w:rPr>
+                <w:sz w:val="20"/>
+                <w:szCs w:val="20"/>
+              </w:rPr>
+              <w:t>PortScan</w:t>
+            </w:r>
+            <w:proofErr w:type="spellEnd"/>
           </w:p>
         </w:tc>
         <w:tc>
@@ -8265,12 +9014,6 @@
         </w:tc>
       </w:tr>
       <w:tr>
-        <w:tblPrEx>
-          <w:tblCellMar>
-            <w:top w:w="0" w:type="dxa"/>
-            <w:bottom w:w="0" w:type="dxa"/>
-          </w:tblCellMar>
-        </w:tblPrEx>
         <w:tc>
           <w:tcPr>
             <w:tcW w:w="2800" w:type="dxa"/>
@@ -8292,7 +9035,23 @@
                 <w:sz w:val="20"/>
                 <w:szCs w:val="20"/>
               </w:rPr>
-              <w:t>Friday PortScan to Friday DDoS</w:t>
+              <w:t xml:space="preserve">Friday </w:t>
+            </w:r>
+            <w:proofErr w:type="spellStart"/>
+            <w:r>
+              <w:rPr>
+                <w:sz w:val="20"/>
+                <w:szCs w:val="20"/>
+              </w:rPr>
+              <w:t>PortScan</w:t>
+            </w:r>
+            <w:proofErr w:type="spellEnd"/>
+            <w:r>
+              <w:rPr>
+                <w:sz w:val="20"/>
+                <w:szCs w:val="20"/>
+              </w:rPr>
+              <w:t xml:space="preserve"> to Friday DDoS</w:t>
             </w:r>
           </w:p>
         </w:tc>
@@ -8402,23 +9161,59 @@
         <w:jc w:val="both"/>
       </w:pPr>
       <w:r>
-        <w:t>Several findings from the rolling window analysis deserve specific attention. The Wasserstein Distance from Tuesday to Wednesday of 1,845,590.19 is an order of magnitude larger than the Monday-to-Tuesday transition of 58,459.05, confirming that the shift from Brute Force to DoS traffic was massive and sudden in terms of the overall shape of the data in feature space. The very low rolling KL Divergence between Friday PortScan and Friday DDoS (0.0003) is also instructive: both batches share a similar high-attack-fraction distribution, so they appear similar relative to each other despite both being dramatically different from Monday's baseline. This illustrates an important limitation of any single drift metric and argues for using multiple complementary measures simultaneously.</w:t>
+        <w:t xml:space="preserve">Several findings from the rolling window analysis deserve specific attention. The Wasserstein Distance from Tuesday to Wednesday of 1,845,590.19 is an order of magnitude larger than the Monday-to-Tuesday transition of 58,459.05, confirming that the shift from Brute Force to DoS traffic was massive and sudden in terms of the overall shape of the data in feature space. The very low rolling KL Divergence between Friday </w:t>
+      </w:r>
+      <w:proofErr w:type="spellStart"/>
+      <w:r>
+        <w:t>PortScan</w:t>
+      </w:r>
+      <w:proofErr w:type="spellEnd"/>
+      <w:r>
+        <w:t xml:space="preserve"> and Friday DDoS (0.0003) is also instructive: both batches share a similar high-attack-fraction distribution, so they appear similar relative to each other despite both being dramatically different from Monday's baseline. This illustrates an important limitation of any single drift metric and argues for using multiple complementary measures simultaneously.</w:t>
       </w:r>
     </w:p>
     <w:p>
       <w:pPr>
         <w:pStyle w:val="Heading2"/>
-      </w:pPr>
-      <w:r>
-        <w:t>6.7  Drift Prediction Meta-Model Results</w:t>
+        <w:rPr>
+          <w:color w:val="auto"/>
+        </w:rPr>
+      </w:pPr>
+      <w:proofErr w:type="gramStart"/>
+      <w:r>
+        <w:rPr>
+          <w:color w:val="auto"/>
+        </w:rPr>
+        <w:t>6.7  Drift</w:t>
+      </w:r>
+      <w:proofErr w:type="gramEnd"/>
+      <w:r>
+        <w:rPr>
+          <w:color w:val="auto"/>
+        </w:rPr>
+        <w:t xml:space="preserve"> Prediction Meta-Model Results</w:t>
       </w:r>
     </w:p>
     <w:p>
       <w:pPr>
         <w:pStyle w:val="Heading3"/>
-      </w:pPr>
-      <w:r>
-        <w:t>6.7.1  The Meta-Dataset</w:t>
+        <w:rPr>
+          <w:color w:val="auto"/>
+        </w:rPr>
+      </w:pPr>
+      <w:proofErr w:type="gramStart"/>
+      <w:r>
+        <w:rPr>
+          <w:color w:val="auto"/>
+        </w:rPr>
+        <w:t>6.7.1  The</w:t>
+      </w:r>
+      <w:proofErr w:type="gramEnd"/>
+      <w:r>
+        <w:rPr>
+          <w:color w:val="auto"/>
+        </w:rPr>
+        <w:t xml:space="preserve"> Meta-Dataset</w:t>
       </w:r>
     </w:p>
     <w:p>
@@ -8427,7 +9222,31 @@
         <w:jc w:val="both"/>
       </w:pPr>
       <w:r>
-        <w:t>The meta-dataset consists of seven records, one per comparison batch, each containing three input features (label_kl_divergence, label_js_divergence, mean_feature_js) and one output target (cross-dataset accuracy). The table below shows the complete meta-dataset alongside LOO-CV predictions from the Linear Regression model.</w:t>
+        <w:t>The meta-dataset consists of seven records, one per comparison batch, each containing three input features (</w:t>
+      </w:r>
+      <w:proofErr w:type="spellStart"/>
+      <w:r>
+        <w:t>label_kl_divergence</w:t>
+      </w:r>
+      <w:proofErr w:type="spellEnd"/>
+      <w:r>
+        <w:t xml:space="preserve">, </w:t>
+      </w:r>
+      <w:proofErr w:type="spellStart"/>
+      <w:r>
+        <w:t>label_js_divergence</w:t>
+      </w:r>
+      <w:proofErr w:type="spellEnd"/>
+      <w:r>
+        <w:t xml:space="preserve">, </w:t>
+      </w:r>
+      <w:proofErr w:type="spellStart"/>
+      <w:r>
+        <w:t>mean_feature_js</w:t>
+      </w:r>
+      <w:proofErr w:type="spellEnd"/>
+      <w:r>
+        <w:t>) and one output target (cross-dataset accuracy). The table below shows the complete meta-dataset alongside LOO-CV predictions from the Linear Regression model.</w:t>
       </w:r>
     </w:p>
     <w:p>
@@ -8462,12 +9281,6 @@
         <w:gridCol w:w="1980"/>
       </w:tblGrid>
       <w:tr>
-        <w:tblPrEx>
-          <w:tblCellMar>
-            <w:top w:w="0" w:type="dxa"/>
-            <w:bottom w:w="0" w:type="dxa"/>
-          </w:tblCellMar>
-        </w:tblPrEx>
         <w:trPr>
           <w:tblHeader/>
         </w:trPr>
@@ -8497,10 +9310,10 @@
               <w:rPr>
                 <w:b/>
                 <w:bCs/>
-                <w:color w:val="FFFFFF"/>
-                <w:sz w:val="20"/>
-                <w:szCs w:val="20"/>
-              </w:rPr>
+                <w:sz w:val="20"/>
+                <w:szCs w:val="20"/>
+              </w:rPr>
+              <w:lastRenderedPageBreak/>
               <w:t>Batch</w:t>
             </w:r>
           </w:p>
@@ -8531,7 +9344,6 @@
               <w:rPr>
                 <w:b/>
                 <w:bCs/>
-                <w:color w:val="FFFFFF"/>
                 <w:sz w:val="20"/>
                 <w:szCs w:val="20"/>
               </w:rPr>
@@ -8565,7 +9377,6 @@
               <w:rPr>
                 <w:b/>
                 <w:bCs/>
-                <w:color w:val="FFFFFF"/>
                 <w:sz w:val="20"/>
                 <w:szCs w:val="20"/>
               </w:rPr>
@@ -8599,7 +9410,6 @@
               <w:rPr>
                 <w:b/>
                 <w:bCs/>
-                <w:color w:val="FFFFFF"/>
                 <w:sz w:val="20"/>
                 <w:szCs w:val="20"/>
               </w:rPr>
@@ -8633,7 +9443,6 @@
               <w:rPr>
                 <w:b/>
                 <w:bCs/>
-                <w:color w:val="FFFFFF"/>
                 <w:sz w:val="20"/>
                 <w:szCs w:val="20"/>
               </w:rPr>
@@ -8667,7 +9476,6 @@
               <w:rPr>
                 <w:b/>
                 <w:bCs/>
-                <w:color w:val="FFFFFF"/>
                 <w:sz w:val="20"/>
                 <w:szCs w:val="20"/>
               </w:rPr>
@@ -8677,12 +9485,6 @@
         </w:tc>
       </w:tr>
       <w:tr>
-        <w:tblPrEx>
-          <w:tblCellMar>
-            <w:top w:w="0" w:type="dxa"/>
-            <w:bottom w:w="0" w:type="dxa"/>
-          </w:tblCellMar>
-        </w:tblPrEx>
         <w:tc>
           <w:tcPr>
             <w:tcW w:w="1700" w:type="dxa"/>
@@ -8835,12 +9637,6 @@
         </w:tc>
       </w:tr>
       <w:tr>
-        <w:tblPrEx>
-          <w:tblCellMar>
-            <w:top w:w="0" w:type="dxa"/>
-            <w:bottom w:w="0" w:type="dxa"/>
-          </w:tblCellMar>
-        </w:tblPrEx>
         <w:tc>
           <w:tcPr>
             <w:tcW w:w="1700" w:type="dxa"/>
@@ -8993,12 +9789,6 @@
         </w:tc>
       </w:tr>
       <w:tr>
-        <w:tblPrEx>
-          <w:tblCellMar>
-            <w:top w:w="0" w:type="dxa"/>
-            <w:bottom w:w="0" w:type="dxa"/>
-          </w:tblCellMar>
-        </w:tblPrEx>
         <w:tc>
           <w:tcPr>
             <w:tcW w:w="1700" w:type="dxa"/>
@@ -9151,12 +9941,6 @@
         </w:tc>
       </w:tr>
       <w:tr>
-        <w:tblPrEx>
-          <w:tblCellMar>
-            <w:top w:w="0" w:type="dxa"/>
-            <w:bottom w:w="0" w:type="dxa"/>
-          </w:tblCellMar>
-        </w:tblPrEx>
         <w:tc>
           <w:tcPr>
             <w:tcW w:w="1700" w:type="dxa"/>
@@ -9309,12 +10093,6 @@
         </w:tc>
       </w:tr>
       <w:tr>
-        <w:tblPrEx>
-          <w:tblCellMar>
-            <w:top w:w="0" w:type="dxa"/>
-            <w:bottom w:w="0" w:type="dxa"/>
-          </w:tblCellMar>
-        </w:tblPrEx>
         <w:tc>
           <w:tcPr>
             <w:tcW w:w="1700" w:type="dxa"/>
@@ -9467,12 +10245,6 @@
         </w:tc>
       </w:tr>
       <w:tr>
-        <w:tblPrEx>
-          <w:tblCellMar>
-            <w:top w:w="0" w:type="dxa"/>
-            <w:bottom w:w="0" w:type="dxa"/>
-          </w:tblCellMar>
-        </w:tblPrEx>
         <w:tc>
           <w:tcPr>
             <w:tcW w:w="1700" w:type="dxa"/>
@@ -9494,8 +10266,17 @@
                 <w:sz w:val="20"/>
                 <w:szCs w:val="20"/>
               </w:rPr>
-              <w:t>Friday PortScan</w:t>
-            </w:r>
+              <w:t xml:space="preserve">Friday </w:t>
+            </w:r>
+            <w:proofErr w:type="spellStart"/>
+            <w:r>
+              <w:rPr>
+                <w:sz w:val="20"/>
+                <w:szCs w:val="20"/>
+              </w:rPr>
+              <w:t>PortScan</w:t>
+            </w:r>
+            <w:proofErr w:type="spellEnd"/>
           </w:p>
         </w:tc>
         <w:tc>
@@ -9625,12 +10406,6 @@
         </w:tc>
       </w:tr>
       <w:tr>
-        <w:tblPrEx>
-          <w:tblCellMar>
-            <w:top w:w="0" w:type="dxa"/>
-            <w:bottom w:w="0" w:type="dxa"/>
-          </w:tblCellMar>
-        </w:tblPrEx>
         <w:tc>
           <w:tcPr>
             <w:tcW w:w="1700" w:type="dxa"/>
@@ -9809,9 +10584,23 @@
     <w:p>
       <w:pPr>
         <w:pStyle w:val="Heading3"/>
-      </w:pPr>
-      <w:r>
-        <w:t>6.7.2  Meta-Model Performance</w:t>
+        <w:rPr>
+          <w:color w:val="auto"/>
+        </w:rPr>
+      </w:pPr>
+      <w:proofErr w:type="gramStart"/>
+      <w:r>
+        <w:rPr>
+          <w:color w:val="auto"/>
+        </w:rPr>
+        <w:t>6.7.2  Meta</w:t>
+      </w:r>
+      <w:proofErr w:type="gramEnd"/>
+      <w:r>
+        <w:rPr>
+          <w:color w:val="auto"/>
+        </w:rPr>
+        <w:t>-Model Performance</w:t>
       </w:r>
     </w:p>
     <w:p>
@@ -9844,12 +10633,6 @@
         <w:gridCol w:w="3200"/>
       </w:tblGrid>
       <w:tr>
-        <w:tblPrEx>
-          <w:tblCellMar>
-            <w:top w:w="0" w:type="dxa"/>
-            <w:bottom w:w="0" w:type="dxa"/>
-          </w:tblCellMar>
-        </w:tblPrEx>
         <w:trPr>
           <w:tblHeader/>
         </w:trPr>
@@ -9879,7 +10662,6 @@
               <w:rPr>
                 <w:b/>
                 <w:bCs/>
-                <w:color w:val="FFFFFF"/>
                 <w:sz w:val="20"/>
                 <w:szCs w:val="20"/>
               </w:rPr>
@@ -9913,7 +10695,6 @@
               <w:rPr>
                 <w:b/>
                 <w:bCs/>
-                <w:color w:val="FFFFFF"/>
                 <w:sz w:val="20"/>
                 <w:szCs w:val="20"/>
               </w:rPr>
@@ -9947,7 +10728,6 @@
               <w:rPr>
                 <w:b/>
                 <w:bCs/>
-                <w:color w:val="FFFFFF"/>
                 <w:sz w:val="20"/>
                 <w:szCs w:val="20"/>
               </w:rPr>
@@ -9981,7 +10761,6 @@
               <w:rPr>
                 <w:b/>
                 <w:bCs/>
-                <w:color w:val="FFFFFF"/>
                 <w:sz w:val="20"/>
                 <w:szCs w:val="20"/>
               </w:rPr>
@@ -9991,12 +10770,6 @@
         </w:tc>
       </w:tr>
       <w:tr>
-        <w:tblPrEx>
-          <w:tblCellMar>
-            <w:top w:w="0" w:type="dxa"/>
-            <w:bottom w:w="0" w:type="dxa"/>
-          </w:tblCellMar>
-        </w:tblPrEx>
         <w:tc>
           <w:tcPr>
             <w:tcW w:w="2800" w:type="dxa"/>
@@ -10099,12 +10872,6 @@
         </w:tc>
       </w:tr>
       <w:tr>
-        <w:tblPrEx>
-          <w:tblCellMar>
-            <w:top w:w="0" w:type="dxa"/>
-            <w:bottom w:w="0" w:type="dxa"/>
-          </w:tblCellMar>
-        </w:tblPrEx>
         <w:tc>
           <w:tcPr>
             <w:tcW w:w="2800" w:type="dxa"/>
@@ -10245,15 +11012,41 @@
         <w:jc w:val="both"/>
       </w:pPr>
       <w:r>
-        <w:t>An R-squared of 0.9924 indicates that the three divergence metrics collectively explain approximately 99.24% of the variance in cross-dataset accuracy across the seven temporal batches. The MAE of 1.43% means that the model's predictions are, on average, within 1.43 percentage points of the actual observed accuracy. The practical implication is important: given a new batch of unlabelled incoming network traffic, one can compute KL and JS Divergence from the stored Monday reference in seconds, pass those three values into the saved linear regression model, and receive an estimate of the deployed model's expected accuracy on that batch before running a single prediction. If that estimate falls below an acceptable threshold, an automated alert can be triggered for human review or retraining.</w:t>
+        <w:t xml:space="preserve">An R-squared of 0.9924 indicates that the </w:t>
+      </w:r>
+      <w:proofErr w:type="gramStart"/>
+      <w:r>
+        <w:t>three divergence</w:t>
+      </w:r>
+      <w:proofErr w:type="gramEnd"/>
+      <w:r>
+        <w:t xml:space="preserve"> metrics collectively explain approximately 99.24% of the variance in cross-dataset accuracy across the seven temporal batches. The MAE of 1.43% means that the model's predictions are, on average, within 1.43 percentage points of the actual </w:t>
+      </w:r>
+      <w:r>
+        <w:lastRenderedPageBreak/>
+        <w:t>observed accuracy. The practical implication is important: given a new batch of unlabelled incoming network traffic, one can compute KL and JS Divergence from the stored Monday reference in seconds, pass those three values into the saved linear regression model, and receive an estimate of the deployed model's expected accuracy on that batch before running a single prediction. If that estimate falls below an acceptable threshold, an automated alert can be triggered for human review or retraining.</w:t>
       </w:r>
     </w:p>
     <w:p>
       <w:pPr>
         <w:pStyle w:val="Heading2"/>
-      </w:pPr>
-      <w:r>
-        <w:t>6.8  Drift Alert Summary</w:t>
+        <w:rPr>
+          <w:color w:val="auto"/>
+        </w:rPr>
+      </w:pPr>
+      <w:proofErr w:type="gramStart"/>
+      <w:r>
+        <w:rPr>
+          <w:color w:val="auto"/>
+        </w:rPr>
+        <w:t>6.8  Drift</w:t>
+      </w:r>
+      <w:proofErr w:type="gramEnd"/>
+      <w:r>
+        <w:rPr>
+          <w:color w:val="auto"/>
+        </w:rPr>
+        <w:t xml:space="preserve"> Alert Summary</w:t>
       </w:r>
     </w:p>
     <w:p>
@@ -10296,12 +11089,6 @@
         <w:gridCol w:w="2000"/>
       </w:tblGrid>
       <w:tr>
-        <w:tblPrEx>
-          <w:tblCellMar>
-            <w:top w:w="0" w:type="dxa"/>
-            <w:bottom w:w="0" w:type="dxa"/>
-          </w:tblCellMar>
-        </w:tblPrEx>
         <w:trPr>
           <w:tblHeader/>
         </w:trPr>
@@ -10331,7 +11118,6 @@
               <w:rPr>
                 <w:b/>
                 <w:bCs/>
-                <w:color w:val="FFFFFF"/>
                 <w:sz w:val="20"/>
                 <w:szCs w:val="20"/>
               </w:rPr>
@@ -10365,7 +11151,6 @@
               <w:rPr>
                 <w:b/>
                 <w:bCs/>
-                <w:color w:val="FFFFFF"/>
                 <w:sz w:val="20"/>
                 <w:szCs w:val="20"/>
               </w:rPr>
@@ -10399,7 +11184,6 @@
               <w:rPr>
                 <w:b/>
                 <w:bCs/>
-                <w:color w:val="FFFFFF"/>
                 <w:sz w:val="20"/>
                 <w:szCs w:val="20"/>
               </w:rPr>
@@ -10433,7 +11217,6 @@
               <w:rPr>
                 <w:b/>
                 <w:bCs/>
-                <w:color w:val="FFFFFF"/>
                 <w:sz w:val="20"/>
                 <w:szCs w:val="20"/>
               </w:rPr>
@@ -10467,7 +11250,6 @@
               <w:rPr>
                 <w:b/>
                 <w:bCs/>
-                <w:color w:val="FFFFFF"/>
                 <w:sz w:val="20"/>
                 <w:szCs w:val="20"/>
               </w:rPr>
@@ -10477,12 +11259,6 @@
         </w:tc>
       </w:tr>
       <w:tr>
-        <w:tblPrEx>
-          <w:tblCellMar>
-            <w:top w:w="0" w:type="dxa"/>
-            <w:bottom w:w="0" w:type="dxa"/>
-          </w:tblCellMar>
-        </w:tblPrEx>
         <w:tc>
           <w:tcPr>
             <w:tcW w:w="2600" w:type="dxa"/>
@@ -10610,12 +11386,6 @@
         </w:tc>
       </w:tr>
       <w:tr>
-        <w:tblPrEx>
-          <w:tblCellMar>
-            <w:top w:w="0" w:type="dxa"/>
-            <w:bottom w:w="0" w:type="dxa"/>
-          </w:tblCellMar>
-        </w:tblPrEx>
         <w:tc>
           <w:tcPr>
             <w:tcW w:w="2600" w:type="dxa"/>
@@ -10637,7 +11407,23 @@
                 <w:sz w:val="20"/>
                 <w:szCs w:val="20"/>
               </w:rPr>
-              <w:t>Friday PM (PortScan)</w:t>
+              <w:t>Friday PM (</w:t>
+            </w:r>
+            <w:proofErr w:type="spellStart"/>
+            <w:r>
+              <w:rPr>
+                <w:sz w:val="20"/>
+                <w:szCs w:val="20"/>
+              </w:rPr>
+              <w:t>PortScan</w:t>
+            </w:r>
+            <w:proofErr w:type="spellEnd"/>
+            <w:r>
+              <w:rPr>
+                <w:sz w:val="20"/>
+                <w:szCs w:val="20"/>
+              </w:rPr>
+              <w:t>)</w:t>
             </w:r>
           </w:p>
         </w:tc>
@@ -10743,12 +11529,6 @@
         </w:tc>
       </w:tr>
       <w:tr>
-        <w:tblPrEx>
-          <w:tblCellMar>
-            <w:top w:w="0" w:type="dxa"/>
-            <w:bottom w:w="0" w:type="dxa"/>
-          </w:tblCellMar>
-        </w:tblPrEx>
         <w:tc>
           <w:tcPr>
             <w:tcW w:w="2600" w:type="dxa"/>
@@ -10891,7 +11671,23 @@
           <w:i/>
           <w:iCs/>
         </w:rPr>
-        <w:t>Table 9: Drift alert summary. All five models (Random Forest, XGBoost, Logistic, Decision Tree, SVM) produced identical accuracy figures on each batch, confirming that the degradation is attributable to the data distribution shift rather than any model-specific behaviour.</w:t>
+        <w:t xml:space="preserve">Table 9: Drift alert summary. All five models (Random Forest, </w:t>
+      </w:r>
+      <w:proofErr w:type="spellStart"/>
+      <w:r>
+        <w:rPr>
+          <w:i/>
+          <w:iCs/>
+        </w:rPr>
+        <w:t>XGBoost</w:t>
+      </w:r>
+      <w:proofErr w:type="spellEnd"/>
+      <w:r>
+        <w:rPr>
+          <w:i/>
+          <w:iCs/>
+        </w:rPr>
+        <w:t>, Logistic, Decision Tree, SVM) produced identical accuracy figures on each batch, confirming that the degradation is attributable to the data distribution shift rather than any model-specific behaviour.</w:t>
       </w:r>
     </w:p>
     <w:p>
@@ -10902,8 +11698,15 @@
     <w:p>
       <w:pPr>
         <w:pStyle w:val="Heading1"/>
-      </w:pPr>
-      <w:r>
+        <w:rPr>
+          <w:color w:val="auto"/>
+        </w:rPr>
+      </w:pPr>
+      <w:r>
+        <w:rPr>
+          <w:color w:val="auto"/>
+        </w:rPr>
+        <w:lastRenderedPageBreak/>
         <w:t>7. Feature-Level Drift Analysis (SHAP)</w:t>
       </w:r>
     </w:p>
@@ -10913,15 +11716,45 @@
         <w:jc w:val="both"/>
       </w:pPr>
       <w:r>
-        <w:t>To understand which specific network traffic features were driving the distribution shifts and, more importantly, which features the models were relying on differently under drift, a SHAP (SHapley Additive exPlanations) analysis was conducted for all five baseline classifiers. The analysis compares mean absolute SHAP values computed on a sample from Monday's reference batch against those computed on a sample from Friday's DDoS batch, which represents the most extreme drift scenario in the dataset.</w:t>
+        <w:t>To understand which specific network traffic features were driving the distribution shifts and, more importantly, which features the models were relying on differently under drift, a SHAP (</w:t>
+      </w:r>
+      <w:proofErr w:type="spellStart"/>
+      <w:r>
+        <w:t>SHapley</w:t>
+      </w:r>
+      <w:proofErr w:type="spellEnd"/>
+      <w:r>
+        <w:t xml:space="preserve"> Additive </w:t>
+      </w:r>
+      <w:proofErr w:type="spellStart"/>
+      <w:r>
+        <w:t>exPlanations</w:t>
+      </w:r>
+      <w:proofErr w:type="spellEnd"/>
+      <w:r>
+        <w:t>) analysis was conducted for all five baseline classifiers. The analysis compares mean absolute SHAP values computed on a sample from Monday's reference batch against those computed on a sample from Friday's DDoS batch, which represents the most extreme drift scenario in the dataset.</w:t>
       </w:r>
     </w:p>
     <w:p>
       <w:pPr>
         <w:pStyle w:val="Heading2"/>
-      </w:pPr>
-      <w:r>
-        <w:t>7.1  Per-Feature JS Divergence Highlights</w:t>
+        <w:rPr>
+          <w:color w:val="auto"/>
+        </w:rPr>
+      </w:pPr>
+      <w:proofErr w:type="gramStart"/>
+      <w:r>
+        <w:rPr>
+          <w:color w:val="auto"/>
+        </w:rPr>
+        <w:t>7.1  Per</w:t>
+      </w:r>
+      <w:proofErr w:type="gramEnd"/>
+      <w:r>
+        <w:rPr>
+          <w:color w:val="auto"/>
+        </w:rPr>
+        <w:t>-Feature JS Divergence Highlights</w:t>
       </w:r>
     </w:p>
     <w:p>
@@ -10965,12 +11798,6 @@
         <w:gridCol w:w="2460"/>
       </w:tblGrid>
       <w:tr>
-        <w:tblPrEx>
-          <w:tblCellMar>
-            <w:top w:w="0" w:type="dxa"/>
-            <w:bottom w:w="0" w:type="dxa"/>
-          </w:tblCellMar>
-        </w:tblPrEx>
         <w:trPr>
           <w:tblHeader/>
         </w:trPr>
@@ -11000,7 +11827,6 @@
               <w:rPr>
                 <w:b/>
                 <w:bCs/>
-                <w:color w:val="FFFFFF"/>
                 <w:sz w:val="20"/>
                 <w:szCs w:val="20"/>
               </w:rPr>
@@ -11034,7 +11860,6 @@
               <w:rPr>
                 <w:b/>
                 <w:bCs/>
-                <w:color w:val="FFFFFF"/>
                 <w:sz w:val="20"/>
                 <w:szCs w:val="20"/>
               </w:rPr>
@@ -11068,7 +11893,6 @@
               <w:rPr>
                 <w:b/>
                 <w:bCs/>
-                <w:color w:val="FFFFFF"/>
                 <w:sz w:val="20"/>
                 <w:szCs w:val="20"/>
               </w:rPr>
@@ -11102,7 +11926,6 @@
               <w:rPr>
                 <w:b/>
                 <w:bCs/>
-                <w:color w:val="FFFFFF"/>
                 <w:sz w:val="20"/>
                 <w:szCs w:val="20"/>
               </w:rPr>
@@ -11136,7 +11959,6 @@
               <w:rPr>
                 <w:b/>
                 <w:bCs/>
-                <w:color w:val="FFFFFF"/>
                 <w:sz w:val="20"/>
                 <w:szCs w:val="20"/>
               </w:rPr>
@@ -11170,7 +11992,6 @@
               <w:rPr>
                 <w:b/>
                 <w:bCs/>
-                <w:color w:val="FFFFFF"/>
                 <w:sz w:val="20"/>
                 <w:szCs w:val="20"/>
               </w:rPr>
@@ -11180,12 +12001,6 @@
         </w:tc>
       </w:tr>
       <w:tr>
-        <w:tblPrEx>
-          <w:tblCellMar>
-            <w:top w:w="0" w:type="dxa"/>
-            <w:bottom w:w="0" w:type="dxa"/>
-          </w:tblCellMar>
-        </w:tblPrEx>
         <w:tc>
           <w:tcPr>
             <w:tcW w:w="2100" w:type="dxa"/>
@@ -11338,12 +12153,6 @@
         </w:tc>
       </w:tr>
       <w:tr>
-        <w:tblPrEx>
-          <w:tblCellMar>
-            <w:top w:w="0" w:type="dxa"/>
-            <w:bottom w:w="0" w:type="dxa"/>
-          </w:tblCellMar>
-        </w:tblPrEx>
         <w:tc>
           <w:tcPr>
             <w:tcW w:w="2100" w:type="dxa"/>
@@ -11496,12 +12305,6 @@
         </w:tc>
       </w:tr>
       <w:tr>
-        <w:tblPrEx>
-          <w:tblCellMar>
-            <w:top w:w="0" w:type="dxa"/>
-            <w:bottom w:w="0" w:type="dxa"/>
-          </w:tblCellMar>
-        </w:tblPrEx>
         <w:tc>
           <w:tcPr>
             <w:tcW w:w="2100" w:type="dxa"/>
@@ -11518,12 +12321,21 @@
             <w:pPr>
               <w:jc w:val="center"/>
             </w:pPr>
-            <w:r>
-              <w:rPr>
-                <w:sz w:val="20"/>
-                <w:szCs w:val="20"/>
-              </w:rPr>
-              <w:t>Bwd Packet Length Max</w:t>
+            <w:proofErr w:type="spellStart"/>
+            <w:r>
+              <w:rPr>
+                <w:sz w:val="20"/>
+                <w:szCs w:val="20"/>
+              </w:rPr>
+              <w:t>Bwd</w:t>
+            </w:r>
+            <w:proofErr w:type="spellEnd"/>
+            <w:r>
+              <w:rPr>
+                <w:sz w:val="20"/>
+                <w:szCs w:val="20"/>
+              </w:rPr>
+              <w:t xml:space="preserve"> Packet Length Max</w:t>
             </w:r>
           </w:p>
         </w:tc>
@@ -11654,12 +12466,6 @@
         </w:tc>
       </w:tr>
       <w:tr>
-        <w:tblPrEx>
-          <w:tblCellMar>
-            <w:top w:w="0" w:type="dxa"/>
-            <w:bottom w:w="0" w:type="dxa"/>
-          </w:tblCellMar>
-        </w:tblPrEx>
         <w:tc>
           <w:tcPr>
             <w:tcW w:w="2100" w:type="dxa"/>
@@ -11812,12 +12618,6 @@
         </w:tc>
       </w:tr>
       <w:tr>
-        <w:tblPrEx>
-          <w:tblCellMar>
-            <w:top w:w="0" w:type="dxa"/>
-            <w:bottom w:w="0" w:type="dxa"/>
-          </w:tblCellMar>
-        </w:tblPrEx>
         <w:tc>
           <w:tcPr>
             <w:tcW w:w="2100" w:type="dxa"/>
@@ -11996,9 +12796,23 @@
     <w:p>
       <w:pPr>
         <w:pStyle w:val="Heading2"/>
-      </w:pPr>
-      <w:r>
-        <w:t>7.2  SHAP Comparison Plots</w:t>
+        <w:rPr>
+          <w:color w:val="auto"/>
+        </w:rPr>
+      </w:pPr>
+      <w:proofErr w:type="gramStart"/>
+      <w:r>
+        <w:rPr>
+          <w:color w:val="auto"/>
+        </w:rPr>
+        <w:t>7.2  SHAP</w:t>
+      </w:r>
+      <w:proofErr w:type="gramEnd"/>
+      <w:r>
+        <w:rPr>
+          <w:color w:val="auto"/>
+        </w:rPr>
+        <w:t xml:space="preserve"> Comparison Plots</w:t>
       </w:r>
     </w:p>
     <w:p>
@@ -12007,15 +12821,33 @@
         <w:jc w:val="both"/>
       </w:pPr>
       <w:r>
-        <w:t>The following five pairs of plots show SHAP feature importance under two conditions: the reference distribution (Monday, shown in blue on the left) and the drifted distribution (Friday DDoS, shown in red on the right). In each pair, the left bar chart shows the mean absolute SHAP values when the model was applied to Monday's traffic, and the right chart shows the same after exposure to Friday's DDoS traffic. A feature whose bar grows dramatically from left to right indicates that the model is being forced to rely on that feature far more heavily under drift conditions, often because the other features it usually depends on have shifted in ways that reduce their discriminative power.</w:t>
+        <w:t xml:space="preserve">The following five pairs of plots show SHAP feature importance under two conditions: the reference distribution (Monday, shown in blue on the left) and the drifted distribution (Friday DDoS, shown in </w:t>
+      </w:r>
+      <w:r>
+        <w:lastRenderedPageBreak/>
+        <w:t>red on the right). In each pair, the left bar chart shows the mean absolute SHAP values when the model was applied to Monday's traffic, and the right chart shows the same after exposure to Friday's DDoS traffic. A feature whose bar grows dramatically from left to right indicates that the model is being forced to rely on that feature far more heavily under drift conditions, often because the other features it usually depends on have shifted in ways that reduce their discriminative power.</w:t>
       </w:r>
     </w:p>
     <w:p>
       <w:pPr>
         <w:pStyle w:val="Heading3"/>
-      </w:pPr>
-      <w:r>
-        <w:t>7.2.1  Decision Tree</w:t>
+        <w:rPr>
+          <w:color w:val="auto"/>
+        </w:rPr>
+      </w:pPr>
+      <w:proofErr w:type="gramStart"/>
+      <w:r>
+        <w:rPr>
+          <w:color w:val="auto"/>
+        </w:rPr>
+        <w:t>7.2.1  Decision</w:t>
+      </w:r>
+      <w:proofErr w:type="gramEnd"/>
+      <w:r>
+        <w:rPr>
+          <w:color w:val="auto"/>
+        </w:rPr>
+        <w:t xml:space="preserve"> Tree</w:t>
       </w:r>
     </w:p>
     <w:p>
@@ -12076,7 +12908,6 @@
         <w:rPr>
           <w:i/>
           <w:iCs/>
-          <w:color w:val="555555"/>
           <w:sz w:val="20"/>
           <w:szCs w:val="20"/>
         </w:rPr>
@@ -12089,15 +12920,69 @@
         <w:jc w:val="both"/>
       </w:pPr>
       <w:r>
-        <w:t>The Decision Tree's SHAP analysis reveals a particularly dramatic re-weighting of feature reliance under drift. On Monday's reference data, 'Total Length of Fwd Packets', 'Bwd Packet Length Std', and 'Destination Port' are the three most influential features, with 'Total Length of Fwd Packets' having the highest mean absolute SHAP value of approximately 0.062. Under Friday's DDoS traffic, however, 'Bwd Packet Length Std' shoots to an overwhelming dominance with a mean absolute SHAP value of approximately 0.298, nearly five times its reference value. Meanwhile, 'Total Length of Fwd Packets' drops from first to a minor contributor. This indicates that the decision tree has been driven, by the DDoS traffic's high-volume backward-path flooding, to pivot its entire decision logic onto the standard deviation of backward packet lengths, a feature that captures the extreme volatility of backward traffic under DDoS conditions. The collapse in the importance of forward-path features is consistent with the observation that DDoS traffic largely overwhelms the backward channel whilst forward packets are relatively uniform in size.</w:t>
+        <w:t xml:space="preserve">The Decision Tree's SHAP analysis reveals a particularly dramatic re-weighting of feature reliance under drift. On Monday's reference data, 'Total Length of </w:t>
+      </w:r>
+      <w:proofErr w:type="spellStart"/>
+      <w:r>
+        <w:t>Fwd</w:t>
+      </w:r>
+      <w:proofErr w:type="spellEnd"/>
+      <w:r>
+        <w:t xml:space="preserve"> Packets', '</w:t>
+      </w:r>
+      <w:proofErr w:type="spellStart"/>
+      <w:r>
+        <w:t>Bwd</w:t>
+      </w:r>
+      <w:proofErr w:type="spellEnd"/>
+      <w:r>
+        <w:t xml:space="preserve"> Packet Length Std', and 'Destination Port' are the three most influential features, with 'Total Length of </w:t>
+      </w:r>
+      <w:proofErr w:type="spellStart"/>
+      <w:r>
+        <w:t>Fwd</w:t>
+      </w:r>
+      <w:proofErr w:type="spellEnd"/>
+      <w:r>
+        <w:t xml:space="preserve"> Packets' having the highest mean absolute SHAP value of approximately 0.062. Under Friday's DDoS traffic, however, '</w:t>
+      </w:r>
+      <w:proofErr w:type="spellStart"/>
+      <w:r>
+        <w:t>Bwd</w:t>
+      </w:r>
+      <w:proofErr w:type="spellEnd"/>
+      <w:r>
+        <w:t xml:space="preserve"> Packet Length Std' shoots to an overwhelming dominance with a mean absolute SHAP value of approximately 0.298, nearly five times its reference value. Meanwhile, 'Total Length of </w:t>
+      </w:r>
+      <w:proofErr w:type="spellStart"/>
+      <w:r>
+        <w:t>Fwd</w:t>
+      </w:r>
+      <w:proofErr w:type="spellEnd"/>
+      <w:r>
+        <w:t xml:space="preserve"> Packets' drops from first to a minor contributor. This indicates that the decision tree has been driven, by the DDoS traffic's high-volume backward-path flooding, to pivot its entire decision logic onto the standard deviation of backward packet lengths, a feature that captures the extreme volatility of backward traffic under DDoS conditions. The collapse in the importance of forward-path features is consistent with the observation that DDoS traffic largely overwhelms the backward channel whilst forward packets are relatively uniform in size.</w:t>
       </w:r>
     </w:p>
     <w:p>
       <w:pPr>
         <w:pStyle w:val="Heading3"/>
-      </w:pPr>
-      <w:r>
-        <w:t>7.2.2  Logistic Regression</w:t>
+        <w:rPr>
+          <w:color w:val="auto"/>
+        </w:rPr>
+      </w:pPr>
+      <w:proofErr w:type="gramStart"/>
+      <w:r>
+        <w:rPr>
+          <w:color w:val="auto"/>
+        </w:rPr>
+        <w:t>7.2.2  Logistic</w:t>
+      </w:r>
+      <w:proofErr w:type="gramEnd"/>
+      <w:r>
+        <w:rPr>
+          <w:color w:val="auto"/>
+        </w:rPr>
+        <w:t xml:space="preserve"> Regression</w:t>
       </w:r>
     </w:p>
     <w:p>
@@ -12158,7 +13043,6 @@
         <w:rPr>
           <w:i/>
           <w:iCs/>
-          <w:color w:val="555555"/>
           <w:sz w:val="20"/>
           <w:szCs w:val="20"/>
         </w:rPr>
@@ -12171,15 +13055,57 @@
         <w:jc w:val="both"/>
       </w:pPr>
       <w:r>
-        <w:t>The Logistic Regression SHAP comparison is arguably the most revealing of the five plots. On Monday's reference data, 'Bwd Packet Length Min' dominates with a mean absolute SHAP value of approximately 2.83, followed by 'Fwd Packet Length Std' at 1.90. These are both reasonable features for a linear classifier to rely upon in distinguishing normal and marginal traffic patterns. Under Friday's DDoS traffic, the picture changes quite dramatically: 'Packet Length Variance' explodes to a mean absolute SHAP value of approximately 17.5, a roughly 26-fold increase from its reference value of 0.68. Meanwhile, 'Bwd Packet Length Mean' and 'Max Packet Length' each jump to approximately 5.4 and 5.7 respectively. This pattern makes physical sense: DDoS floods produce enormous variance in packet lengths because the attack traffic is superimposed on whatever residual legitimate traffic remains, creating a highly heterogeneous mixture that is captured most sensitively by variance-based features. The Logistic Regression model is essentially being asked to separate two distributions using a linear boundary that was fitted on a quite different distributional landscape.</w:t>
+        <w:t>The Logistic Regression SHAP comparison is arguably the most revealing of the five plots. On Monday's reference data, '</w:t>
+      </w:r>
+      <w:proofErr w:type="spellStart"/>
+      <w:r>
+        <w:t>Bwd</w:t>
+      </w:r>
+      <w:proofErr w:type="spellEnd"/>
+      <w:r>
+        <w:t xml:space="preserve"> Packet Length Min' dominates with a mean absolute SHAP value of approximately 2.83, followed by '</w:t>
+      </w:r>
+      <w:proofErr w:type="spellStart"/>
+      <w:r>
+        <w:t>Fwd</w:t>
+      </w:r>
+      <w:proofErr w:type="spellEnd"/>
+      <w:r>
+        <w:t xml:space="preserve"> Packet Length Std' at 1.90. These are both reasonable features for a linear classifier to rely upon in distinguishing normal and marginal traffic patterns. Under Friday's DDoS traffic, the picture changes quite dramatically: 'Packet Length Variance' explodes to a mean absolute SHAP value of approximately 17.5, a roughly 26-fold increase from its reference value of 0.68. Meanwhile, '</w:t>
+      </w:r>
+      <w:proofErr w:type="spellStart"/>
+      <w:r>
+        <w:t>Bwd</w:t>
+      </w:r>
+      <w:proofErr w:type="spellEnd"/>
+      <w:r>
+        <w:t xml:space="preserve"> Packet Length Mean' and 'Max Packet Length' each jump to approximately 5.4 and 5.7 respectively. This pattern makes physical sense: DDoS floods produce enormous </w:t>
+      </w:r>
+      <w:r>
+        <w:lastRenderedPageBreak/>
+        <w:t>variance in packet lengths because the attack traffic is superimposed on whatever residual legitimate traffic remains, creating a highly heterogeneous mixture that is captured most sensitively by variance-based features. The Logistic Regression model is essentially being asked to separate two distributions using a linear boundary that was fitted on a quite different distributional landscape.</w:t>
       </w:r>
     </w:p>
     <w:p>
       <w:pPr>
         <w:pStyle w:val="Heading3"/>
-      </w:pPr>
-      <w:r>
-        <w:t>7.2.3  Random Forest</w:t>
+        <w:rPr>
+          <w:color w:val="auto"/>
+        </w:rPr>
+      </w:pPr>
+      <w:proofErr w:type="gramStart"/>
+      <w:r>
+        <w:rPr>
+          <w:color w:val="auto"/>
+        </w:rPr>
+        <w:t>7.2.3  Random</w:t>
+      </w:r>
+      <w:proofErr w:type="gramEnd"/>
+      <w:r>
+        <w:rPr>
+          <w:color w:val="auto"/>
+        </w:rPr>
+        <w:t xml:space="preserve"> Forest</w:t>
       </w:r>
     </w:p>
     <w:p>
@@ -12240,7 +13166,6 @@
         <w:rPr>
           <w:i/>
           <w:iCs/>
-          <w:color w:val="555555"/>
           <w:sz w:val="20"/>
           <w:szCs w:val="20"/>
         </w:rPr>
@@ -12253,15 +13178,75 @@
         <w:jc w:val="both"/>
       </w:pPr>
       <w:r>
-        <w:t>The Random Forest SHAP comparison shows a more distributed re-weighting compared to the Decision Tree and Logistic Regression. On Monday's reference data, 'Destination Port' is the single most important feature at approximately 0.0265 mean absolute SHAP value, followed by 'Fwd Packet Length Max' at 0.0206. Under Friday's DDoS traffic, 'Bwd Packet Length Std' becomes the dominant feature at approximately 0.071, an increase of roughly 4.7 times its reference value of 0.015. 'Bwd Packet Length Mean' also increases substantially. Interestingly, 'Destination Port' remains relatively important under DDoS traffic as well, suggesting that the Random Forest is able to maintain some reliance on its usual discriminative features even under severe drift. This is consistent with the expectation that ensemble methods are more robust to individual feature distribution shifts than single models, given that the collective decision of 100 trees averages out individual feature perturbations to some extent.</w:t>
+        <w:t>The Random Forest SHAP comparison shows a more distributed re-weighting compared to the Decision Tree and Logistic Regression. On Monday's reference data, 'Destination Port' is the single most important feature at approximately 0.0265 mean absolute SHAP value, followed by '</w:t>
+      </w:r>
+      <w:proofErr w:type="spellStart"/>
+      <w:r>
+        <w:t>Fwd</w:t>
+      </w:r>
+      <w:proofErr w:type="spellEnd"/>
+      <w:r>
+        <w:t xml:space="preserve"> Packet Length Max' at 0.0206. Under Friday's DDoS traffic, '</w:t>
+      </w:r>
+      <w:proofErr w:type="spellStart"/>
+      <w:r>
+        <w:t>Bwd</w:t>
+      </w:r>
+      <w:proofErr w:type="spellEnd"/>
+      <w:r>
+        <w:t xml:space="preserve"> Packet Length Std' becomes the dominant feature at approximately 0.071, an increase of roughly 4.7 times its reference value of 0.015. '</w:t>
+      </w:r>
+      <w:proofErr w:type="spellStart"/>
+      <w:r>
+        <w:t>Bwd</w:t>
+      </w:r>
+      <w:proofErr w:type="spellEnd"/>
+      <w:r>
+        <w:t xml:space="preserve"> Packet Length Mean' also increases substantially. Interestingly, 'Destination Port' remains relatively important under DDoS traffic as well, suggesting that the Random Forest </w:t>
+      </w:r>
+      <w:proofErr w:type="gramStart"/>
+      <w:r>
+        <w:t>is able to</w:t>
+      </w:r>
+      <w:proofErr w:type="gramEnd"/>
+      <w:r>
+        <w:t xml:space="preserve"> maintain some reliance on its usual discriminative features even under severe drift. This is consistent with the expectation that ensemble methods are more robust to individual feature distribution shifts than single models, given that the collective decision of 100 trees averages out individual feature perturbations to some extent.</w:t>
       </w:r>
     </w:p>
     <w:p>
       <w:pPr>
         <w:pStyle w:val="Heading3"/>
-      </w:pPr>
-      <w:r>
-        <w:t>7.2.4  SVM (LinearSVC)</w:t>
+        <w:rPr>
+          <w:color w:val="auto"/>
+        </w:rPr>
+      </w:pPr>
+      <w:proofErr w:type="gramStart"/>
+      <w:r>
+        <w:rPr>
+          <w:color w:val="auto"/>
+        </w:rPr>
+        <w:t>7.2.4  SVM</w:t>
+      </w:r>
+      <w:proofErr w:type="gramEnd"/>
+      <w:r>
+        <w:rPr>
+          <w:color w:val="auto"/>
+        </w:rPr>
+        <w:t xml:space="preserve"> (</w:t>
+      </w:r>
+      <w:proofErr w:type="spellStart"/>
+      <w:r>
+        <w:rPr>
+          <w:color w:val="auto"/>
+        </w:rPr>
+        <w:t>LinearSVC</w:t>
+      </w:r>
+      <w:proofErr w:type="spellEnd"/>
+      <w:r>
+        <w:rPr>
+          <w:color w:val="auto"/>
+        </w:rPr>
+        <w:t>)</w:t>
       </w:r>
     </w:p>
     <w:p>
@@ -12322,7 +13307,6 @@
         <w:rPr>
           <w:i/>
           <w:iCs/>
-          <w:color w:val="555555"/>
           <w:sz w:val="20"/>
           <w:szCs w:val="20"/>
         </w:rPr>
@@ -12335,16 +13319,44 @@
         <w:jc w:val="both"/>
       </w:pPr>
       <w:r>
-        <w:t>The SVM SHAP analysis presents a clear illustration of what happens when a linear decision boundary encounters a fundamentally non-linear distributional shift. On Monday's reference data, 'Max Packet Length' is the most important feature at 1.45 mean absolute SHAP value, followed by 'Bwd Packet Length Max' at 1.08. Under Friday's DDoS traffic, these two features retain their positions in the top ranks but with dramatically amplified SHAP values: 'Max Packet Length' increases to approximately 8.31, a nearly 5.7-fold amplification. 'Packet Length Variance' increases from 0.29 to 7.50, a 25-fold amplification. The SVM's linear decision surface, originally calibrated to Monday's relatively narrow packet length distribution, is being stretched far beyond its original operating regime by the DDoS flood's extreme packet length values. The model assigns very high weight to these features simply because they take on out-of-distribution values that fall far from the learned separating hyperplane.</w:t>
+        <w:t>The SVM SHAP analysis presents a clear illustration of what happens when a linear decision boundary encounters a fundamentally non-linear distributional shift. On Monday's reference data, 'Max Packet Length' is the most important feature at 1.45 mean absolute SHAP value, followed by '</w:t>
+      </w:r>
+      <w:proofErr w:type="spellStart"/>
+      <w:r>
+        <w:t>Bwd</w:t>
+      </w:r>
+      <w:proofErr w:type="spellEnd"/>
+      <w:r>
+        <w:t xml:space="preserve"> Packet Length Max' at 1.08. Under Friday's DDoS traffic, these two features retain their positions in the top ranks but with dramatically amplified SHAP values: 'Max Packet Length' increases to approximately 8.31, a nearly 5.7-fold amplification. 'Packet Length Variance' increases from 0.29 to 7.50, a 25-fold amplification. The SVM's linear decision surface, originally calibrated to Monday's relatively narrow packet length distribution, is being stretched far beyond its original operating regime by the DDoS flood's extreme packet length values. The model assigns very high weight to these </w:t>
+      </w:r>
+      <w:r>
+        <w:lastRenderedPageBreak/>
+        <w:t>features simply because they take on out-of-distribution values that fall far from the learned separating hyperplane.</w:t>
       </w:r>
     </w:p>
     <w:p>
       <w:pPr>
         <w:pStyle w:val="Heading3"/>
-      </w:pPr>
-      <w:r>
-        <w:t>7.2.5  XGBoost</w:t>
-      </w:r>
+        <w:rPr>
+          <w:color w:val="auto"/>
+        </w:rPr>
+      </w:pPr>
+      <w:proofErr w:type="gramStart"/>
+      <w:r>
+        <w:rPr>
+          <w:color w:val="auto"/>
+        </w:rPr>
+        <w:t xml:space="preserve">7.2.5  </w:t>
+      </w:r>
+      <w:proofErr w:type="spellStart"/>
+      <w:r>
+        <w:rPr>
+          <w:color w:val="auto"/>
+        </w:rPr>
+        <w:t>XGBoost</w:t>
+      </w:r>
+      <w:proofErr w:type="spellEnd"/>
+      <w:proofErr w:type="gramEnd"/>
     </w:p>
     <w:p>
       <w:pPr>
@@ -12404,11 +13416,30 @@
         <w:rPr>
           <w:i/>
           <w:iCs/>
-          <w:color w:val="555555"/>
           <w:sz w:val="20"/>
           <w:szCs w:val="20"/>
         </w:rPr>
-        <w:t>Figure 5: SHAP Feature Importance Under Drift - XGBoost | Left: Reference (Monday) | Right: Drifted (Friday DDoS)</w:t>
+        <w:t xml:space="preserve">Figure 5: SHAP Feature Importance Under Drift - </w:t>
+      </w:r>
+      <w:proofErr w:type="spellStart"/>
+      <w:r>
+        <w:rPr>
+          <w:i/>
+          <w:iCs/>
+          <w:sz w:val="20"/>
+          <w:szCs w:val="20"/>
+        </w:rPr>
+        <w:t>XGBoost</w:t>
+      </w:r>
+      <w:proofErr w:type="spellEnd"/>
+      <w:r>
+        <w:rPr>
+          <w:i/>
+          <w:iCs/>
+          <w:sz w:val="20"/>
+          <w:szCs w:val="20"/>
+        </w:rPr>
+        <w:t xml:space="preserve"> | Left: Reference (Monday) | Right: Drifted (Friday DDoS)</w:t>
       </w:r>
     </w:p>
     <w:p>
@@ -12417,7 +13448,63 @@
         <w:jc w:val="both"/>
       </w:pPr>
       <w:r>
-        <w:t>The XGBoost SHAP comparison is instructive in a different way from the other four models. On Monday's reference data, 'Init_Win_bytes_forward' is the dominant feature at 1.57 mean absolute SHAP value, followed by 'Destination Port' at 1.25. These are strong intuitive choices: TCP initial window size is highly characteristic of different client operating systems and application protocols, and destination port is directly indicative of the type of service being accessed. Under Friday's DDoS traffic, 'Bwd Packet Length Std' displaces all other features to become dominant at approximately 1.90. 'Destination Port' and 'Fwd Packet Length Max' retain reasonable importance, but 'Init_Win_bytes_forward' drops sharply from first to a minor role. The DDoS attack's characteristic of flooding the backward channel with packets of widely varying sizes drives the 'Bwd Packet Length Std' feature into a dominant role, while the initial window size, which was informative about protocol type in Monday's benign traffic, becomes much less useful when the majority of flows are flood packets with no meaningful session establishment.</w:t>
+        <w:t xml:space="preserve">The </w:t>
+      </w:r>
+      <w:proofErr w:type="spellStart"/>
+      <w:r>
+        <w:t>XGBoost</w:t>
+      </w:r>
+      <w:proofErr w:type="spellEnd"/>
+      <w:r>
+        <w:t xml:space="preserve"> SHAP comparison is instructive in a different way from the other four models. On Monday's reference data, '</w:t>
+      </w:r>
+      <w:proofErr w:type="spellStart"/>
+      <w:r>
+        <w:t>Init_Win_bytes_forward</w:t>
+      </w:r>
+      <w:proofErr w:type="spellEnd"/>
+      <w:r>
+        <w:t>' is the dominant feature at 1.57 mean absolute SHAP value, followed by 'Destination Port' at 1.25. These are strong intuitive choices: TCP initial window size is highly characteristic of different client operating systems and application protocols, and destination port is directly indicative of the type of service being accessed. Under Friday's DDoS traffic, '</w:t>
+      </w:r>
+      <w:proofErr w:type="spellStart"/>
+      <w:r>
+        <w:t>Bwd</w:t>
+      </w:r>
+      <w:proofErr w:type="spellEnd"/>
+      <w:r>
+        <w:t xml:space="preserve"> Packet Length Std' displaces all other features to become dominant at approximately 1.90. 'Destination Port' and '</w:t>
+      </w:r>
+      <w:proofErr w:type="spellStart"/>
+      <w:r>
+        <w:t>Fwd</w:t>
+      </w:r>
+      <w:proofErr w:type="spellEnd"/>
+      <w:r>
+        <w:t xml:space="preserve"> Packet Length Max' retain reasonable importance, but '</w:t>
+      </w:r>
+      <w:proofErr w:type="spellStart"/>
+      <w:r>
+        <w:t>Init_Win_bytes_forward</w:t>
+      </w:r>
+      <w:proofErr w:type="spellEnd"/>
+      <w:r>
+        <w:t>' drops sharply from first to a minor role. The DDoS attack's characteristic of flooding the backward channel with packets of widely varying sizes drives the '</w:t>
+      </w:r>
+      <w:proofErr w:type="spellStart"/>
+      <w:r>
+        <w:t>Bwd</w:t>
+      </w:r>
+      <w:proofErr w:type="spellEnd"/>
+      <w:r>
+        <w:t xml:space="preserve"> Packet Length Std' feature into a dominant role, while the initial window size, which was informative about protocol type in Monday's benign traffic, becomes much less useful when </w:t>
+      </w:r>
+      <w:proofErr w:type="gramStart"/>
+      <w:r>
+        <w:t>the majority of</w:t>
+      </w:r>
+      <w:proofErr w:type="gramEnd"/>
+      <w:r>
+        <w:t xml:space="preserve"> flows are flood packets with no meaningful session establishment.</w:t>
       </w:r>
     </w:p>
     <w:p>
@@ -12428,8 +13515,15 @@
     <w:p>
       <w:pPr>
         <w:pStyle w:val="Heading1"/>
-      </w:pPr>
-      <w:r>
+        <w:rPr>
+          <w:color w:val="auto"/>
+        </w:rPr>
+      </w:pPr>
+      <w:r>
+        <w:rPr>
+          <w:color w:val="auto"/>
+        </w:rPr>
+        <w:lastRenderedPageBreak/>
         <w:t>8. Technical Challenges and Engineering Solutions</w:t>
       </w:r>
     </w:p>
@@ -12445,9 +13539,23 @@
     <w:p>
       <w:pPr>
         <w:pStyle w:val="Heading2"/>
-      </w:pPr>
-      <w:r>
-        <w:t>8.1  Memory Overflow on 1.5 GB CSV Data</w:t>
+        <w:rPr>
+          <w:color w:val="auto"/>
+        </w:rPr>
+      </w:pPr>
+      <w:proofErr w:type="gramStart"/>
+      <w:r>
+        <w:rPr>
+          <w:color w:val="auto"/>
+        </w:rPr>
+        <w:t>8.1  Memory</w:t>
+      </w:r>
+      <w:proofErr w:type="gramEnd"/>
+      <w:r>
+        <w:rPr>
+          <w:color w:val="auto"/>
+        </w:rPr>
+        <w:t xml:space="preserve"> Overflow on 1.5 GB CSV Data</w:t>
       </w:r>
     </w:p>
     <w:p>
@@ -12456,7 +13564,31 @@
         <w:jc w:val="both"/>
       </w:pPr>
       <w:r>
-        <w:t>The most time-consuming early challenge was the straightforward matter of data loading. Attempting to concatenate all eight CICIDS 2017 CSV files into a single Pandas DataFrame consistently produced MemoryError exceptions during array block consolidation. Wednesday's file alone contains 691,406 rows; loading all eight files simultaneously exhausted available RAM on the development machines.</w:t>
+        <w:t xml:space="preserve">The most time-consuming early challenge was the straightforward matter of data loading. Attempting to concatenate all eight CICIDS 2017 CSV files into a single Pandas </w:t>
+      </w:r>
+      <w:proofErr w:type="spellStart"/>
+      <w:r>
+        <w:t>DataFrame</w:t>
+      </w:r>
+      <w:proofErr w:type="spellEnd"/>
+      <w:r>
+        <w:t xml:space="preserve"> consistently produced </w:t>
+      </w:r>
+      <w:proofErr w:type="spellStart"/>
+      <w:r>
+        <w:t>MemoryError</w:t>
+      </w:r>
+      <w:proofErr w:type="spellEnd"/>
+      <w:r>
+        <w:t xml:space="preserve"> exceptions during array block consolidation. Wednesday's file alone contains 691,406 </w:t>
+      </w:r>
+      <w:proofErr w:type="gramStart"/>
+      <w:r>
+        <w:t>rows;</w:t>
+      </w:r>
+      <w:proofErr w:type="gramEnd"/>
+      <w:r>
+        <w:t xml:space="preserve"> loading all eight files simultaneously exhausted available RAM on the development machines.</w:t>
       </w:r>
     </w:p>
     <w:p>
@@ -12465,15 +13597,45 @@
         <w:jc w:val="both"/>
       </w:pPr>
       <w:r>
-        <w:t>The resolution required a complete re-architecture of the data loading layer. The chunked streaming approach, using Pandas' chunksize parameter set to 20,000 rows, processes each segment independently and streams it to disk as a CSV append. The full processed_data_v1.csv is never held in memory all at once. The preprocessing log of April 4, 2026 confirms this approach processing all 2,827,876 rows across eight files without a single memory exception, at a memory footprint of approximately 47.4 MB at peak.</w:t>
+        <w:t xml:space="preserve">The resolution required a complete re-architecture of the data loading layer. The chunked streaming approach, using Pandas' </w:t>
+      </w:r>
+      <w:proofErr w:type="spellStart"/>
+      <w:r>
+        <w:t>chunksize</w:t>
+      </w:r>
+      <w:proofErr w:type="spellEnd"/>
+      <w:r>
+        <w:t xml:space="preserve"> parameter set to 20,000 rows, processes each segment independently and streams it to disk as a CSV append. The full processed_data_v1.csv is never held in memory all at once. The preprocessing log of April 4, </w:t>
+      </w:r>
+      <w:proofErr w:type="gramStart"/>
+      <w:r>
+        <w:t>2026</w:t>
+      </w:r>
+      <w:proofErr w:type="gramEnd"/>
+      <w:r>
+        <w:t xml:space="preserve"> confirms this approach processing all 2,827,876 rows across eight files without a single memory exception, at a memory footprint of approximately 47.4 MB at peak.</w:t>
       </w:r>
     </w:p>
     <w:p>
       <w:pPr>
         <w:pStyle w:val="Heading2"/>
-      </w:pPr>
-      <w:r>
-        <w:t>8.2  The Single-Class Reference Problem</w:t>
+        <w:rPr>
+          <w:color w:val="auto"/>
+        </w:rPr>
+      </w:pPr>
+      <w:proofErr w:type="gramStart"/>
+      <w:r>
+        <w:rPr>
+          <w:color w:val="auto"/>
+        </w:rPr>
+        <w:t>8.2  The</w:t>
+      </w:r>
+      <w:proofErr w:type="gramEnd"/>
+      <w:r>
+        <w:rPr>
+          <w:color w:val="auto"/>
+        </w:rPr>
+        <w:t xml:space="preserve"> Single-Class Reference Problem</w:t>
       </w:r>
     </w:p>
     <w:p>
@@ -12482,7 +13644,15 @@
         <w:jc w:val="both"/>
       </w:pPr>
       <w:r>
-        <w:t>The most mathematically interesting bug encountered was a consequence of Monday's reference batch containing only benign traffic. When attempting to train Logistic Regression and SVM on this single-class reference batch for the cross-dataset evaluation, scikit-learn raised the following exception: ValueError: This solver needs samples of at least 2 classes in the data, but the data contains only one class. This is mathematically correct: a logistic regression solver cannot derive a hyperplane boundary when all training samples belong to a single class.</w:t>
+        <w:t xml:space="preserve">The most mathematically interesting bug encountered was a consequence of Monday's reference batch containing only benign traffic. When attempting to train Logistic Regression and SVM on this single-class reference batch for the cross-dataset evaluation, scikit-learn raised the following exception: </w:t>
+      </w:r>
+      <w:proofErr w:type="spellStart"/>
+      <w:r>
+        <w:t>ValueError</w:t>
+      </w:r>
+      <w:proofErr w:type="spellEnd"/>
+      <w:r>
+        <w:t>: This solver needs samples of at least 2 classes in the data, but the data contains only one class. This is mathematically correct: a logistic regression solver cannot derive a hyperplane boundary when all training samples belong to a single class.</w:t>
       </w:r>
     </w:p>
     <w:p>
@@ -12491,15 +13661,46 @@
         <w:jc w:val="both"/>
       </w:pPr>
       <w:r>
-        <w:t>The fix involved writing fallback logic inside drift.py: when the cross-evaluation function detects a single-class reference batch, it substitutes a DummyClassifier that always predicts the majority class. A model trained on pure BENIGN data and tasked with binary classification will indeed predict BENIGN for every incoming sample, which is exactly what the accuracy numbers reflect. For Monday's self-evaluation, this yields 100% accuracy. For Friday's DDoS batch, where the majority class is now Attack at 56.67%, the DummyClassifier's constant BENIGN prediction produces 43.33% accuracy, which is the correct ground-truth value for that worst-case drift scenario.</w:t>
+        <w:t xml:space="preserve">The fix involved writing fallback logic inside drift.py: when the cross-evaluation function detects a single-class reference batch, it substitutes a </w:t>
+      </w:r>
+      <w:proofErr w:type="spellStart"/>
+      <w:r>
+        <w:t>DummyClassifier</w:t>
+      </w:r>
+      <w:proofErr w:type="spellEnd"/>
+      <w:r>
+        <w:t xml:space="preserve"> that always predicts the majority class. A model trained on pure BENIGN data and tasked with binary classification will indeed predict BENIGN for every incoming sample, which is exactly what the accuracy numbers reflect. For Monday's self-evaluation, this yields 100% accuracy. For Friday's DDoS batch, where the majority class is now Attack at 56.67%, the </w:t>
+      </w:r>
+      <w:proofErr w:type="spellStart"/>
+      <w:r>
+        <w:t>DummyClassifier's</w:t>
+      </w:r>
+      <w:proofErr w:type="spellEnd"/>
+      <w:r>
+        <w:t xml:space="preserve"> constant BENIGN prediction produces 43.33% accuracy, which is the correct ground-truth value for that worst-case drift scenario.</w:t>
       </w:r>
     </w:p>
     <w:p>
       <w:pPr>
         <w:pStyle w:val="Heading2"/>
-      </w:pPr>
-      <w:r>
-        <w:t>8.3  Column Name Whitespace in Raw Data</w:t>
+        <w:rPr>
+          <w:color w:val="auto"/>
+        </w:rPr>
+      </w:pPr>
+      <w:proofErr w:type="gramStart"/>
+      <w:r>
+        <w:rPr>
+          <w:color w:val="auto"/>
+        </w:rPr>
+        <w:lastRenderedPageBreak/>
+        <w:t>8.3  Column</w:t>
+      </w:r>
+      <w:proofErr w:type="gramEnd"/>
+      <w:r>
+        <w:rPr>
+          <w:color w:val="auto"/>
+        </w:rPr>
+        <w:t xml:space="preserve"> Name Whitespace in Raw Data</w:t>
       </w:r>
     </w:p>
     <w:p>
@@ -12508,15 +13709,84 @@
         <w:jc w:val="both"/>
       </w:pPr>
       <w:r>
-        <w:t>The raw CICIDS CSV files use column names with leading whitespace, producing identifiers such as ' Label' instead of 'Label' and ' Source IP' instead of 'Source IP'. This caused silent lookup failures in early iterations of the preprocessing code: df['Label'] would raise a KeyError while df[' Label'] would succeed, without any obvious indication of the source of the error. Applying str.strip() to all column names immediately upon file load resolved this. A duplicate column named 'Fwd Header Length.1', an artefact of CICFlowMeter's output format, was also identified and explicitly dropped at this stage.</w:t>
+        <w:t xml:space="preserve">The raw CICIDS CSV files use column names with leading whitespace, producing identifiers such as ' Label' instead of 'Label' and ' Source IP' instead of 'Source IP'. This caused silent lookup failures in early iterations of the preprocessing code: </w:t>
+      </w:r>
+      <w:proofErr w:type="spellStart"/>
+      <w:r>
+        <w:t>df</w:t>
+      </w:r>
+      <w:proofErr w:type="spellEnd"/>
+      <w:r>
+        <w:t xml:space="preserve">['Label'] would raise a </w:t>
+      </w:r>
+      <w:proofErr w:type="spellStart"/>
+      <w:r>
+        <w:t>KeyError</w:t>
+      </w:r>
+      <w:proofErr w:type="spellEnd"/>
+      <w:r>
+        <w:t xml:space="preserve"> while </w:t>
+      </w:r>
+      <w:proofErr w:type="spellStart"/>
+      <w:proofErr w:type="gramStart"/>
+      <w:r>
+        <w:t>df</w:t>
+      </w:r>
+      <w:proofErr w:type="spellEnd"/>
+      <w:r>
+        <w:t>[</w:t>
+      </w:r>
+      <w:proofErr w:type="gramEnd"/>
+      <w:r>
+        <w:t xml:space="preserve">' Label'] would succeed, without any obvious indication of the source of the error. Applying </w:t>
+      </w:r>
+      <w:proofErr w:type="spellStart"/>
+      <w:proofErr w:type="gramStart"/>
+      <w:r>
+        <w:t>str.strip</w:t>
+      </w:r>
+      <w:proofErr w:type="spellEnd"/>
+      <w:proofErr w:type="gramEnd"/>
+      <w:r>
+        <w:t>() to all column names immediately upon file load resolved this. A duplicate column named '</w:t>
+      </w:r>
+      <w:proofErr w:type="spellStart"/>
+      <w:r>
+        <w:t>Fwd</w:t>
+      </w:r>
+      <w:proofErr w:type="spellEnd"/>
+      <w:r>
+        <w:t xml:space="preserve"> Header Length.1', an artefact of </w:t>
+      </w:r>
+      <w:proofErr w:type="spellStart"/>
+      <w:r>
+        <w:t>CICFlowMeter's</w:t>
+      </w:r>
+      <w:proofErr w:type="spellEnd"/>
+      <w:r>
+        <w:t xml:space="preserve"> output format, was also identified and explicitly dropped at this stage.</w:t>
       </w:r>
     </w:p>
     <w:p>
       <w:pPr>
         <w:pStyle w:val="Heading2"/>
-      </w:pPr>
-      <w:r>
-        <w:t>8.4  Unicode Encoding on Windows Console</w:t>
+        <w:rPr>
+          <w:color w:val="auto"/>
+        </w:rPr>
+      </w:pPr>
+      <w:proofErr w:type="gramStart"/>
+      <w:r>
+        <w:rPr>
+          <w:color w:val="auto"/>
+        </w:rPr>
+        <w:t>8.4  Unicode</w:t>
+      </w:r>
+      <w:proofErr w:type="gramEnd"/>
+      <w:r>
+        <w:rPr>
+          <w:color w:val="auto"/>
+        </w:rPr>
+        <w:t xml:space="preserve"> Encoding on Windows Console</w:t>
       </w:r>
     </w:p>
     <w:p>
@@ -12525,15 +13795,45 @@
         <w:jc w:val="both"/>
       </w:pPr>
       <w:r>
-        <w:t>On the Windows development machine, Python's logging module defaults to the cp1252 console encoding, which cannot represent the Unicode right-arrow character used in early versions of the transition labels in log messages. This produced UnicodeEncodeError exceptions that interrupted console output, even though the file handler, configured with UTF-8 encoding, was writing correctly. The fix was to replace all Unicode arrow characters with plain ASCII '-&gt;' in console-facing log strings and to explicitly specify encoding='utf-8' for the FileHandler. A minor issue, but one that consumed more debugging time than it deserved.</w:t>
+        <w:t xml:space="preserve">On the Windows development machine, Python's logging module defaults to the cp1252 console encoding, which cannot represent the Unicode right-arrow character used in early versions of the transition labels in log messages. This produced </w:t>
+      </w:r>
+      <w:proofErr w:type="spellStart"/>
+      <w:r>
+        <w:t>UnicodeEncodeError</w:t>
+      </w:r>
+      <w:proofErr w:type="spellEnd"/>
+      <w:r>
+        <w:t xml:space="preserve"> exceptions that interrupted console output, even though the file handler, configured with UTF-8 encoding, was writing correctly. The fix was to replace all Unicode arrow characters with plain ASCII '-&gt;' in console-facing log strings and to explicitly specify encoding='utf-8' for the </w:t>
+      </w:r>
+      <w:proofErr w:type="spellStart"/>
+      <w:r>
+        <w:t>FileHandler</w:t>
+      </w:r>
+      <w:proofErr w:type="spellEnd"/>
+      <w:r>
+        <w:t>. A minor issue, but one that consumed more debugging time than it deserved.</w:t>
       </w:r>
     </w:p>
     <w:p>
       <w:pPr>
         <w:pStyle w:val="Heading2"/>
-      </w:pPr>
-      <w:r>
-        <w:t>8.5  Feature Consistency Across Batches</w:t>
+        <w:rPr>
+          <w:color w:val="auto"/>
+        </w:rPr>
+      </w:pPr>
+      <w:proofErr w:type="gramStart"/>
+      <w:r>
+        <w:rPr>
+          <w:color w:val="auto"/>
+        </w:rPr>
+        <w:t>8.5  Feature</w:t>
+      </w:r>
+      <w:proofErr w:type="gramEnd"/>
+      <w:r>
+        <w:rPr>
+          <w:color w:val="auto"/>
+        </w:rPr>
+        <w:t xml:space="preserve"> Consistency Across Batches</w:t>
       </w:r>
     </w:p>
     <w:p>
@@ -12553,17 +13853,38 @@
     <w:p>
       <w:pPr>
         <w:pStyle w:val="Heading1"/>
-      </w:pPr>
-      <w:r>
+        <w:rPr>
+          <w:color w:val="auto"/>
+        </w:rPr>
+      </w:pPr>
+      <w:r>
+        <w:rPr>
+          <w:color w:val="auto"/>
+        </w:rPr>
+        <w:lastRenderedPageBreak/>
         <w:t>9. Conclusion and Future Scope</w:t>
       </w:r>
     </w:p>
     <w:p>
       <w:pPr>
         <w:pStyle w:val="Heading2"/>
-      </w:pPr>
-      <w:r>
-        <w:t>9.1  What the Project Has Demonstrated</w:t>
+        <w:rPr>
+          <w:color w:val="auto"/>
+        </w:rPr>
+      </w:pPr>
+      <w:proofErr w:type="gramStart"/>
+      <w:r>
+        <w:rPr>
+          <w:color w:val="auto"/>
+        </w:rPr>
+        <w:t>9.1  What</w:t>
+      </w:r>
+      <w:proofErr w:type="gramEnd"/>
+      <w:r>
+        <w:rPr>
+          <w:color w:val="auto"/>
+        </w:rPr>
+        <w:t xml:space="preserve"> the Project Has Demonstrated</w:t>
       </w:r>
     </w:p>
     <w:p>
@@ -12587,9 +13908,23 @@
     <w:p>
       <w:pPr>
         <w:pStyle w:val="Heading2"/>
-      </w:pPr>
-      <w:r>
-        <w:t>9.2  Key Quantitative Results</w:t>
+        <w:rPr>
+          <w:color w:val="auto"/>
+        </w:rPr>
+      </w:pPr>
+      <w:proofErr w:type="gramStart"/>
+      <w:r>
+        <w:rPr>
+          <w:color w:val="auto"/>
+        </w:rPr>
+        <w:t>9.2  Key</w:t>
+      </w:r>
+      <w:proofErr w:type="gramEnd"/>
+      <w:r>
+        <w:rPr>
+          <w:color w:val="auto"/>
+        </w:rPr>
+        <w:t xml:space="preserve"> Quantitative Results</w:t>
       </w:r>
     </w:p>
     <w:p>
@@ -12620,12 +13955,6 @@
         <w:gridCol w:w="4360"/>
       </w:tblGrid>
       <w:tr>
-        <w:tblPrEx>
-          <w:tblCellMar>
-            <w:top w:w="0" w:type="dxa"/>
-            <w:bottom w:w="0" w:type="dxa"/>
-          </w:tblCellMar>
-        </w:tblPrEx>
         <w:trPr>
           <w:tblHeader/>
         </w:trPr>
@@ -12655,7 +13984,6 @@
               <w:rPr>
                 <w:b/>
                 <w:bCs/>
-                <w:color w:val="FFFFFF"/>
                 <w:sz w:val="20"/>
                 <w:szCs w:val="20"/>
               </w:rPr>
@@ -12689,7 +14017,6 @@
               <w:rPr>
                 <w:b/>
                 <w:bCs/>
-                <w:color w:val="FFFFFF"/>
                 <w:sz w:val="20"/>
                 <w:szCs w:val="20"/>
               </w:rPr>
@@ -12699,12 +14026,6 @@
         </w:tc>
       </w:tr>
       <w:tr>
-        <w:tblPrEx>
-          <w:tblCellMar>
-            <w:top w:w="0" w:type="dxa"/>
-            <w:bottom w:w="0" w:type="dxa"/>
-          </w:tblCellMar>
-        </w:tblPrEx>
         <w:tc>
           <w:tcPr>
             <w:tcW w:w="5000" w:type="dxa"/>
@@ -12757,12 +14078,6 @@
         </w:tc>
       </w:tr>
       <w:tr>
-        <w:tblPrEx>
-          <w:tblCellMar>
-            <w:top w:w="0" w:type="dxa"/>
-            <w:bottom w:w="0" w:type="dxa"/>
-          </w:tblCellMar>
-        </w:tblPrEx>
         <w:tc>
           <w:tcPr>
             <w:tcW w:w="5000" w:type="dxa"/>
@@ -12815,12 +14130,6 @@
         </w:tc>
       </w:tr>
       <w:tr>
-        <w:tblPrEx>
-          <w:tblCellMar>
-            <w:top w:w="0" w:type="dxa"/>
-            <w:bottom w:w="0" w:type="dxa"/>
-          </w:tblCellMar>
-        </w:tblPrEx>
         <w:tc>
           <w:tcPr>
             <w:tcW w:w="5000" w:type="dxa"/>
@@ -12842,7 +14151,23 @@
                 <w:sz w:val="20"/>
                 <w:szCs w:val="20"/>
               </w:rPr>
-              <w:t>Best baseline accuracy (XGBoost)</w:t>
+              <w:t>Best baseline accuracy (</w:t>
+            </w:r>
+            <w:proofErr w:type="spellStart"/>
+            <w:r>
+              <w:rPr>
+                <w:sz w:val="20"/>
+                <w:szCs w:val="20"/>
+              </w:rPr>
+              <w:t>XGBoost</w:t>
+            </w:r>
+            <w:proofErr w:type="spellEnd"/>
+            <w:r>
+              <w:rPr>
+                <w:sz w:val="20"/>
+                <w:szCs w:val="20"/>
+              </w:rPr>
+              <w:t>)</w:t>
             </w:r>
           </w:p>
         </w:tc>
@@ -12873,12 +14198,6 @@
         </w:tc>
       </w:tr>
       <w:tr>
-        <w:tblPrEx>
-          <w:tblCellMar>
-            <w:top w:w="0" w:type="dxa"/>
-            <w:bottom w:w="0" w:type="dxa"/>
-          </w:tblCellMar>
-        </w:tblPrEx>
         <w:tc>
           <w:tcPr>
             <w:tcW w:w="5000" w:type="dxa"/>
@@ -12931,12 +14250,6 @@
         </w:tc>
       </w:tr>
       <w:tr>
-        <w:tblPrEx>
-          <w:tblCellMar>
-            <w:top w:w="0" w:type="dxa"/>
-            <w:bottom w:w="0" w:type="dxa"/>
-          </w:tblCellMar>
-        </w:tblPrEx>
         <w:tc>
           <w:tcPr>
             <w:tcW w:w="5000" w:type="dxa"/>
@@ -12989,12 +14302,6 @@
         </w:tc>
       </w:tr>
       <w:tr>
-        <w:tblPrEx>
-          <w:tblCellMar>
-            <w:top w:w="0" w:type="dxa"/>
-            <w:bottom w:w="0" w:type="dxa"/>
-          </w:tblCellMar>
-        </w:tblPrEx>
         <w:tc>
           <w:tcPr>
             <w:tcW w:w="5000" w:type="dxa"/>
@@ -13047,12 +14354,6 @@
         </w:tc>
       </w:tr>
       <w:tr>
-        <w:tblPrEx>
-          <w:tblCellMar>
-            <w:top w:w="0" w:type="dxa"/>
-            <w:bottom w:w="0" w:type="dxa"/>
-          </w:tblCellMar>
-        </w:tblPrEx>
         <w:tc>
           <w:tcPr>
             <w:tcW w:w="5000" w:type="dxa"/>
@@ -13105,12 +14406,6 @@
         </w:tc>
       </w:tr>
       <w:tr>
-        <w:tblPrEx>
-          <w:tblCellMar>
-            <w:top w:w="0" w:type="dxa"/>
-            <w:bottom w:w="0" w:type="dxa"/>
-          </w:tblCellMar>
-        </w:tblPrEx>
         <w:tc>
           <w:tcPr>
             <w:tcW w:w="5000" w:type="dxa"/>
@@ -13163,12 +14458,6 @@
         </w:tc>
       </w:tr>
       <w:tr>
-        <w:tblPrEx>
-          <w:tblCellMar>
-            <w:top w:w="0" w:type="dxa"/>
-            <w:bottom w:w="0" w:type="dxa"/>
-          </w:tblCellMar>
-        </w:tblPrEx>
         <w:tc>
           <w:tcPr>
             <w:tcW w:w="5000" w:type="dxa"/>
@@ -13221,12 +14510,6 @@
         </w:tc>
       </w:tr>
       <w:tr>
-        <w:tblPrEx>
-          <w:tblCellMar>
-            <w:top w:w="0" w:type="dxa"/>
-            <w:bottom w:w="0" w:type="dxa"/>
-          </w:tblCellMar>
-        </w:tblPrEx>
         <w:tc>
           <w:tcPr>
             <w:tcW w:w="5000" w:type="dxa"/>
@@ -13287,10 +14570,18 @@
     <w:p>
       <w:pPr>
         <w:pStyle w:val="Heading2"/>
-      </w:pPr>
-      <w:r>
+        <w:rPr>
+          <w:color w:val="auto"/>
+        </w:rPr>
+      </w:pPr>
+      <w:proofErr w:type="gramStart"/>
+      <w:r>
+        <w:rPr>
+          <w:color w:val="auto"/>
+        </w:rPr>
         <w:t>9.3  Limitations</w:t>
       </w:r>
+      <w:proofErr w:type="gramEnd"/>
     </w:p>
     <w:p>
       <w:pPr>
@@ -13298,6 +14589,7 @@
         <w:jc w:val="both"/>
       </w:pPr>
       <w:r>
+        <w:lastRenderedPageBreak/>
         <w:t>The empirical honesty of this section is important. The drift predictor was trained on only seven samples, one per comparison batch. The high R-squared value is real and reproducible from the logs, but it may partly reflect the specific temporal structure of CICIDS 2017 rather than a universal property of the KL-accuracy relationship across all datasets and domains. A more rigorous study would replicate this experiment across NSL-KDD, UNSW-NB15, and CIC-IDS-2018 to assess generalisability.</w:t>
       </w:r>
     </w:p>
@@ -13313,9 +14605,23 @@
     <w:p>
       <w:pPr>
         <w:pStyle w:val="Heading2"/>
-      </w:pPr>
-      <w:r>
-        <w:t>9.4  Future Directions</w:t>
+        <w:rPr>
+          <w:color w:val="auto"/>
+        </w:rPr>
+      </w:pPr>
+      <w:proofErr w:type="gramStart"/>
+      <w:r>
+        <w:rPr>
+          <w:color w:val="auto"/>
+        </w:rPr>
+        <w:t>9.4  Future</w:t>
+      </w:r>
+      <w:proofErr w:type="gramEnd"/>
+      <w:r>
+        <w:rPr>
+          <w:color w:val="auto"/>
+        </w:rPr>
+        <w:t xml:space="preserve"> Directions</w:t>
       </w:r>
     </w:p>
     <w:p>
@@ -13446,8 +14752,15 @@
     <w:p>
       <w:pPr>
         <w:pStyle w:val="Heading1"/>
-      </w:pPr>
-      <w:r>
+        <w:rPr>
+          <w:color w:val="auto"/>
+        </w:rPr>
+      </w:pPr>
+      <w:r>
+        <w:rPr>
+          <w:color w:val="auto"/>
+        </w:rPr>
+        <w:lastRenderedPageBreak/>
         <w:t>10. References</w:t>
       </w:r>
     </w:p>
@@ -13457,7 +14770,15 @@
         <w:jc w:val="both"/>
       </w:pPr>
       <w:r>
-        <w:t>[1] Sharafaldin, I., Lashkari, A.H., and Ghorbani, A.A. (2018). Toward Generating a New Intrusion Detection Dataset and Intrusion Traffic Characterization. Proceedings of the 4th International Conference on Information Systems Security and Privacy (ICISSP), pp. 108-116.</w:t>
+        <w:t xml:space="preserve">[1] </w:t>
+      </w:r>
+      <w:proofErr w:type="spellStart"/>
+      <w:r>
+        <w:t>Sharafaldin</w:t>
+      </w:r>
+      <w:proofErr w:type="spellEnd"/>
+      <w:r>
+        <w:t>, I., Lashkari, A.H., and Ghorbani, A.A. (2018). Toward Generating a New Intrusion Detection Dataset and Intrusion Traffic Characterization. Proceedings of the 4th International Conference on Information Systems Security and Privacy (ICISSP), pp. 108-116.</w:t>
       </w:r>
     </w:p>
     <w:p>
@@ -13475,7 +14796,23 @@
         <w:jc w:val="both"/>
       </w:pPr>
       <w:r>
-        <w:t>[3] Bifet, A. and Gavaldà, R. (2007). Learning from Time-Changing Data with Adaptive Windowing. Proceedings of the 7th SIAM International Conference on Data Mining (SDM), pp. 443-448.</w:t>
+        <w:t xml:space="preserve">[3] </w:t>
+      </w:r>
+      <w:proofErr w:type="spellStart"/>
+      <w:r>
+        <w:t>Bifet</w:t>
+      </w:r>
+      <w:proofErr w:type="spellEnd"/>
+      <w:r>
+        <w:t xml:space="preserve">, A. and </w:t>
+      </w:r>
+      <w:proofErr w:type="spellStart"/>
+      <w:r>
+        <w:t>Gavaldà</w:t>
+      </w:r>
+      <w:proofErr w:type="spellEnd"/>
+      <w:r>
+        <w:t>, R. (2007). Learning from Time-Changing Data with Adaptive Windowing. Proceedings of the 7th SIAM International Conference on Data Mining (SDM), pp. 443-448.</w:t>
       </w:r>
     </w:p>
     <w:p>
@@ -13493,7 +14830,31 @@
         <w:jc w:val="both"/>
       </w:pPr>
       <w:r>
-        <w:t>[5] Rabanser, S., Guennemann, S., and Ghahramani, Z. (2019). Failing Loudly: An Empirical Study of Methods for Detecting Dataset Shift. Advances in Neural Information Processing Systems (NeurIPS), vol. 32.</w:t>
+        <w:t xml:space="preserve">[5] </w:t>
+      </w:r>
+      <w:proofErr w:type="spellStart"/>
+      <w:r>
+        <w:t>Rabanser</w:t>
+      </w:r>
+      <w:proofErr w:type="spellEnd"/>
+      <w:r>
+        <w:t xml:space="preserve">, S., </w:t>
+      </w:r>
+      <w:proofErr w:type="spellStart"/>
+      <w:r>
+        <w:t>Guennemann</w:t>
+      </w:r>
+      <w:proofErr w:type="spellEnd"/>
+      <w:r>
+        <w:t>, S., and Ghahramani, Z. (2019). Failing Loudly: An Empirical Study of Methods for Detecting Dataset Shift. Advances in Neural Information Processing Systems (</w:t>
+      </w:r>
+      <w:proofErr w:type="spellStart"/>
+      <w:r>
+        <w:t>NeurIPS</w:t>
+      </w:r>
+      <w:proofErr w:type="spellEnd"/>
+      <w:r>
+        <w:t>), vol. 32.</w:t>
       </w:r>
     </w:p>
     <w:p>
@@ -13511,7 +14872,15 @@
         <w:jc w:val="both"/>
       </w:pPr>
       <w:r>
-        <w:t>[7] Ovadia, Y., Fertig, E., Ren, J., et al. (2019). Can You Trust Your Model's Uncertainty? Evaluating Predictive Uncertainty Under Dataset Shift. Advances in Neural Information Processing Systems (NeurIPS), vol. 32.</w:t>
+        <w:t>[7] Ovadia, Y., Fertig, E., Ren, J., et al. (2019). Can You Trust Your Model's Uncertainty? Evaluating Predictive Uncertainty Under Dataset Shift. Advances in Neural Information Processing Systems (</w:t>
+      </w:r>
+      <w:proofErr w:type="spellStart"/>
+      <w:r>
+        <w:t>NeurIPS</w:t>
+      </w:r>
+      <w:proofErr w:type="spellEnd"/>
+      <w:r>
+        <w:t>), vol. 32.</w:t>
       </w:r>
     </w:p>
     <w:p>
@@ -13520,7 +14889,15 @@
         <w:jc w:val="both"/>
       </w:pPr>
       <w:r>
-        <w:t>[8] Ahmad, I., Basheri, M., Iqbal, M.J., and Rahim, A. (2018). Performance Comparison of Support Vector Machine, Random Forest, and Extreme Learning Machine for Intrusion Detection. IEEE Access, 6, pp. 33789-33795.</w:t>
+        <w:t xml:space="preserve">[8] Ahmad, I., </w:t>
+      </w:r>
+      <w:proofErr w:type="spellStart"/>
+      <w:r>
+        <w:t>Basheri</w:t>
+      </w:r>
+      <w:proofErr w:type="spellEnd"/>
+      <w:r>
+        <w:t>, M., Iqbal, M.J., and Rahim, A. (2018). Performance Comparison of Support Vector Machine, Random Forest, and Extreme Learning Machine for Intrusion Detection. IEEE Access, 6, pp. 33789-33795.</w:t>
       </w:r>
     </w:p>
     <w:p>
@@ -13529,7 +14906,23 @@
         <w:jc w:val="both"/>
       </w:pPr>
       <w:r>
-        <w:t>[9] Pedregosa, F., Varoquaux, G., Gramfort, A., et al. (2011). Scikit-learn: Machine Learning in Python. Journal of Machine Learning Research, 12, pp. 2825-2830.</w:t>
+        <w:t xml:space="preserve">[9] Pedregosa, F., </w:t>
+      </w:r>
+      <w:proofErr w:type="spellStart"/>
+      <w:r>
+        <w:t>Varoquaux</w:t>
+      </w:r>
+      <w:proofErr w:type="spellEnd"/>
+      <w:r>
+        <w:t xml:space="preserve">, G., </w:t>
+      </w:r>
+      <w:proofErr w:type="spellStart"/>
+      <w:r>
+        <w:t>Gramfort</w:t>
+      </w:r>
+      <w:proofErr w:type="spellEnd"/>
+      <w:r>
+        <w:t>, A., et al. (2011). Scikit-learn: Machine Learning in Python. Journal of Machine Learning Research, 12, pp. 2825-2830.</w:t>
       </w:r>
     </w:p>
     <w:p>
@@ -13538,7 +14931,23 @@
         <w:jc w:val="both"/>
       </w:pPr>
       <w:r>
-        <w:t>[10] Chen, T. and Guestrin, C. (2016). XGBoost: A Scalable Tree Boosting System. Proceedings of the 22nd ACM SIGKDD International Conference on Knowledge Discovery and Data Mining, pp. 785-794.</w:t>
+        <w:t xml:space="preserve">[10] Chen, T. and </w:t>
+      </w:r>
+      <w:proofErr w:type="spellStart"/>
+      <w:r>
+        <w:t>Guestrin</w:t>
+      </w:r>
+      <w:proofErr w:type="spellEnd"/>
+      <w:r>
+        <w:t xml:space="preserve">, C. (2016). </w:t>
+      </w:r>
+      <w:proofErr w:type="spellStart"/>
+      <w:r>
+        <w:t>XGBoost</w:t>
+      </w:r>
+      <w:proofErr w:type="spellEnd"/>
+      <w:r>
+        <w:t>: A Scalable Tree Boosting System. Proceedings of the 22nd ACM SIGKDD International Conference on Knowledge Discovery and Data Mining, pp. 785-794.</w:t>
       </w:r>
     </w:p>
     <w:sectPr>
@@ -13662,14 +15071,6 @@
       </w:pBdr>
       <w:jc w:val="right"/>
     </w:pPr>
-    <w:r>
-      <w:rPr>
-        <w:color w:val="777777"/>
-        <w:sz w:val="18"/>
-        <w:szCs w:val="18"/>
-      </w:rPr>
-      <w:t>Predicting Data Drift in Production ML Models | MUJ B.Tech CSE 2025-26</w:t>
-    </w:r>
   </w:p>
 </w:hdr>
 </file>
